--- a/documents/Foyer-template.docx
+++ b/documents/Foyer-template.docx
@@ -8,31 +8,7 @@
         <w:pStyle w:val="Titre1"/>
       </w:pPr>
       <w:r>
-        <w:t xml:space="preserve">Convention n° {% if </w:t>
-      </w:r>
-      <w:proofErr w:type="spellStart"/>
-      <w:r>
-        <w:t>convention.numero</w:t>
-      </w:r>
-      <w:proofErr w:type="spellEnd"/>
-      <w:r>
-        <w:t xml:space="preserve"> %}{{</w:t>
-      </w:r>
-      <w:proofErr w:type="spellStart"/>
-      <w:r>
-        <w:t>convention.numero</w:t>
-      </w:r>
-      <w:proofErr w:type="spellEnd"/>
-      <w:r>
-        <w:t xml:space="preserve">}}{% </w:t>
-      </w:r>
-      <w:proofErr w:type="spellStart"/>
-      <w:r>
-        <w:t>else</w:t>
-      </w:r>
-      <w:proofErr w:type="spellEnd"/>
-      <w:r>
-        <w:t xml:space="preserve"> %}</w:t>
+        <w:t>Convention n° {% if convention.numero %}{{convention.numero}}{% else %}</w:t>
       </w:r>
       <w:r>
         <w:rPr>
@@ -42,15 +18,7 @@
         <w:t>Le numéro de la convention sera défini et ajouté ici une fois la convention validée</w:t>
       </w:r>
       <w:r>
-        <w:t xml:space="preserve">{% </w:t>
-      </w:r>
-      <w:proofErr w:type="spellStart"/>
-      <w:r>
-        <w:t>endif</w:t>
-      </w:r>
-      <w:proofErr w:type="spellEnd"/>
-      <w:r>
-        <w:t xml:space="preserve"> %}</w:t>
+        <w:t>{% endif %}</w:t>
       </w:r>
     </w:p>
     <w:p>
@@ -77,39 +45,7 @@
           <w:b/>
           <w:bCs/>
         </w:rPr>
-        <w:t xml:space="preserve">{% if </w:t>
-      </w:r>
-      <w:proofErr w:type="spellStart"/>
-      <w:r>
-        <w:rPr>
-          <w:b/>
-          <w:bCs/>
-        </w:rPr>
-        <w:t>outre_mer</w:t>
-      </w:r>
-      <w:proofErr w:type="spellEnd"/>
-      <w:r>
-        <w:rPr>
-          <w:b/>
-          <w:bCs/>
-        </w:rPr>
-        <w:t xml:space="preserve"> %}Annexe I à l'article R. 373-3{% </w:t>
-      </w:r>
-      <w:proofErr w:type="spellStart"/>
-      <w:r>
-        <w:rPr>
-          <w:b/>
-          <w:bCs/>
-        </w:rPr>
-        <w:t>else</w:t>
-      </w:r>
-      <w:proofErr w:type="spellEnd"/>
-      <w:r>
-        <w:rPr>
-          <w:b/>
-          <w:bCs/>
-        </w:rPr>
-        <w:t xml:space="preserve"> %}A</w:t>
+        <w:t>{% if outre_mer %}Annexe I à l'article R. 373-3{% else %}A</w:t>
       </w:r>
       <w:r>
         <w:rPr>
@@ -157,23 +93,7 @@
           <w:b/>
           <w:bCs/>
         </w:rPr>
-        <w:t xml:space="preserve">R. 353-159{% </w:t>
-      </w:r>
-      <w:proofErr w:type="spellStart"/>
-      <w:r>
-        <w:rPr>
-          <w:b/>
-          <w:bCs/>
-        </w:rPr>
-        <w:t>endif</w:t>
-      </w:r>
-      <w:proofErr w:type="spellEnd"/>
-      <w:r>
-        <w:rPr>
-          <w:b/>
-          <w:bCs/>
-        </w:rPr>
-        <w:t xml:space="preserve"> %}</w:t>
+        <w:t>R. 353-159{% endif %}</w:t>
       </w:r>
       <w:r>
         <w:rPr>
@@ -211,39 +131,7 @@
         <w:pStyle w:val="Titre1"/>
       </w:pPr>
       <w:r>
-        <w:t xml:space="preserve">Convention{% if </w:t>
-      </w:r>
-      <w:proofErr w:type="spellStart"/>
-      <w:r>
-        <w:t>outre_mer</w:t>
-      </w:r>
-      <w:proofErr w:type="spellEnd"/>
-      <w:r>
-        <w:t xml:space="preserve"> %}-type{% </w:t>
-      </w:r>
-      <w:proofErr w:type="spellStart"/>
-      <w:r>
-        <w:t>endif</w:t>
-      </w:r>
-      <w:proofErr w:type="spellEnd"/>
-      <w:r>
-        <w:t xml:space="preserve"> %} conclue entre l'ETAT, l'organisme propriétaire et l'organisme gestionnaire en application de l'article L. 353-2 du code de la construction et de l'habitation portant sur les logements-foyers accueillant des personnes âgées ou des personnes handicapées, mentionnés aux articles L. 353-1, L. 831-1 (5°) et R. 832-20 (1°) de ce code, et ouvrant droit à l'aide personnalisée au logement{% if </w:t>
-      </w:r>
-      <w:proofErr w:type="spellStart"/>
-      <w:r>
-        <w:t>outre_mer</w:t>
-      </w:r>
-      <w:proofErr w:type="spellEnd"/>
-      <w:r>
-        <w:t xml:space="preserve"> %}, situés en Guadeloupe, en Guyane, en Martinique, à la réunion et à Mayotte{% </w:t>
-      </w:r>
-      <w:proofErr w:type="spellStart"/>
-      <w:r>
-        <w:t>endif</w:t>
-      </w:r>
-      <w:proofErr w:type="spellEnd"/>
-      <w:r>
-        <w:t xml:space="preserve"> %}</w:t>
+        <w:t>Convention{% if outre_mer %}-type{% endif %} conclue entre l'ETAT, l'organisme propriétaire et l'organisme gestionnaire en application de l'article L. 353-2 du code de la construction et de l'habitation portant sur les logements-foyers accueillant des personnes âgées ou des personnes handicapées, mentionnés aux articles L. 353-1, L. 831-1 (5°) et R. 832-20 (1°) de ce code, et ouvrant droit à l'aide personnalisée au logement{% if outre_mer %}, situés en Guadeloupe, en Guyane, en Martinique, à la réunion et à Mayotte{% endif %}</w:t>
       </w:r>
     </w:p>
     <w:p>
@@ -265,76 +153,20 @@
       </w:pPr>
       <w:r>
         <w:br/>
-        <w:t xml:space="preserve">Le ministre chargé du logement, agissant au nom de l'ETAT et représenté par le préfet ou, lorsqu'un établissement public de coopération intercommunale, un département, {% if </w:t>
-      </w:r>
-      <w:proofErr w:type="spellStart"/>
-      <w:r>
-        <w:t>outre_mer</w:t>
-      </w:r>
-      <w:proofErr w:type="spellEnd"/>
-      <w:r>
-        <w:t xml:space="preserve"> %}la collectivité territoriale de Guyane ou de Martinique{% </w:t>
-      </w:r>
-      <w:proofErr w:type="spellStart"/>
-      <w:r>
-        <w:t>else</w:t>
-      </w:r>
-      <w:proofErr w:type="spellEnd"/>
-      <w:r>
-        <w:t xml:space="preserve"> %}la métropole de Lyon, la métropole du Grand Paris, la métropole d’Aix-Marseille-Provence, une métropole ou la collectivité de Corse{% </w:t>
-      </w:r>
-      <w:proofErr w:type="spellStart"/>
-      <w:r>
-        <w:t>endif</w:t>
-      </w:r>
-      <w:proofErr w:type="spellEnd"/>
-      <w:r>
-        <w:t xml:space="preserve"> %} a signé une convention mentionnée au II de l’article L. 301-5-1 ou à l’article L. 301-5-2 du code de la construction et de l'habitation, {% if </w:t>
-      </w:r>
-      <w:proofErr w:type="spellStart"/>
-      <w:r>
-        <w:t>outre_mer</w:t>
-      </w:r>
-      <w:proofErr w:type="spellEnd"/>
-      <w:r>
-        <w:t xml:space="preserve"> %}par le président de l'établissement public de coopération intercommunale, du conseil départemental, de l'assemblée de Guyane ou du conseil exécutif de la Martinique ;{% </w:t>
-      </w:r>
-      <w:proofErr w:type="spellStart"/>
-      <w:r>
-        <w:t>else</w:t>
-      </w:r>
-      <w:proofErr w:type="spellEnd"/>
-      <w:r>
-        <w:t xml:space="preserve"> %}ou à l’article L. 3641-5, au VI de l’article L. 5219-1, au II de l’article L. 5218-2 ou au II de l’article L. 5217-2 du code général des collectivités territoriales, par le président de l'établissement public de coopération intercommunale, du conseil départemental, de la métropole de Lyon, de la métropole du Grand Paris, de la métropole d’Aix-Marseille-Provence, de la métropole ou du conseil exécutif de Corse;{% </w:t>
-      </w:r>
-      <w:proofErr w:type="spellStart"/>
-      <w:r>
-        <w:t>endif</w:t>
-      </w:r>
-      <w:proofErr w:type="spellEnd"/>
-      <w:r>
-        <w:t xml:space="preserve"> %}</w:t>
-      </w:r>
-    </w:p>
-    <w:p>
-      <w:pPr>
-        <w:jc w:val="both"/>
-      </w:pPr>
-    </w:p>
-    <w:p>
-      <w:pPr>
-        <w:jc w:val="both"/>
-      </w:pPr>
-      <w:r>
-        <w:t xml:space="preserve">{{ </w:t>
-      </w:r>
-      <w:proofErr w:type="spellStart"/>
-      <w:r>
-        <w:t>bailleur.nom|upper</w:t>
-      </w:r>
-      <w:proofErr w:type="spellEnd"/>
-      <w:r>
-        <w:t xml:space="preserve"> }}  [Organisme d'habitations à loyer modéré, société d'économie mixte ou collectivité territoriale ou autre personne morale propriétaire du logement-foyer</w:t>
+        <w:t>Le ministre chargé du logement, agissant au nom de l'ETAT et représenté par le préfet ou, lorsqu'un établissement public de coopération intercommunale, un département, {% if outre_mer %}la collectivité territoriale de Guyane ou de Martinique{% else %}la métropole de Lyon, la métropole du Grand Paris, la métropole d’Aix-Marseille-Provence, une métropole ou la collectivité de Corse{% endif %} a signé une convention mentionnée au II de l’article L. 301-5-1 ou à l’article L. 301-5-2 du code de la construction et de l'habitation, {% if outre_mer %}par le président de l'établissement public de coopération intercommunale, du conseil départemental, de l'assemblée de Guyane ou du conseil exécutif de la Martinique ;{% else %}ou à l’article L. 3641-5, au VI de l’article L. 5219-1, au II de l’article L. 5218-2 ou au II de l’article L. 5217-2 du code général des collectivités territoriales, par le président de l'établissement public de coopération intercommunale, du conseil départemental, de la métropole de Lyon, de la métropole du Grand Paris, de la métropole d’Aix-Marseille-Provence, de la métropole ou du conseil exécutif de Corse;{% endif %}</w:t>
+      </w:r>
+    </w:p>
+    <w:p>
+      <w:pPr>
+        <w:jc w:val="both"/>
+      </w:pPr>
+    </w:p>
+    <w:p>
+      <w:pPr>
+        <w:jc w:val="both"/>
+      </w:pPr>
+      <w:r>
+        <w:t>{{ bailleur.nom|upper }}  [Organisme d'habitations à loyer modéré, société d'économie mixte ou collectivité territoriale ou autre personne morale propriétaire du logement-foyer</w:t>
       </w:r>
       <w:r>
         <w:rPr>
@@ -343,178 +175,26 @@
         <w:t>1</w:t>
       </w:r>
       <w:r>
-        <w:t xml:space="preserve">], représenté (e) {%  if </w:t>
-      </w:r>
-      <w:proofErr w:type="spellStart"/>
-      <w:r>
-        <w:t>convention.signataire_nom</w:t>
-      </w:r>
-      <w:proofErr w:type="spellEnd"/>
-      <w:r>
-        <w:t xml:space="preserve"> %} {{ </w:t>
-      </w:r>
-      <w:proofErr w:type="spellStart"/>
-      <w:r>
-        <w:t>convention.signataire_nom</w:t>
-      </w:r>
-      <w:proofErr w:type="spellEnd"/>
-      <w:r>
-        <w:t xml:space="preserve"> }}, {{ </w:t>
-      </w:r>
-      <w:proofErr w:type="spellStart"/>
-      <w:r>
-        <w:t>convention.signataire_fonction</w:t>
-      </w:r>
-      <w:proofErr w:type="spellEnd"/>
-      <w:r>
-        <w:t xml:space="preserve"> }}{% </w:t>
-      </w:r>
-      <w:proofErr w:type="spellStart"/>
-      <w:r>
-        <w:t>else</w:t>
-      </w:r>
-      <w:proofErr w:type="spellEnd"/>
-      <w:r>
-        <w:t xml:space="preserve"> %} {{ </w:t>
-      </w:r>
-      <w:proofErr w:type="spellStart"/>
-      <w:r>
-        <w:t>bailleur.signataire_nom</w:t>
-      </w:r>
-      <w:proofErr w:type="spellEnd"/>
-      <w:r>
-        <w:t xml:space="preserve"> }}, {{ </w:t>
-      </w:r>
-      <w:proofErr w:type="spellStart"/>
-      <w:r>
-        <w:t>bailleur.signataire_fonction</w:t>
-      </w:r>
-      <w:proofErr w:type="spellEnd"/>
-      <w:r>
-        <w:t xml:space="preserve"> }}{% </w:t>
-      </w:r>
-      <w:proofErr w:type="spellStart"/>
-      <w:r>
-        <w:t>endif</w:t>
-      </w:r>
-      <w:proofErr w:type="spellEnd"/>
-      <w:r>
-        <w:t xml:space="preserve"> %} agissant en </w:t>
+        <w:t xml:space="preserve">], représenté (e) {%  if convention.signataire_nom %} {{ convention.signataire_nom }}, {{ convention.signataire_fonction }}{% else %} {{ bailleur.signataire_nom }}, {{ bailleur.signataire_fonction }}{% endif %} agissant en </w:t>
       </w:r>
       <w:r>
         <w:lastRenderedPageBreak/>
-        <w:t xml:space="preserve">vertu de la délibération du Conseil d’Administration en date du {%  if </w:t>
-      </w:r>
-      <w:proofErr w:type="spellStart"/>
-      <w:r>
-        <w:t>convention.signataire_date_deliberation</w:t>
-      </w:r>
-      <w:proofErr w:type="spellEnd"/>
-      <w:r>
-        <w:t xml:space="preserve"> %}{{ </w:t>
-      </w:r>
-      <w:proofErr w:type="spellStart"/>
-      <w:r>
-        <w:t>convention.signataire_date_deliberation|d</w:t>
-      </w:r>
-      <w:proofErr w:type="spellEnd"/>
-      <w:r>
-        <w:t xml:space="preserve"> }}{% </w:t>
-      </w:r>
-      <w:proofErr w:type="spellStart"/>
-      <w:r>
-        <w:t>else</w:t>
-      </w:r>
-      <w:proofErr w:type="spellEnd"/>
-      <w:r>
-        <w:t xml:space="preserve"> %}{{ </w:t>
-      </w:r>
-      <w:proofErr w:type="spellStart"/>
-      <w:r>
-        <w:t>bailleur.signataire_date_deliberation|d</w:t>
-      </w:r>
-      <w:proofErr w:type="spellEnd"/>
-      <w:r>
-        <w:t xml:space="preserve"> }}{% </w:t>
-      </w:r>
-      <w:proofErr w:type="spellStart"/>
-      <w:r>
-        <w:t>endif</w:t>
-      </w:r>
-      <w:proofErr w:type="spellEnd"/>
-      <w:r>
-        <w:t xml:space="preserve"> %}, inscrit sous le numéro </w:t>
+        <w:t xml:space="preserve">vertu de la délibération du Conseil d’Administration en date du {%  if convention.signataire_date_deliberation %}{{ convention.signataire_date_deliberation|d }}{% else %}{{ bailleur.signataire_date_deliberation|d }}{% endif %}, inscrit sous le numéro </w:t>
       </w:r>
       <w:bookmarkStart w:id="0" w:name="Siret1"/>
       <w:bookmarkEnd w:id="0"/>
       <w:r>
-        <w:t xml:space="preserve">{{ </w:t>
-      </w:r>
-      <w:proofErr w:type="spellStart"/>
-      <w:r>
-        <w:t>bailleur.siret</w:t>
-      </w:r>
-      <w:proofErr w:type="spellEnd"/>
-      <w:r>
-        <w:t xml:space="preserve"> }}{% if </w:t>
-      </w:r>
-      <w:proofErr w:type="spellStart"/>
-      <w:r>
-        <w:t>bailleur.capital_social</w:t>
-      </w:r>
-      <w:proofErr w:type="spellEnd"/>
-      <w:r>
-        <w:t xml:space="preserve"> %}, au capital de </w:t>
+        <w:t xml:space="preserve">{{ bailleur.siret }}{% if bailleur.capital_social %}, au capital de </w:t>
       </w:r>
       <w:bookmarkStart w:id="1" w:name="Capital1"/>
       <w:bookmarkEnd w:id="1"/>
       <w:r>
-        <w:t xml:space="preserve">{{ </w:t>
-      </w:r>
-      <w:proofErr w:type="spellStart"/>
-      <w:r>
-        <w:t>bailleur.capital_social|f</w:t>
-      </w:r>
-      <w:proofErr w:type="spellEnd"/>
-      <w:r>
-        <w:t xml:space="preserve"> }} € {% </w:t>
-      </w:r>
-      <w:proofErr w:type="spellStart"/>
-      <w:r>
-        <w:t>endif</w:t>
-      </w:r>
-      <w:proofErr w:type="spellEnd"/>
-      <w:r>
-        <w:t xml:space="preserve"> %} dont le siège est </w:t>
+        <w:t xml:space="preserve">{{ bailleur.capital_social|f }} € {% endif %} dont le siège est </w:t>
       </w:r>
       <w:bookmarkStart w:id="2" w:name="Siege1"/>
       <w:bookmarkEnd w:id="2"/>
       <w:r>
-        <w:t xml:space="preserve">{{ </w:t>
-      </w:r>
-      <w:proofErr w:type="spellStart"/>
-      <w:r>
-        <w:t>bailleur.adresse</w:t>
-      </w:r>
-      <w:proofErr w:type="spellEnd"/>
-      <w:r>
-        <w:t xml:space="preserve"> }}, {{ </w:t>
-      </w:r>
-      <w:proofErr w:type="spellStart"/>
-      <w:r>
-        <w:t>bailleur.code_postal</w:t>
-      </w:r>
-      <w:proofErr w:type="spellEnd"/>
-      <w:r>
-        <w:t xml:space="preserve"> }} {{ </w:t>
-      </w:r>
-      <w:proofErr w:type="spellStart"/>
-      <w:r>
-        <w:t>bailleur.ville</w:t>
-      </w:r>
-      <w:proofErr w:type="spellEnd"/>
-      <w:r>
-        <w:t xml:space="preserve"> }}</w:t>
+        <w:t>{{ bailleur.adresse }}, {{ bailleur.code_postal }} {{ bailleur.ville }}</w:t>
       </w:r>
       <w:r>
         <w:rPr>
@@ -536,181 +216,55 @@
         <w:rPr>
           <w:rFonts w:eastAsia="Arial Unicode MS"/>
         </w:rPr>
-        <w:t xml:space="preserve">{{ </w:t>
-      </w:r>
-      <w:proofErr w:type="spellStart"/>
+        <w:t>{{ convention.gestionnaire|default_str_if_none|upper }} [Organisme agréé gestionnaire du logement-foyer, sauf dans le cas où le propriétaire est gestionnaire direct] représenté (e) par {{ convention.gestionnaire_signataire_nom|default_str_if_none }}, {{ convention.gestionnaire_signataire_fonction|default_str_if_none }} agissant en vertu de la délibération du Conseil d’Administration en date du {{ convention.gestionnaire_signataire_date_deliberation|dd }}, {{ convention.</w:t>
+      </w:r>
+      <w:r>
+        <w:t xml:space="preserve"> </w:t>
+      </w:r>
       <w:r>
         <w:rPr>
           <w:rFonts w:eastAsia="Arial Unicode MS"/>
         </w:rPr>
-        <w:t>convention.gestionnaire|default_str_if_none|upper</w:t>
-      </w:r>
-      <w:proofErr w:type="spellEnd"/>
-      <w:r>
-        <w:rPr>
-          <w:rFonts w:eastAsia="Arial Unicode MS"/>
-        </w:rPr>
-        <w:t xml:space="preserve"> }} [Organisme agréé gestionnaire du logement-foyer, sauf dans le cas où le propriétaire est gestionnaire direct] représenté (e) par {{ </w:t>
-      </w:r>
-      <w:proofErr w:type="spellStart"/>
-      <w:r>
-        <w:rPr>
-          <w:rFonts w:eastAsia="Arial Unicode MS"/>
-        </w:rPr>
-        <w:t>convention.gestionnaire_signataire_nom|default_str_if_none</w:t>
-      </w:r>
-      <w:proofErr w:type="spellEnd"/>
-      <w:r>
-        <w:rPr>
-          <w:rFonts w:eastAsia="Arial Unicode MS"/>
-        </w:rPr>
-        <w:t xml:space="preserve"> }}, {{ </w:t>
-      </w:r>
-      <w:proofErr w:type="spellStart"/>
-      <w:r>
-        <w:rPr>
-          <w:rFonts w:eastAsia="Arial Unicode MS"/>
-        </w:rPr>
-        <w:t>convention.gestionnaire_signataire_fonction|default_str_if_none</w:t>
-      </w:r>
-      <w:proofErr w:type="spellEnd"/>
-      <w:r>
-        <w:rPr>
-          <w:rFonts w:eastAsia="Arial Unicode MS"/>
-        </w:rPr>
-        <w:t xml:space="preserve"> }} agissant en vertu de la délibération du Conseil d’Administration en date du {{ </w:t>
-      </w:r>
-      <w:proofErr w:type="spellStart"/>
-      <w:r>
-        <w:rPr>
-          <w:rFonts w:eastAsia="Arial Unicode MS"/>
-        </w:rPr>
-        <w:t>convention.gestionnaire_signataire_date_deliberation|dd</w:t>
-      </w:r>
-      <w:proofErr w:type="spellEnd"/>
-      <w:r>
-        <w:rPr>
-          <w:rFonts w:eastAsia="Arial Unicode MS"/>
-        </w:rPr>
-        <w:t xml:space="preserve"> }}, {{ convention.</w:t>
-      </w:r>
-      <w:r>
-        <w:t xml:space="preserve"> </w:t>
-      </w:r>
-      <w:proofErr w:type="spellStart"/>
-      <w:r>
-        <w:rPr>
-          <w:rFonts w:eastAsia="Arial Unicode MS"/>
-        </w:rPr>
-        <w:t>gestionnaire_bloc_info_complementaire</w:t>
-      </w:r>
-      <w:proofErr w:type="spellEnd"/>
-      <w:r>
-        <w:rPr>
-          <w:rFonts w:eastAsia="Arial Unicode MS"/>
-        </w:rPr>
-        <w:t xml:space="preserve"> |</w:t>
-      </w:r>
-      <w:proofErr w:type="spellStart"/>
-      <w:r>
-        <w:rPr>
-          <w:rFonts w:eastAsia="Arial Unicode MS"/>
-        </w:rPr>
-        <w:t>default_str_if_none</w:t>
-      </w:r>
-      <w:proofErr w:type="spellEnd"/>
-      <w:r>
-        <w:rPr>
-          <w:rFonts w:eastAsia="Arial Unicode MS"/>
-        </w:rPr>
-        <w:t xml:space="preserve"> }} dénommé ci-après le gestionnaire, et agissant à ce titre en application de la convention de location conclue avec le propriétaire ;</w:t>
-      </w:r>
-    </w:p>
-    <w:p>
-      <w:pPr>
-        <w:jc w:val="both"/>
-      </w:pPr>
-    </w:p>
-    <w:p>
-      <w:pPr>
-        <w:jc w:val="both"/>
-      </w:pPr>
-      <w:r>
-        <w:t xml:space="preserve">Vu l'objet du logement-foyer {% if not </w:t>
-      </w:r>
-      <w:proofErr w:type="spellStart"/>
-      <w:r>
-        <w:t>outre_mer</w:t>
-      </w:r>
-      <w:proofErr w:type="spellEnd"/>
-      <w:r>
-        <w:t xml:space="preserve"> %}tel que défini en annexe {% </w:t>
-      </w:r>
-      <w:proofErr w:type="spellStart"/>
-      <w:r>
-        <w:t>endif</w:t>
-      </w:r>
-      <w:proofErr w:type="spellEnd"/>
-      <w:r>
-        <w:t xml:space="preserve"> %};</w:t>
-      </w:r>
-    </w:p>
-    <w:p>
-      <w:pPr>
-        <w:jc w:val="both"/>
-      </w:pPr>
-    </w:p>
-    <w:p>
-      <w:pPr>
-        <w:jc w:val="both"/>
-      </w:pPr>
-      <w:r>
-        <w:t xml:space="preserve">[Logements-foyers hors habitat inclusif] Vu l'autorisation délivrée au gestionnaire par le président du conseil départemental{% if </w:t>
-      </w:r>
-      <w:proofErr w:type="spellStart"/>
-      <w:r>
-        <w:t>outre_mer</w:t>
-      </w:r>
-      <w:proofErr w:type="spellEnd"/>
-      <w:r>
-        <w:t xml:space="preserve"> %}, de l'assemblée de Guyane ou du conseil exécutif de la Martinique{% </w:t>
-      </w:r>
-      <w:proofErr w:type="spellStart"/>
-      <w:r>
-        <w:t>endif</w:t>
-      </w:r>
-      <w:proofErr w:type="spellEnd"/>
-      <w:r>
-        <w:t xml:space="preserve"> %} ou par l'autorité compétente de l'ETAT, au titre de l'article L. 313-3 du code de l'action sociale et des familles, en date du {{ </w:t>
-      </w:r>
-      <w:proofErr w:type="spellStart"/>
-      <w:r>
-        <w:t>programme.date_autorisation_hors_habitat_inclusif|dd</w:t>
-      </w:r>
-      <w:proofErr w:type="spellEnd"/>
-      <w:r>
-        <w:t xml:space="preserve"> }} ;</w:t>
-      </w:r>
-    </w:p>
-    <w:p>
-      <w:pPr>
-        <w:jc w:val="both"/>
-      </w:pPr>
-    </w:p>
-    <w:p>
-      <w:pPr>
-        <w:jc w:val="both"/>
-      </w:pPr>
-      <w:r>
-        <w:t xml:space="preserve">[Le cas échéant] Vu la convention de location, jointe à la présente convention, en date du {{ </w:t>
-      </w:r>
-      <w:proofErr w:type="spellStart"/>
-      <w:r>
-        <w:t>programme.date_convention_location|dd</w:t>
-      </w:r>
-      <w:proofErr w:type="spellEnd"/>
-      <w:r>
-        <w:t xml:space="preserve"> }} conclue entre le propriétaire et le gestionnaire ;</w:t>
+        <w:t>gestionnaire_bloc_info_complementaire |default_str_if_none }} dénommé ci-après le gestionnaire, et agissant à ce titre en application de la convention de location conclue avec le propriétaire ;</w:t>
+      </w:r>
+    </w:p>
+    <w:p>
+      <w:pPr>
+        <w:jc w:val="both"/>
+      </w:pPr>
+    </w:p>
+    <w:p>
+      <w:pPr>
+        <w:jc w:val="both"/>
+      </w:pPr>
+      <w:r>
+        <w:t>Vu l'objet du logement-foyer {% if not outre_mer %}tel que défini en annexe {% endif %};</w:t>
+      </w:r>
+    </w:p>
+    <w:p>
+      <w:pPr>
+        <w:jc w:val="both"/>
+      </w:pPr>
+    </w:p>
+    <w:p>
+      <w:pPr>
+        <w:jc w:val="both"/>
+      </w:pPr>
+      <w:r>
+        <w:t>[Logements-foyers hors habitat inclusif] Vu l'autorisation délivrée au gestionnaire par le président du conseil départemental{% if outre_mer %}, de l'assemblée de Guyane ou du conseil exécutif de la Martinique{% endif %} ou par l'autorité compétente de l'ETAT, au titre de l'article L. 313-3 du code de l'action sociale et des familles, en date du {{ programme.date_autorisation_hors_habitat_inclusif|dd }} ;</w:t>
+      </w:r>
+    </w:p>
+    <w:p>
+      <w:pPr>
+        <w:jc w:val="both"/>
+      </w:pPr>
+    </w:p>
+    <w:p>
+      <w:pPr>
+        <w:jc w:val="both"/>
+      </w:pPr>
+      <w:r>
+        <w:t>[Le cas échéant] Vu la convention de location, jointe à la présente convention, en date du {{ programme.date_convention_location|dd }} conclue entre le propriétaire et le gestionnaire ;</w:t>
       </w:r>
     </w:p>
     <w:p>
@@ -801,31 +355,7 @@
         <w:jc w:val="both"/>
       </w:pPr>
       <w:r>
-        <w:t xml:space="preserve">La présente convention a pour objet de fixer les droits et obligations des parties prévus par les articles {% if </w:t>
-      </w:r>
-      <w:proofErr w:type="spellStart"/>
-      <w:r>
-        <w:t>outre_mer</w:t>
-      </w:r>
-      <w:proofErr w:type="spellEnd"/>
-      <w:r>
-        <w:t xml:space="preserve"> %}R. 353-154 à R. 353-165{% </w:t>
-      </w:r>
-      <w:proofErr w:type="spellStart"/>
-      <w:r>
-        <w:t>else</w:t>
-      </w:r>
-      <w:proofErr w:type="spellEnd"/>
-      <w:r>
-        <w:t xml:space="preserve"> %}L. 353-154 à L. 353-165{% </w:t>
-      </w:r>
-      <w:proofErr w:type="spellStart"/>
-      <w:r>
-        <w:t>endif</w:t>
-      </w:r>
-      <w:proofErr w:type="spellEnd"/>
-      <w:r>
-        <w:t xml:space="preserve"> %} du code de la construction et de l'habitation, </w:t>
+        <w:t xml:space="preserve">La présente convention a pour objet de fixer les droits et obligations des parties prévus par les articles {% if outre_mer %}R. 353-154 à R. 353-165{% else %}L. 353-154 à L. 353-165{% endif %} du code de la construction et de l'habitation, </w:t>
       </w:r>
       <w:r>
         <w:rPr>
@@ -834,31 +364,7 @@
         <w:t xml:space="preserve"> pour le logement-foyer de [nom et adresse de l'établissement] </w:t>
       </w:r>
       <w:r>
-        <w:t xml:space="preserve">{{ </w:t>
-      </w:r>
-      <w:proofErr w:type="spellStart"/>
-      <w:r>
-        <w:t>programme.nom</w:t>
-      </w:r>
-      <w:proofErr w:type="spellEnd"/>
-      <w:r>
-        <w:t xml:space="preserve"> }} à {{ </w:t>
-      </w:r>
-      <w:proofErr w:type="spellStart"/>
-      <w:r>
-        <w:t>adresse|inline_text_multiline</w:t>
-      </w:r>
-      <w:proofErr w:type="spellEnd"/>
-      <w:r>
-        <w:t xml:space="preserve"> }} à {{ </w:t>
-      </w:r>
-      <w:proofErr w:type="spellStart"/>
-      <w:r>
-        <w:t>code_postal</w:t>
-      </w:r>
-      <w:proofErr w:type="spellEnd"/>
-      <w:r>
-        <w:t xml:space="preserve"> }}, {{ ville }} </w:t>
+        <w:t xml:space="preserve">{{ programme.nom }} à {{ adresse|inline_text_multiline }} à {{ code_postal }}, {{ ville }} </w:t>
       </w:r>
       <w:r>
         <w:rPr>
@@ -880,15 +386,7 @@
         <w:jc w:val="both"/>
       </w:pPr>
       <w:r>
-        <w:t xml:space="preserve">{% if </w:t>
-      </w:r>
-      <w:proofErr w:type="spellStart"/>
-      <w:r>
-        <w:t>outre_mer</w:t>
-      </w:r>
-      <w:proofErr w:type="spellEnd"/>
-      <w:r>
-        <w:t xml:space="preserve"> %}</w:t>
+        <w:t>{% if outre_mer %}</w:t>
       </w:r>
     </w:p>
     <w:p>
@@ -935,26 +433,10 @@
         <w:jc w:val="both"/>
       </w:pPr>
       <w:r>
-        <w:t xml:space="preserve">L'agrément prévu à l'article R. 353-156 du code de la construction et de l'habitation a été délivré par le préfet du département de {{programme. departement_residence_argement_gestionnaire_intermediation|default_str_if_none}} en date du {{programme.date_residence_argement_gestionnaire_intermediation|default_str_if_none}}.{% </w:t>
-      </w:r>
-      <w:proofErr w:type="spellStart"/>
-      <w:r>
-        <w:t>else</w:t>
-      </w:r>
-      <w:proofErr w:type="spellEnd"/>
-      <w:r>
-        <w:t xml:space="preserve"> %}</w:t>
-      </w:r>
-      <w:r>
-        <w:t xml:space="preserve">La présente convention ouvre, pendant sa durée, le droit à l'aide personnalisée au logement (APL) dans les conditions définies par le livre VIII du code de la construction et de l'habitation et de ses textes d'application. Si la présente convention est signée par un établissement public de coopération intercommunale, un département, la métropole de Lyon, la métropole du Grand Paris, la métropole d’Aix-Marseille-Provence, une métropole ou la collectivité de Corse, signataire d'une convention mentionnée au II de l’article L. 301-5-1 ou à l’article L. 301-5-2 du code de la construction et de l'habitation, ou à l’article L. 3641-5, au VI de l’article L. 5219-1, au II de l’article L. 5218-2 ou au II de l’article L. 5217-2 du code général des collectivités territoriales, le président de l'établissement public de coopération intercommunale, du conseil départemental, de la métropole de Lyon, de la métropole du Grand Paris, de la métropole d’Aix-Marseille-Provence, de la métropole ou du conseil exécutif de Corse adresse au préfet une copie de la convention ouvrant droit à l'APL.{% </w:t>
-      </w:r>
-      <w:proofErr w:type="spellStart"/>
-      <w:r>
-        <w:t>endif</w:t>
-      </w:r>
-      <w:proofErr w:type="spellEnd"/>
-      <w:r>
-        <w:t xml:space="preserve"> %}</w:t>
+        <w:t>L'agrément prévu à l'article R. 353-156 du code de la construction et de l'habitation a été délivré par le préfet du département de {{programme. departement_residence_argement_gestionnaire_intermediation|default_str_if_none}} en date du {{programme.date_residence_argement_gestionnaire_intermediation|default_str_if_none}}.{% else %}</w:t>
+      </w:r>
+      <w:r>
+        <w:t>La présente convention ouvre, pendant sa durée, le droit à l'aide personnalisée au logement (APL) dans les conditions définies par le livre VIII du code de la construction et de l'habitation et de ses textes d'application. Si la présente convention est signée par un établissement public de coopération intercommunale, un département, la métropole de Lyon, la métropole du Grand Paris, la métropole d’Aix-Marseille-Provence, une métropole ou la collectivité de Corse, signataire d'une convention mentionnée au II de l’article L. 301-5-1 ou à l’article L. 301-5-2 du code de la construction et de l'habitation, ou à l’article L. 3641-5, au VI de l’article L. 5219-1, au II de l’article L. 5218-2 ou au II de l’article L. 5217-2 du code général des collectivités territoriales, le président de l'établissement public de coopération intercommunale, du conseil départemental, de la métropole de Lyon, de la métropole du Grand Paris, de la métropole d’Aix-Marseille-Provence, de la métropole ou du conseil exécutif de Corse adresse au préfet une copie de la convention ouvrant droit à l'APL.{% endif %}</w:t>
       </w:r>
     </w:p>
     <w:p>
@@ -1021,23 +503,7 @@
     </w:p>
     <w:p>
       <w:r>
-        <w:t xml:space="preserve">Elle expire le {{ </w:t>
-      </w:r>
-      <w:proofErr w:type="spellStart"/>
-      <w:r>
-        <w:t>convention.date_fin_conventionnement|d</w:t>
-      </w:r>
-      <w:proofErr w:type="spellEnd"/>
-      <w:r>
-        <w:t xml:space="preserve"> }} {% if </w:t>
-      </w:r>
-      <w:proofErr w:type="spellStart"/>
-      <w:r>
-        <w:t>outre_mer</w:t>
-      </w:r>
-      <w:proofErr w:type="spellEnd"/>
-      <w:r>
-        <w:t xml:space="preserve"> %}</w:t>
+        <w:t>Elle expire le {{ convention.date_fin_conventionnement|d }} {% if outre_mer %}</w:t>
       </w:r>
       <w:r>
         <w:rPr>
@@ -1057,64 +523,24 @@
         <w:jc w:val="both"/>
       </w:pPr>
       <w:r>
-        <w:t xml:space="preserve">A {% </w:t>
-      </w:r>
-      <w:proofErr w:type="spellStart"/>
-      <w:r>
-        <w:t>else</w:t>
-      </w:r>
-      <w:proofErr w:type="spellEnd"/>
-      <w:r>
-        <w:t xml:space="preserve"> %}à {% </w:t>
-      </w:r>
-      <w:proofErr w:type="spellStart"/>
-      <w:r>
-        <w:t>endif</w:t>
-      </w:r>
-      <w:proofErr w:type="spellEnd"/>
-      <w:r>
-        <w:t xml:space="preserve"> %}défaut de dénonciation expresse notifiée au moins six mois avant cette date, la convention est renouvelée par tacite reconduction par périodes triennales prenant effet à compter de sa date d'expiration.</w:t>
-      </w:r>
-    </w:p>
-    <w:p>
-      <w:pPr>
-        <w:jc w:val="both"/>
-      </w:pPr>
-    </w:p>
-    <w:p>
-      <w:pPr>
-        <w:jc w:val="both"/>
-      </w:pPr>
-      <w:r>
-        <w:t xml:space="preserve">Aucune dénonciation décidée par le propriétaire ou, s'il y a lieu et d'un commun accord, par le propriétaire et le gestionnaire ne peut prendre effet avant la date d'expiration de la convention. La résiliation doit être notifiée, au moins six mois avant cette date, par acte notarié ou par acte d'huissier de justice, au préfet ou, lorsqu'un établissement public de coopération intercommunale, un département, la {% if </w:t>
-      </w:r>
-      <w:proofErr w:type="spellStart"/>
-      <w:r>
-        <w:t>outre_mer</w:t>
-      </w:r>
-      <w:proofErr w:type="spellEnd"/>
-      <w:r>
-        <w:t xml:space="preserve"> %}collectivité territoriale de Guyane ou de Martinique, a signé une convention mentionnée au II de l'article L. 301-5-1 ou à l'article L. 301-5-2 du code de la construction et de l'habitation, au président de l'établissement public de coopération, du conseil départemental, de l'assemblée de Guyane ou du conseil exécutif de Martinique.{% </w:t>
-      </w:r>
-      <w:proofErr w:type="spellStart"/>
-      <w:r>
-        <w:t>else</w:t>
-      </w:r>
-      <w:proofErr w:type="spellEnd"/>
-      <w:r>
-        <w:t xml:space="preserve"> %}métropole de Lyon, la métropole du Grand Paris, la métropole d’Aix</w:t>
+        <w:t>A {% else %}à {% endif %}défaut de dénonciation expresse notifiée au moins six mois avant cette date, la convention est renouvelée par tacite reconduction par périodes triennales prenant effet à compter de sa date d'expiration.</w:t>
+      </w:r>
+    </w:p>
+    <w:p>
+      <w:pPr>
+        <w:jc w:val="both"/>
+      </w:pPr>
+    </w:p>
+    <w:p>
+      <w:pPr>
+        <w:jc w:val="both"/>
+      </w:pPr>
+      <w:r>
+        <w:t>Aucune dénonciation décidée par le propriétaire ou, s'il y a lieu et d'un commun accord, par le propriétaire et le gestionnaire ne peut prendre effet avant la date d'expiration de la convention. La résiliation doit être notifiée, au moins six mois avant cette date, par acte notarié ou par acte d'huissier de justice, au préfet ou, lorsqu'un établissement public de coopération intercommunale, un département, la {% if outre_mer %}collectivité territoriale de Guyane ou de Martinique, a signé une convention mentionnée au II de l'article L. 301-5-1 ou à l'article L. 301-5-2 du code de la construction et de l'habitation, au président de l'établissement public de coopération, du conseil départemental, de l'assemblée de Guyane ou du conseil exécutif de Martinique.{% else %}métropole de Lyon, la métropole du Grand Paris, la métropole d’Aix</w:t>
       </w:r>
       <w:r>
         <w:noBreakHyphen/>
-        <w:t xml:space="preserve">Marseille-Provence, une métropole ou la collectivité de Corse a signé une convention mentionnée au II de l’article L. 301-5-1 ou à l’article L. 301-5-2 du code de la construction et de l'habitation, ou à l’article L. 3641-5, au VI de l’article L. 5219-1, au II de l’article L. 5218-2 ou au II de l’article L. 5217-2 du code général des collectivités territoriales, au président de l'établissement public de coopération intercommunale, du conseil départemental, de la métropole de Lyon, de la métropole du Grand Paris, de la métropole d’Aix-Marseille-Provence, de la métropole ou du conseil exécutif de Corse.{% </w:t>
-      </w:r>
-      <w:proofErr w:type="spellStart"/>
-      <w:r>
-        <w:t>endif</w:t>
-      </w:r>
-      <w:proofErr w:type="spellEnd"/>
-      <w:r>
-        <w:t xml:space="preserve"> %}</w:t>
+        <w:t>Marseille-Provence, une métropole ou la collectivité de Corse a signé une convention mentionnée au II de l’article L. 301-5-1 ou à l’article L. 301-5-2 du code de la construction et de l'habitation, ou à l’article L. 3641-5, au VI de l’article L. 5219-1, au II de l’article L. 5218-2 ou au II de l’article L. 5217-2 du code général des collectivités territoriales, au président de l'établissement public de coopération intercommunale, du conseil départemental, de la métropole de Lyon, de la métropole du Grand Paris, de la métropole d’Aix-Marseille-Provence, de la métropole ou du conseil exécutif de Corse.{% endif %}</w:t>
       </w:r>
     </w:p>
     <w:p>
@@ -1184,87 +610,102 @@
           <w:iCs/>
         </w:rPr>
         <w:lastRenderedPageBreak/>
-        <w:t xml:space="preserve">Obligations respectives du propriétaire et du {% if </w:t>
-      </w:r>
-      <w:proofErr w:type="spellStart"/>
+        <w:t>Obligations respectives du propriétaire et du {% if outre_mer %}gestionnaire{% else %}bailleur{% endif %} relatives à la maintenance et à l'entretien des locaux {% if outre_mer %}loués{% endif %}</w:t>
+      </w:r>
+    </w:p>
+    <w:p>
+      <w:pPr>
+        <w:jc w:val="center"/>
+      </w:pPr>
+    </w:p>
+    <w:p>
+      <w:pPr>
+        <w:jc w:val="both"/>
+      </w:pPr>
+      <w:r>
+        <w:t>Les locaux doivent être maintenus en bon état de fonctionnement au moyen d'une politique de provision pour le financement de travaux d'entretien et de grosses réparations.</w:t>
+      </w:r>
+    </w:p>
+    <w:p>
+      <w:pPr>
+        <w:jc w:val="both"/>
+      </w:pPr>
+    </w:p>
+    <w:p>
+      <w:pPr>
+        <w:jc w:val="both"/>
+      </w:pPr>
+      <w:r>
+        <w:t>Si le propriétaire et le gestionnaire sont deux organismes distincts, les obligations respectives du propriétaire et du gestionnaire relatives à la maintenance et à l'entretien des locaux sont celles définies dans la convention de location.</w:t>
+      </w:r>
+    </w:p>
+    <w:p>
+      <w:pPr>
+        <w:jc w:val="both"/>
+      </w:pPr>
+    </w:p>
+    <w:p>
+      <w:pPr>
+        <w:jc w:val="both"/>
+      </w:pPr>
+      <w:r>
+        <w:t>Dans le cas où le propriétaire est gestionnaire direct, le propriétaire est tenu, en application des articles 606, 1719, 1720 et 1721 du code civil, de maintenir les locaux en bon état d'habitation et de faire exécuter les réparations nécessaires qui sont à sa charge.</w:t>
+      </w:r>
+    </w:p>
+    <w:p>
+      <w:pPr>
+        <w:jc w:val="both"/>
+      </w:pPr>
+    </w:p>
+    <w:p>
+      <w:pPr>
+        <w:jc w:val="both"/>
+      </w:pPr>
+      <w:r>
+        <w:t>Pour permettre le contrôle de l'exécution des obligations définies ci-dessus, le propriétaire s'engage avec le gestionnaire à tenir un carnet d'entretien et de grosses réparations annuel dans lequel seront consignés tous les renseignements sur les interventions d'entretien, de réparation ou d'amélioration faites ou à faire par l'un ou l'autre sur l'immeuble.{% if outre_mer %}</w:t>
+      </w:r>
+    </w:p>
+    <w:p>
+      <w:pPr>
+        <w:jc w:val="both"/>
+      </w:pPr>
+    </w:p>
+    <w:p>
+      <w:pPr>
+        <w:jc w:val="both"/>
+      </w:pPr>
+      <w:r>
+        <w:t>Conformément à l'article L. 822-9 de code de la construction et de l'habitation, le logement au titre duquel le droit à l'aide personnalisée au logement est ouvert doit répondre aux caractéristiques de décence définies au premier alinéa de l'article 6 de la loi n° 89-462 du 6 juillet 1989 tendant à améliorer les rapports locatifs.{% endif %}</w:t>
+      </w:r>
+    </w:p>
+    <w:p>
+      <w:pPr>
+        <w:jc w:val="center"/>
+      </w:pPr>
+    </w:p>
+    <w:p>
+      <w:pPr>
+        <w:jc w:val="center"/>
+      </w:pPr>
+      <w:r>
+        <w:t>Article 4.</w:t>
+      </w:r>
+    </w:p>
+    <w:p>
+      <w:pPr>
+        <w:jc w:val="center"/>
+      </w:pPr>
+    </w:p>
+    <w:p>
+      <w:pPr>
+        <w:jc w:val="center"/>
+      </w:pPr>
       <w:r>
         <w:rPr>
           <w:i/>
           <w:iCs/>
         </w:rPr>
-        <w:t>outre_mer</w:t>
-      </w:r>
-      <w:proofErr w:type="spellEnd"/>
-      <w:r>
-        <w:rPr>
-          <w:i/>
-          <w:iCs/>
-        </w:rPr>
-        <w:t xml:space="preserve"> %}gestionnaire{% </w:t>
-      </w:r>
-      <w:proofErr w:type="spellStart"/>
-      <w:r>
-        <w:rPr>
-          <w:i/>
-          <w:iCs/>
-        </w:rPr>
-        <w:t>else</w:t>
-      </w:r>
-      <w:proofErr w:type="spellEnd"/>
-      <w:r>
-        <w:rPr>
-          <w:i/>
-          <w:iCs/>
-        </w:rPr>
-        <w:t xml:space="preserve"> %}bailleur{% </w:t>
-      </w:r>
-      <w:proofErr w:type="spellStart"/>
-      <w:r>
-        <w:rPr>
-          <w:i/>
-          <w:iCs/>
-        </w:rPr>
-        <w:t>endif</w:t>
-      </w:r>
-      <w:proofErr w:type="spellEnd"/>
-      <w:r>
-        <w:rPr>
-          <w:i/>
-          <w:iCs/>
-        </w:rPr>
-        <w:t xml:space="preserve"> %} relatives à la maintenance et à l'entretien des locaux {% if </w:t>
-      </w:r>
-      <w:proofErr w:type="spellStart"/>
-      <w:r>
-        <w:rPr>
-          <w:i/>
-          <w:iCs/>
-        </w:rPr>
-        <w:t>outre_mer</w:t>
-      </w:r>
-      <w:proofErr w:type="spellEnd"/>
-      <w:r>
-        <w:rPr>
-          <w:i/>
-          <w:iCs/>
-        </w:rPr>
-        <w:t xml:space="preserve"> %}loués{% </w:t>
-      </w:r>
-      <w:proofErr w:type="spellStart"/>
-      <w:r>
-        <w:rPr>
-          <w:i/>
-          <w:iCs/>
-        </w:rPr>
-        <w:t>endif</w:t>
-      </w:r>
-      <w:proofErr w:type="spellEnd"/>
-      <w:r>
-        <w:rPr>
-          <w:i/>
-          <w:iCs/>
-        </w:rPr>
-        <w:t xml:space="preserve"> %}</w:t>
+        <w:t>Conditions d'attribution et d'occupation permanente du logement-foyer</w:t>
       </w:r>
     </w:p>
     <w:p>
@@ -1277,117 +718,6 @@
         <w:jc w:val="both"/>
       </w:pPr>
       <w:r>
-        <w:t>Les locaux doivent être maintenus en bon état de fonctionnement au moyen d'une politique de provision pour le financement de travaux d'entretien et de grosses réparations.</w:t>
-      </w:r>
-    </w:p>
-    <w:p>
-      <w:pPr>
-        <w:jc w:val="both"/>
-      </w:pPr>
-    </w:p>
-    <w:p>
-      <w:pPr>
-        <w:jc w:val="both"/>
-      </w:pPr>
-      <w:r>
-        <w:t>Si le propriétaire et le gestionnaire sont deux organismes distincts, les obligations respectives du propriétaire et du gestionnaire relatives à la maintenance et à l'entretien des locaux sont celles définies dans la convention de location.</w:t>
-      </w:r>
-    </w:p>
-    <w:p>
-      <w:pPr>
-        <w:jc w:val="both"/>
-      </w:pPr>
-    </w:p>
-    <w:p>
-      <w:pPr>
-        <w:jc w:val="both"/>
-      </w:pPr>
-      <w:r>
-        <w:t>Dans le cas où le propriétaire est gestionnaire direct, le propriétaire est tenu, en application des articles 606, 1719, 1720 et 1721 du code civil, de maintenir les locaux en bon état d'habitation et de faire exécuter les réparations nécessaires qui sont à sa charge.</w:t>
-      </w:r>
-    </w:p>
-    <w:p>
-      <w:pPr>
-        <w:jc w:val="both"/>
-      </w:pPr>
-    </w:p>
-    <w:p>
-      <w:pPr>
-        <w:jc w:val="both"/>
-      </w:pPr>
-      <w:r>
-        <w:t xml:space="preserve">Pour permettre le contrôle de l'exécution des obligations définies ci-dessus, le propriétaire s'engage avec le gestionnaire à tenir un carnet d'entretien et de grosses réparations annuel dans lequel seront consignés tous les renseignements sur les interventions d'entretien, de réparation ou d'amélioration faites ou à faire par l'un ou l'autre sur l'immeuble.{% if </w:t>
-      </w:r>
-      <w:proofErr w:type="spellStart"/>
-      <w:r>
-        <w:t>outre_mer</w:t>
-      </w:r>
-      <w:proofErr w:type="spellEnd"/>
-      <w:r>
-        <w:t xml:space="preserve"> %}</w:t>
-      </w:r>
-    </w:p>
-    <w:p>
-      <w:pPr>
-        <w:jc w:val="both"/>
-      </w:pPr>
-    </w:p>
-    <w:p>
-      <w:pPr>
-        <w:jc w:val="both"/>
-      </w:pPr>
-      <w:r>
-        <w:t xml:space="preserve">Conformément à l'article L. 822-9 de code de la construction et de l'habitation, le logement au titre duquel le droit à l'aide personnalisée au logement est ouvert doit répondre aux caractéristiques de décence définies au premier alinéa de l'article 6 de la loi n° 89-462 du 6 juillet 1989 tendant à améliorer les rapports locatifs.{% </w:t>
-      </w:r>
-      <w:proofErr w:type="spellStart"/>
-      <w:r>
-        <w:t>endif</w:t>
-      </w:r>
-      <w:proofErr w:type="spellEnd"/>
-      <w:r>
-        <w:t xml:space="preserve"> %}</w:t>
-      </w:r>
-    </w:p>
-    <w:p>
-      <w:pPr>
-        <w:jc w:val="center"/>
-      </w:pPr>
-    </w:p>
-    <w:p>
-      <w:pPr>
-        <w:jc w:val="center"/>
-      </w:pPr>
-      <w:r>
-        <w:t>Article 4.</w:t>
-      </w:r>
-    </w:p>
-    <w:p>
-      <w:pPr>
-        <w:jc w:val="center"/>
-      </w:pPr>
-    </w:p>
-    <w:p>
-      <w:pPr>
-        <w:jc w:val="center"/>
-      </w:pPr>
-      <w:r>
-        <w:rPr>
-          <w:i/>
-          <w:iCs/>
-        </w:rPr>
-        <w:t>Conditions d'attribution et d'occupation permanente du logement-foyer</w:t>
-      </w:r>
-    </w:p>
-    <w:p>
-      <w:pPr>
-        <w:jc w:val="center"/>
-      </w:pPr>
-    </w:p>
-    <w:p>
-      <w:pPr>
-        <w:jc w:val="both"/>
-      </w:pPr>
-      <w:r>
         <w:t>Le gestionnaire s'engage à réserver le logement-foyer :</w:t>
       </w:r>
     </w:p>
@@ -1412,15 +742,7 @@
         <w:jc w:val="both"/>
       </w:pPr>
       <w:r>
-        <w:t xml:space="preserve">{% if </w:t>
-      </w:r>
-      <w:proofErr w:type="spellStart"/>
-      <w:r>
-        <w:t>convention.attribution_agees_autonomie</w:t>
-      </w:r>
-      <w:proofErr w:type="spellEnd"/>
-      <w:r>
-        <w:t xml:space="preserve"> %}</w:t>
+        <w:t>{% if convention.attribution_agees_autonomie %}</w:t>
       </w:r>
       <w:r>
         <w:fldChar w:fldCharType="begin">
@@ -1448,15 +770,7 @@
         <w:fldChar w:fldCharType="end"/>
       </w:r>
       <w:r>
-        <w:t xml:space="preserve"> {% </w:t>
-      </w:r>
-      <w:proofErr w:type="spellStart"/>
-      <w:r>
-        <w:t>else</w:t>
-      </w:r>
-      <w:proofErr w:type="spellEnd"/>
-      <w:r>
-        <w:t xml:space="preserve"> %}</w:t>
+        <w:t xml:space="preserve"> {% else %}</w:t>
       </w:r>
       <w:r>
         <w:fldChar w:fldCharType="begin">
@@ -1485,15 +799,7 @@
       <w:bookmarkStart w:id="5" w:name="Bookmark_Copy_1"/>
       <w:bookmarkEnd w:id="5"/>
       <w:r>
-        <w:t xml:space="preserve"> {% </w:t>
-      </w:r>
-      <w:proofErr w:type="spellStart"/>
-      <w:r>
-        <w:t>endif</w:t>
-      </w:r>
-      <w:proofErr w:type="spellEnd"/>
-      <w:r>
-        <w:t xml:space="preserve"> -%}</w:t>
+        <w:t xml:space="preserve"> {% endif -%}</w:t>
       </w:r>
     </w:p>
     <w:p>
@@ -1515,21 +821,7 @@
         <w:rPr>
           <w:lang w:val="en-US"/>
         </w:rPr>
-        <w:t xml:space="preserve">{% if </w:t>
-      </w:r>
-      <w:proofErr w:type="spellStart"/>
-      <w:r>
-        <w:rPr>
-          <w:lang w:val="en-US"/>
-        </w:rPr>
-        <w:t>convention.attribution_agees_ephad</w:t>
-      </w:r>
-      <w:proofErr w:type="spellEnd"/>
-      <w:r>
-        <w:rPr>
-          <w:lang w:val="en-US"/>
-        </w:rPr>
-        <w:t xml:space="preserve"> %}</w:t>
+        <w:t>{% if convention.attribution_agees_ephad %}</w:t>
       </w:r>
       <w:r>
         <w:fldChar w:fldCharType="begin">
@@ -1640,21 +932,7 @@
         <w:rPr>
           <w:lang w:val="en-US"/>
         </w:rPr>
-        <w:t xml:space="preserve">{% if </w:t>
-      </w:r>
-      <w:proofErr w:type="spellStart"/>
-      <w:r>
-        <w:rPr>
-          <w:lang w:val="en-US"/>
-        </w:rPr>
-        <w:t>convention.attribution_agees_desorientees</w:t>
-      </w:r>
-      <w:proofErr w:type="spellEnd"/>
-      <w:r>
-        <w:rPr>
-          <w:lang w:val="en-US"/>
-        </w:rPr>
-        <w:t xml:space="preserve"> %}</w:t>
+        <w:t>{% if convention.attribution_agees_desorientees %}</w:t>
       </w:r>
       <w:r>
         <w:fldChar w:fldCharType="begin">
@@ -1765,21 +1043,7 @@
         <w:rPr>
           <w:lang w:val="en-US"/>
         </w:rPr>
-        <w:t xml:space="preserve">{% if </w:t>
-      </w:r>
-      <w:proofErr w:type="spellStart"/>
-      <w:r>
-        <w:rPr>
-          <w:lang w:val="en-US"/>
-        </w:rPr>
-        <w:t>convention.attribution_agees_petite_unite</w:t>
-      </w:r>
-      <w:proofErr w:type="spellEnd"/>
-      <w:r>
-        <w:rPr>
-          <w:lang w:val="en-US"/>
-        </w:rPr>
-        <w:t xml:space="preserve"> %}</w:t>
+        <w:t>{% if convention.attribution_agees_petite_unite %}</w:t>
       </w:r>
       <w:r>
         <w:fldChar w:fldCharType="begin">
@@ -1884,15 +1148,7 @@
         <w:jc w:val="both"/>
       </w:pPr>
       <w:r>
-        <w:t xml:space="preserve">{% if </w:t>
-      </w:r>
-      <w:proofErr w:type="spellStart"/>
-      <w:r>
-        <w:t>convention.attribution_agees_autre</w:t>
-      </w:r>
-      <w:proofErr w:type="spellEnd"/>
-      <w:r>
-        <w:t xml:space="preserve"> %}</w:t>
+        <w:t>{% if convention.attribution_agees_autre %}</w:t>
       </w:r>
       <w:r>
         <w:fldChar w:fldCharType="begin">
@@ -1920,15 +1176,7 @@
       <w:bookmarkStart w:id="12" w:name="Bookmark_Copy_8"/>
       <w:bookmarkEnd w:id="12"/>
       <w:r>
-        <w:t xml:space="preserve"> {% </w:t>
-      </w:r>
-      <w:proofErr w:type="spellStart"/>
-      <w:r>
-        <w:t>else</w:t>
-      </w:r>
-      <w:proofErr w:type="spellEnd"/>
-      <w:r>
-        <w:t xml:space="preserve"> %}</w:t>
+        <w:t xml:space="preserve"> {% else %}</w:t>
       </w:r>
       <w:r>
         <w:fldChar w:fldCharType="begin">
@@ -1955,15 +1203,7 @@
       <w:bookmarkStart w:id="13" w:name="Bookmark_Copy_9"/>
       <w:bookmarkEnd w:id="13"/>
       <w:r>
-        <w:t xml:space="preserve"> {% </w:t>
-      </w:r>
-      <w:proofErr w:type="spellStart"/>
-      <w:r>
-        <w:t>endif</w:t>
-      </w:r>
-      <w:proofErr w:type="spellEnd"/>
-      <w:r>
-        <w:t xml:space="preserve"> -%}</w:t>
+        <w:t xml:space="preserve"> {% endif -%}</w:t>
       </w:r>
     </w:p>
     <w:p>
@@ -1979,47 +1219,23 @@
         <w:jc w:val="both"/>
       </w:pPr>
       <w:r>
-        <w:t xml:space="preserve">{% if </w:t>
-      </w:r>
-      <w:proofErr w:type="spellStart"/>
-      <w:r>
-        <w:t>convention.attribution_agees_autre_detail</w:t>
-      </w:r>
-      <w:proofErr w:type="spellEnd"/>
-      <w:r>
-        <w:t xml:space="preserve"> -%}</w:t>
-      </w:r>
-    </w:p>
-    <w:p>
-      <w:pPr>
-        <w:jc w:val="both"/>
-      </w:pPr>
-      <w:r>
-        <w:t xml:space="preserve">{{ </w:t>
-      </w:r>
-      <w:proofErr w:type="spellStart"/>
-      <w:r>
-        <w:t>convention.attribution_agees_autre_detail</w:t>
-      </w:r>
-      <w:proofErr w:type="spellEnd"/>
-      <w:r>
-        <w:t xml:space="preserve"> }}</w:t>
-      </w:r>
-    </w:p>
-    <w:p>
-      <w:pPr>
-        <w:jc w:val="both"/>
-      </w:pPr>
-      <w:r>
-        <w:t xml:space="preserve">{% </w:t>
-      </w:r>
-      <w:proofErr w:type="spellStart"/>
-      <w:r>
-        <w:t>endif</w:t>
-      </w:r>
-      <w:proofErr w:type="spellEnd"/>
-      <w:r>
-        <w:t xml:space="preserve"> %}</w:t>
+        <w:t>{% if convention.attribution_agees_autre_detail -%}</w:t>
+      </w:r>
+    </w:p>
+    <w:p>
+      <w:pPr>
+        <w:jc w:val="both"/>
+      </w:pPr>
+      <w:r>
+        <w:t>{{ convention.attribution_agees_autre_detail }}</w:t>
+      </w:r>
+    </w:p>
+    <w:p>
+      <w:pPr>
+        <w:jc w:val="both"/>
+      </w:pPr>
+      <w:r>
+        <w:t>{% endif %}</w:t>
       </w:r>
     </w:p>
     <w:p>
@@ -2044,15 +1260,7 @@
       </w:pPr>
       <w:r>
         <w:lastRenderedPageBreak/>
-        <w:t xml:space="preserve">{% if </w:t>
-      </w:r>
-      <w:proofErr w:type="spellStart"/>
-      <w:r>
-        <w:t>convention.attribution_handicapes_foyer</w:t>
-      </w:r>
-      <w:proofErr w:type="spellEnd"/>
-      <w:r>
-        <w:t xml:space="preserve"> %}</w:t>
+        <w:t>{% if convention.attribution_handicapes_foyer %}</w:t>
       </w:r>
       <w:r>
         <w:fldChar w:fldCharType="begin">
@@ -2080,15 +1288,7 @@
       <w:bookmarkStart w:id="14" w:name="Bookmark_Copy_10"/>
       <w:bookmarkEnd w:id="14"/>
       <w:r>
-        <w:t xml:space="preserve"> {% </w:t>
-      </w:r>
-      <w:proofErr w:type="spellStart"/>
-      <w:r>
-        <w:t>else</w:t>
-      </w:r>
-      <w:proofErr w:type="spellEnd"/>
-      <w:r>
-        <w:t xml:space="preserve"> %}</w:t>
+        <w:t xml:space="preserve"> {% else %}</w:t>
       </w:r>
       <w:r>
         <w:fldChar w:fldCharType="begin">
@@ -2115,15 +1315,7 @@
       <w:bookmarkStart w:id="15" w:name="Bookmark_Copy_11"/>
       <w:bookmarkEnd w:id="15"/>
       <w:r>
-        <w:t xml:space="preserve"> {% </w:t>
-      </w:r>
-      <w:proofErr w:type="spellStart"/>
-      <w:r>
-        <w:t>endif</w:t>
-      </w:r>
-      <w:proofErr w:type="spellEnd"/>
-      <w:r>
-        <w:t xml:space="preserve"> -%}</w:t>
+        <w:t xml:space="preserve"> {% endif -%}</w:t>
       </w:r>
     </w:p>
     <w:p>
@@ -2139,15 +1331,7 @@
         <w:jc w:val="both"/>
       </w:pPr>
       <w:r>
-        <w:t xml:space="preserve">{% if </w:t>
-      </w:r>
-      <w:proofErr w:type="spellStart"/>
-      <w:r>
-        <w:t>convention.attribution_handicapes_foyer_de_vie</w:t>
-      </w:r>
-      <w:proofErr w:type="spellEnd"/>
-      <w:r>
-        <w:t xml:space="preserve"> %}</w:t>
+        <w:t>{% if convention.attribution_handicapes_foyer_de_vie %}</w:t>
       </w:r>
       <w:r>
         <w:fldChar w:fldCharType="begin">
@@ -2175,15 +1359,7 @@
       <w:bookmarkStart w:id="16" w:name="Bookmark_Copy_12"/>
       <w:bookmarkEnd w:id="16"/>
       <w:r>
-        <w:t xml:space="preserve"> {% </w:t>
-      </w:r>
-      <w:proofErr w:type="spellStart"/>
-      <w:r>
-        <w:t>else</w:t>
-      </w:r>
-      <w:proofErr w:type="spellEnd"/>
-      <w:r>
-        <w:t xml:space="preserve"> %}</w:t>
+        <w:t xml:space="preserve"> {% else %}</w:t>
       </w:r>
       <w:r>
         <w:fldChar w:fldCharType="begin">
@@ -2210,15 +1386,7 @@
       <w:bookmarkStart w:id="17" w:name="Bookmark_Copy_13"/>
       <w:bookmarkEnd w:id="17"/>
       <w:r>
-        <w:t xml:space="preserve"> {% </w:t>
-      </w:r>
-      <w:proofErr w:type="spellStart"/>
-      <w:r>
-        <w:t>endif</w:t>
-      </w:r>
-      <w:proofErr w:type="spellEnd"/>
-      <w:r>
-        <w:t xml:space="preserve"> -%}</w:t>
+        <w:t xml:space="preserve"> {% endif -%}</w:t>
       </w:r>
     </w:p>
     <w:p>
@@ -2240,21 +1408,7 @@
         <w:rPr>
           <w:lang w:val="en-US"/>
         </w:rPr>
-        <w:t xml:space="preserve">{% if </w:t>
-      </w:r>
-      <w:proofErr w:type="spellStart"/>
-      <w:r>
-        <w:rPr>
-          <w:lang w:val="en-US"/>
-        </w:rPr>
-        <w:t>convention.attribution_handicapes_foyer_medicalise</w:t>
-      </w:r>
-      <w:proofErr w:type="spellEnd"/>
-      <w:r>
-        <w:rPr>
-          <w:lang w:val="en-US"/>
-        </w:rPr>
-        <w:t xml:space="preserve"> %}</w:t>
+        <w:t>{% if convention.attribution_handicapes_foyer_medicalise %}</w:t>
       </w:r>
       <w:r>
         <w:fldChar w:fldCharType="begin">
@@ -2359,15 +1513,7 @@
         <w:jc w:val="both"/>
       </w:pPr>
       <w:r>
-        <w:t xml:space="preserve">{% if </w:t>
-      </w:r>
-      <w:proofErr w:type="spellStart"/>
-      <w:r>
-        <w:t>convention.attribution_handicapes_autre</w:t>
-      </w:r>
-      <w:proofErr w:type="spellEnd"/>
-      <w:r>
-        <w:t xml:space="preserve"> %}</w:t>
+        <w:t>{% if convention.attribution_handicapes_autre %}</w:t>
       </w:r>
       <w:r>
         <w:fldChar w:fldCharType="begin">
@@ -2395,15 +1541,7 @@
       <w:bookmarkStart w:id="20" w:name="Bookmark_Copy_16"/>
       <w:bookmarkEnd w:id="20"/>
       <w:r>
-        <w:t xml:space="preserve"> {% </w:t>
-      </w:r>
-      <w:proofErr w:type="spellStart"/>
-      <w:r>
-        <w:t>else</w:t>
-      </w:r>
-      <w:proofErr w:type="spellEnd"/>
-      <w:r>
-        <w:t xml:space="preserve"> %}</w:t>
+        <w:t xml:space="preserve"> {% else %}</w:t>
       </w:r>
       <w:r>
         <w:fldChar w:fldCharType="begin">
@@ -2430,15 +1568,7 @@
       <w:bookmarkStart w:id="21" w:name="Bookmark_Copy_17"/>
       <w:bookmarkEnd w:id="21"/>
       <w:r>
-        <w:t xml:space="preserve"> {% </w:t>
-      </w:r>
-      <w:proofErr w:type="spellStart"/>
-      <w:r>
-        <w:t>endif</w:t>
-      </w:r>
-      <w:proofErr w:type="spellEnd"/>
-      <w:r>
-        <w:t xml:space="preserve"> -%}</w:t>
+        <w:t xml:space="preserve"> {% endif -%}</w:t>
       </w:r>
     </w:p>
     <w:p>
@@ -2454,47 +1584,23 @@
         <w:jc w:val="both"/>
       </w:pPr>
       <w:r>
-        <w:t xml:space="preserve">{% if </w:t>
-      </w:r>
-      <w:proofErr w:type="spellStart"/>
-      <w:r>
-        <w:t>convention.attribution_handicapes_autre_detail</w:t>
-      </w:r>
-      <w:proofErr w:type="spellEnd"/>
-      <w:r>
-        <w:t xml:space="preserve"> -%}</w:t>
-      </w:r>
-    </w:p>
-    <w:p>
-      <w:pPr>
-        <w:jc w:val="both"/>
-      </w:pPr>
-      <w:r>
-        <w:t xml:space="preserve">{{ </w:t>
-      </w:r>
-      <w:proofErr w:type="spellStart"/>
-      <w:r>
-        <w:t>convention.attribution_handicapes_autre_detail</w:t>
-      </w:r>
-      <w:proofErr w:type="spellEnd"/>
-      <w:r>
-        <w:t xml:space="preserve"> }}</w:t>
-      </w:r>
-    </w:p>
-    <w:p>
-      <w:pPr>
-        <w:jc w:val="both"/>
-      </w:pPr>
-      <w:r>
-        <w:t xml:space="preserve">{% </w:t>
-      </w:r>
-      <w:proofErr w:type="spellStart"/>
-      <w:r>
-        <w:t>endif</w:t>
-      </w:r>
-      <w:proofErr w:type="spellEnd"/>
-      <w:r>
-        <w:t xml:space="preserve"> %}</w:t>
+        <w:t>{% if convention.attribution_handicapes_autre_detail -%}</w:t>
+      </w:r>
+    </w:p>
+    <w:p>
+      <w:pPr>
+        <w:jc w:val="both"/>
+      </w:pPr>
+      <w:r>
+        <w:t>{{ convention.attribution_handicapes_autre_detail }}</w:t>
+      </w:r>
+    </w:p>
+    <w:p>
+      <w:pPr>
+        <w:jc w:val="both"/>
+      </w:pPr>
+      <w:r>
+        <w:t>{% endif %}</w:t>
       </w:r>
     </w:p>
     <w:p>
@@ -2516,35 +1622,7 @@
         <w:rPr>
           <w:lang w:val="en-US"/>
         </w:rPr>
-        <w:t xml:space="preserve">{% if </w:t>
-      </w:r>
-      <w:proofErr w:type="spellStart"/>
-      <w:r>
-        <w:rPr>
-          <w:lang w:val="en-US"/>
-        </w:rPr>
-        <w:t>convention.attribution_type</w:t>
-      </w:r>
-      <w:proofErr w:type="spellEnd"/>
-      <w:r>
-        <w:rPr>
-          <w:lang w:val="en-US"/>
-        </w:rPr>
-        <w:t xml:space="preserve"> == '</w:t>
-      </w:r>
-      <w:proofErr w:type="spellStart"/>
-      <w:r>
-        <w:rPr>
-          <w:lang w:val="en-US"/>
-        </w:rPr>
-        <w:t>inclusif</w:t>
-      </w:r>
-      <w:proofErr w:type="spellEnd"/>
-      <w:r>
-        <w:rPr>
-          <w:lang w:val="en-US"/>
-        </w:rPr>
-        <w:t>' %}</w:t>
+        <w:t>{% if convention.attribution_type == 'inclusif' %}</w:t>
       </w:r>
       <w:r>
         <w:fldChar w:fldCharType="begin">
@@ -2654,15 +1732,7 @@
         <w:jc w:val="both"/>
       </w:pPr>
       <w:r>
-        <w:t xml:space="preserve">La part des locaux à usage privatif réservés par le préfet est fixée à {{ </w:t>
-      </w:r>
-      <w:proofErr w:type="spellStart"/>
-      <w:r>
-        <w:t>convention.attribution_reservation_prefectorale</w:t>
-      </w:r>
-      <w:proofErr w:type="spellEnd"/>
-      <w:r>
-        <w:t xml:space="preserve"> }} % du total des locaux à usage privatif du logement-foyer. Ce pourcentage doit tenir compte des besoins recensés par le plan départemental d'action pour le logement et l’hébergement des personnes défavorisées (PDALHPD). Dans ce cadre, le préfet propose au gestionnaire des candidats pour ces logements qui correspondent au public de l'établissement retenu.</w:t>
+        <w:t>La part des locaux à usage privatif réservés par le préfet est fixée à {{ convention.attribution_reservation_prefectorale }} % du total des locaux à usage privatif du logement-foyer. Ce pourcentage doit tenir compte des besoins recensés par le plan départemental d'action pour le logement et l’hébergement des personnes défavorisées (PDALHPD). Dans ce cadre, le préfet propose au gestionnaire des candidats pour ces logements qui correspondent au public de l'établissement retenu.</w:t>
       </w:r>
     </w:p>
     <w:p>
@@ -2688,39 +1758,15 @@
         <w:jc w:val="both"/>
       </w:pPr>
       <w:r>
-        <w:t xml:space="preserve">{% if </w:t>
-      </w:r>
-      <w:proofErr w:type="spellStart"/>
-      <w:r>
-        <w:t>outre_mer</w:t>
-      </w:r>
-      <w:proofErr w:type="spellEnd"/>
-      <w:r>
-        <w:t xml:space="preserve"> %}L{% </w:t>
-      </w:r>
-      <w:proofErr w:type="spellStart"/>
-      <w:r>
-        <w:t>else</w:t>
-      </w:r>
-      <w:proofErr w:type="spellEnd"/>
-      <w:r>
-        <w:t xml:space="preserve"> %}Par ailleurs :</w:t>
-      </w:r>
-    </w:p>
-    <w:p>
-      <w:pPr>
-        <w:jc w:val="both"/>
-      </w:pPr>
-      <w:r>
-        <w:t xml:space="preserve">- l{% </w:t>
-      </w:r>
-      <w:proofErr w:type="spellStart"/>
-      <w:r>
-        <w:t>endif</w:t>
-      </w:r>
-      <w:proofErr w:type="spellEnd"/>
-      <w:r>
-        <w:t xml:space="preserve"> %}es modalités de gestion de ces réservations sont les suivantes :</w:t>
+        <w:t>{% if outre_mer %}L{% else %}Par ailleurs :</w:t>
+      </w:r>
+    </w:p>
+    <w:p>
+      <w:pPr>
+        <w:jc w:val="both"/>
+      </w:pPr>
+      <w:r>
+        <w:t>- l{% endif %}es modalités de gestion de ces réservations sont les suivantes :</w:t>
       </w:r>
     </w:p>
     <w:p>
@@ -2734,52 +1780,20 @@
         <w:jc w:val="both"/>
       </w:pPr>
       <w:r>
-        <w:t xml:space="preserve">{{ </w:t>
-      </w:r>
-      <w:proofErr w:type="spellStart"/>
-      <w:r>
-        <w:t>convention.attribution_modalites_reservations</w:t>
-      </w:r>
-      <w:proofErr w:type="spellEnd"/>
-      <w:r>
-        <w:t xml:space="preserve"> }}</w:t>
-      </w:r>
-    </w:p>
-    <w:p>
-      <w:pPr>
-        <w:jc w:val="both"/>
-      </w:pPr>
-    </w:p>
-    <w:p>
-      <w:pPr>
-        <w:jc w:val="both"/>
-      </w:pPr>
-      <w:r>
-        <w:t xml:space="preserve">{% if </w:t>
-      </w:r>
-      <w:proofErr w:type="spellStart"/>
-      <w:r>
-        <w:t>outre_mer</w:t>
-      </w:r>
-      <w:proofErr w:type="spellEnd"/>
-      <w:r>
-        <w:t xml:space="preserve"> %}L{% </w:t>
-      </w:r>
-      <w:proofErr w:type="spellStart"/>
-      <w:r>
-        <w:t>else</w:t>
-      </w:r>
-      <w:proofErr w:type="spellEnd"/>
-      <w:r>
-        <w:t xml:space="preserve"> %}- l{% </w:t>
-      </w:r>
-      <w:proofErr w:type="spellStart"/>
-      <w:r>
-        <w:t>endif</w:t>
-      </w:r>
-      <w:proofErr w:type="spellEnd"/>
-      <w:r>
-        <w:t xml:space="preserve"> %}es modalités de choix des personnes accueillies sont les suivantes :</w:t>
+        <w:t>{{ convention.attribution_modalites_reservations }}</w:t>
+      </w:r>
+    </w:p>
+    <w:p>
+      <w:pPr>
+        <w:jc w:val="both"/>
+      </w:pPr>
+    </w:p>
+    <w:p>
+      <w:pPr>
+        <w:jc w:val="both"/>
+      </w:pPr>
+      <w:r>
+        <w:t>{% if outre_mer %}L{% else %}- l{% endif %}es modalités de choix des personnes accueillies sont les suivantes :</w:t>
       </w:r>
     </w:p>
     <w:p>
@@ -2793,15 +1807,7 @@
         <w:jc w:val="both"/>
       </w:pPr>
       <w:r>
-        <w:t xml:space="preserve">{{ </w:t>
-      </w:r>
-      <w:proofErr w:type="spellStart"/>
-      <w:r>
-        <w:t>convention.attribution_modalites_choix_personnes</w:t>
-      </w:r>
-      <w:proofErr w:type="spellEnd"/>
-      <w:r>
-        <w:t xml:space="preserve"> }}</w:t>
+        <w:t>{{ convention.attribution_modalites_choix_personnes }}</w:t>
       </w:r>
     </w:p>
     <w:p/>
@@ -2955,21 +1961,7 @@
         <w:rPr>
           <w:color w:val="000000"/>
         </w:rPr>
-        <w:t xml:space="preserve">- la désignation des locaux et, le cas échéant, des meubles et des équipements à usage privatif dont la personne logée </w:t>
-      </w:r>
-      <w:proofErr w:type="spellStart"/>
-      <w:r>
-        <w:rPr>
-          <w:color w:val="000000"/>
-        </w:rPr>
-        <w:t>a</w:t>
-      </w:r>
-      <w:proofErr w:type="spellEnd"/>
-      <w:r>
-        <w:rPr>
-          <w:color w:val="000000"/>
-        </w:rPr>
-        <w:t xml:space="preserve"> la jouissance ainsi que les espaces collectifs mis à disposition ;</w:t>
+        <w:t>- la désignation des locaux et, le cas échéant, des meubles et des équipements à usage privatif dont la personne logée a la jouissance ainsi que les espaces collectifs mis à disposition ;</w:t>
       </w:r>
     </w:p>
     <w:p>
@@ -3253,49 +2245,7 @@
         <w:rPr>
           <w:color w:val="000000"/>
         </w:rPr>
-        <w:t xml:space="preserve">En cas d'inoccupation temporaire de son logement du fait de son état de santé {% if </w:t>
-      </w:r>
-      <w:proofErr w:type="spellStart"/>
-      <w:r>
-        <w:rPr>
-          <w:color w:val="000000"/>
-        </w:rPr>
-        <w:t>outre_mer</w:t>
-      </w:r>
-      <w:proofErr w:type="spellEnd"/>
-      <w:r>
-        <w:rPr>
-          <w:color w:val="000000"/>
-        </w:rPr>
-        <w:t xml:space="preserve"> %}dûment justifié{% </w:t>
-      </w:r>
-      <w:proofErr w:type="spellStart"/>
-      <w:r>
-        <w:rPr>
-          <w:color w:val="000000"/>
-        </w:rPr>
-        <w:t>else</w:t>
-      </w:r>
-      <w:proofErr w:type="spellEnd"/>
-      <w:r>
-        <w:rPr>
-          <w:color w:val="000000"/>
-        </w:rPr>
-        <w:t xml:space="preserve"> %}justifié par certificat médical{% </w:t>
-      </w:r>
-      <w:proofErr w:type="spellStart"/>
-      <w:r>
-        <w:rPr>
-          <w:color w:val="000000"/>
-        </w:rPr>
-        <w:t>endif</w:t>
-      </w:r>
-      <w:proofErr w:type="spellEnd"/>
-      <w:r>
-        <w:rPr>
-          <w:color w:val="000000"/>
-        </w:rPr>
-        <w:t xml:space="preserve"> %}, aucune résiliation pour ce motif ne peut intervenir.</w:t>
+        <w:t>En cas d'inoccupation temporaire de son logement du fait de son état de santé {% if outre_mer %}dûment justifié{% else %}justifié par certificat médical{% endif %}, aucune résiliation pour ce motif ne peut intervenir.</w:t>
       </w:r>
     </w:p>
     <w:p>
@@ -3346,21 +2296,7 @@
         <w:rPr>
           <w:color w:val="000000"/>
         </w:rPr>
-        <w:t xml:space="preserve">{% if </w:t>
-      </w:r>
-      <w:proofErr w:type="spellStart"/>
-      <w:r>
-        <w:rPr>
-          <w:color w:val="000000"/>
-        </w:rPr>
-        <w:t>outre_mer</w:t>
-      </w:r>
-      <w:proofErr w:type="spellEnd"/>
-      <w:r>
-        <w:rPr>
-          <w:color w:val="000000"/>
-        </w:rPr>
-        <w:t xml:space="preserve"> %}Conformément aux articles L. 824-1, R. 824-4 et R. 824-31 du code de la construction et de l'habitation, lorsque le locataire est débiteur à l'égard du bailleur d'une somme au moins égale à deux fois le montant mensuel brut de la </w:t>
+        <w:t xml:space="preserve">{% if outre_mer %}Conformément aux articles L. 824-1, R. 824-4 et R. 824-31 du code de la construction et de l'habitation, lorsque le locataire est débiteur à l'égard du bailleur d'une somme au moins égale à deux fois le montant mensuel brut de la </w:t>
       </w:r>
       <w:r>
         <w:rPr>
@@ -3388,51 +2324,23 @@
         <w:rPr>
           <w:color w:val="000000"/>
         </w:rPr>
-        <w:t xml:space="preserve">Le gestionnaire doit justifier qu'il poursuit par tous les moyens possibles le recouvrement de la créance en notifiant au bénéficiaire de l'aide, par lettre recommandée avec accusé de réception, le montant de cette créance ainsi que les conditions de résiliation du contrat d'occupation et le risque de suspension du versement de l'aide personnalisée au logement. Cette suspension ne peut intervenir que sur décision de l'organisme payeur après consultation de la commission de coordination des actions de prévention des expulsions (CCAPEX) le cas échéant, selon les modalités prévues à l'article R. 824-7 du même code.{% </w:t>
-      </w:r>
-      <w:proofErr w:type="spellStart"/>
-      <w:r>
-        <w:rPr>
-          <w:color w:val="000000"/>
-        </w:rPr>
-        <w:t>else</w:t>
-      </w:r>
-      <w:proofErr w:type="spellEnd"/>
-      <w:r>
-        <w:rPr>
-          <w:color w:val="000000"/>
-        </w:rPr>
-        <w:t xml:space="preserve"> %}Conformément aux articles L. 824-1 et R. 824-4 du code de la construction et de l’habitation, si le bénéficiaire de l’aide personnalisée au logement ne règle pas la part de la dépense de logement restant à sa charge, le gestionnaire signale l’impayé à l’organisme payeur (caisse d’allocations familiales ou mutualité sociale agricole) dans un délai de deux mois après la constitution de l’impayé, en indiquant les démarches entreprises auprès du résident défaillant. L’aide personnalisée au logement peut être maintenue ou non selon les cas soumis à l’organisme payeur.</w:t>
-      </w:r>
-    </w:p>
-    <w:p>
-      <w:pPr>
-        <w:jc w:val="both"/>
-      </w:pPr>
-    </w:p>
-    <w:p>
-      <w:pPr>
-        <w:jc w:val="both"/>
-      </w:pPr>
-      <w:r>
-        <w:rPr>
-          <w:color w:val="000000"/>
-        </w:rPr>
-        <w:t xml:space="preserve">Le gestionnaire doit justifier qu’il poursuit par tous les moyens possibles le recouvrement de la créance en notifiant au bénéficiaire de l’aide, par lettre recommandée avec accusé de réception, le montant de cette créance ainsi que les conditions de résiliation du contrat d’occupation et le risque de suspension du versement de l'APL. Cette suspension ne peut intervenir que sur décision de l'organisme payeur après consultation de la commission de coordination des actions de prévention des expulsions (CCAPEX) le cas échéant, selon les modalités prévues à l’article R. 824-7 du même code.{% </w:t>
-      </w:r>
-      <w:proofErr w:type="spellStart"/>
-      <w:r>
-        <w:rPr>
-          <w:color w:val="000000"/>
-        </w:rPr>
-        <w:t>endif</w:t>
-      </w:r>
-      <w:proofErr w:type="spellEnd"/>
-      <w:r>
-        <w:rPr>
-          <w:color w:val="000000"/>
-        </w:rPr>
-        <w:t xml:space="preserve"> %}</w:t>
+        <w:t>Le gestionnaire doit justifier qu'il poursuit par tous les moyens possibles le recouvrement de la créance en notifiant au bénéficiaire de l'aide, par lettre recommandée avec accusé de réception, le montant de cette créance ainsi que les conditions de résiliation du contrat d'occupation et le risque de suspension du versement de l'aide personnalisée au logement. Cette suspension ne peut intervenir que sur décision de l'organisme payeur après consultation de la commission de coordination des actions de prévention des expulsions (CCAPEX) le cas échéant, selon les modalités prévues à l'article R. 824-7 du même code.{% else %}Conformément aux articles L. 824-1 et R. 824-4 du code de la construction et de l’habitation, si le bénéficiaire de l’aide personnalisée au logement ne règle pas la part de la dépense de logement restant à sa charge, le gestionnaire signale l’impayé à l’organisme payeur (caisse d’allocations familiales ou mutualité sociale agricole) dans un délai de deux mois après la constitution de l’impayé, en indiquant les démarches entreprises auprès du résident défaillant. L’aide personnalisée au logement peut être maintenue ou non selon les cas soumis à l’organisme payeur.</w:t>
+      </w:r>
+    </w:p>
+    <w:p>
+      <w:pPr>
+        <w:jc w:val="both"/>
+      </w:pPr>
+    </w:p>
+    <w:p>
+      <w:pPr>
+        <w:jc w:val="both"/>
+      </w:pPr>
+      <w:r>
+        <w:rPr>
+          <w:color w:val="000000"/>
+        </w:rPr>
+        <w:t>Le gestionnaire doit justifier qu’il poursuit par tous les moyens possibles le recouvrement de la créance en notifiant au bénéficiaire de l’aide, par lettre recommandée avec accusé de réception, le montant de cette créance ainsi que les conditions de résiliation du contrat d’occupation et le risque de suspension du versement de l'APL. Cette suspension ne peut intervenir que sur décision de l'organisme payeur après consultation de la commission de coordination des actions de prévention des expulsions (CCAPEX) le cas échéant, selon les modalités prévues à l’article R. 824-7 du même code.{% endif %}</w:t>
       </w:r>
     </w:p>
     <w:p>
@@ -3656,15 +2564,7 @@
         <w:jc w:val="both"/>
       </w:pPr>
       <w:r>
-        <w:t>Lorsque le logement-foyer a bénéficié de plus d’un prêt locatif aidé (</w:t>
-      </w:r>
-      <w:proofErr w:type="spellStart"/>
-      <w:r>
-        <w:t>PLAi</w:t>
-      </w:r>
-      <w:proofErr w:type="spellEnd"/>
-      <w:r>
-        <w:t xml:space="preserve">, PLUS, PLS), une redevance maximale est déterminée pour chacun des prêts obtenus et le tableau III de l’annexe à la présente convention précise la répartition des logements par redevance maximale. </w:t>
+        <w:t xml:space="preserve">Lorsque le logement-foyer a bénéficié de plus d’un prêt locatif aidé (PLAi, PLUS, PLS), une redevance maximale est déterminée pour chacun des prêts obtenus et le tableau III de l’annexe à la présente convention précise la répartition des logements par redevance maximale. </w:t>
       </w:r>
     </w:p>
     <w:p>
@@ -4140,21 +3040,7 @@
         <w:rPr>
           <w:lang w:val="en-US"/>
         </w:rPr>
-        <w:t xml:space="preserve">{% for line in </w:t>
-      </w:r>
-      <w:proofErr w:type="spellStart"/>
-      <w:r>
-        <w:rPr>
-          <w:lang w:val="en-US"/>
-        </w:rPr>
-        <w:t>convention.attribution_prestations_integrees|get_text_as_list</w:t>
-      </w:r>
-      <w:proofErr w:type="spellEnd"/>
-      <w:r>
-        <w:rPr>
-          <w:lang w:val="en-US"/>
-        </w:rPr>
-        <w:t xml:space="preserve"> %}</w:t>
+        <w:t>{% for line in convention.attribution_prestations_integrees|get_text_as_list %}</w:t>
       </w:r>
     </w:p>
     <w:p>
@@ -4187,21 +3073,7 @@
         <w:rPr>
           <w:color w:val="000000"/>
         </w:rPr>
-        <w:t xml:space="preserve">{%- </w:t>
-      </w:r>
-      <w:proofErr w:type="spellStart"/>
-      <w:r>
-        <w:rPr>
-          <w:color w:val="000000"/>
-        </w:rPr>
-        <w:t>endfor</w:t>
-      </w:r>
-      <w:proofErr w:type="spellEnd"/>
-      <w:r>
-        <w:rPr>
-          <w:color w:val="000000"/>
-        </w:rPr>
-        <w:t xml:space="preserve"> %}</w:t>
+        <w:t>{%- endfor %}</w:t>
       </w:r>
     </w:p>
     <w:p>
@@ -4261,21 +3133,7 @@
         <w:rPr>
           <w:color w:val="000000"/>
         </w:rPr>
-        <w:t xml:space="preserve">{%- </w:t>
-      </w:r>
-      <w:proofErr w:type="spellStart"/>
-      <w:r>
-        <w:rPr>
-          <w:color w:val="000000"/>
-        </w:rPr>
-        <w:t>endfor</w:t>
-      </w:r>
-      <w:proofErr w:type="spellEnd"/>
-      <w:r>
-        <w:rPr>
-          <w:color w:val="000000"/>
-        </w:rPr>
-        <w:t xml:space="preserve"> %}</w:t>
+        <w:t>{%- endfor %}</w:t>
       </w:r>
     </w:p>
     <w:p>
@@ -4400,49 +3258,7 @@
           <w:color w:val="000000"/>
         </w:rPr>
         <w:lastRenderedPageBreak/>
-        <w:t xml:space="preserve">Ces travaux doivent conduire à mettre le logement-foyer en conformité totale avec les normes minimales d'habitabilité et les caractéristiques techniques définies par l'arrêté du {% if </w:t>
-      </w:r>
-      <w:proofErr w:type="spellStart"/>
-      <w:r>
-        <w:rPr>
-          <w:color w:val="000000"/>
-        </w:rPr>
-        <w:t>outre_mer</w:t>
-      </w:r>
-      <w:proofErr w:type="spellEnd"/>
-      <w:r>
-        <w:rPr>
-          <w:color w:val="000000"/>
-        </w:rPr>
-        <w:t xml:space="preserve"> %}3 avril 2023 relatif aux caractéristiques techniques, aux plafonds de ressources et aux plafonds de redevance des opérations de construction, d'acquisition-amélioration ou d'amélioration des logements-foyers en Guadeloupe, en Guyane, en Martinique, à La Réunion, à Mayotte{% </w:t>
-      </w:r>
-      <w:proofErr w:type="spellStart"/>
-      <w:r>
-        <w:rPr>
-          <w:color w:val="000000"/>
-        </w:rPr>
-        <w:t>else</w:t>
-      </w:r>
-      <w:proofErr w:type="spellEnd"/>
-      <w:r>
-        <w:rPr>
-          <w:color w:val="000000"/>
-        </w:rPr>
-        <w:t xml:space="preserve"> %}17 octobre 2011 précité{% </w:t>
-      </w:r>
-      <w:proofErr w:type="spellStart"/>
-      <w:r>
-        <w:rPr>
-          <w:color w:val="000000"/>
-        </w:rPr>
-        <w:t>endif</w:t>
-      </w:r>
-      <w:proofErr w:type="spellEnd"/>
-      <w:r>
-        <w:rPr>
-          <w:color w:val="000000"/>
-        </w:rPr>
-        <w:t xml:space="preserve"> %}, sous réserve des impératifs techniques tenant à la structure de l'immeuble, et respecter les dispositions des articles R. 163-1, R. 163-2 et R. 164-2 du code de la construction et de l'habitation.</w:t>
+        <w:t>Ces travaux doivent conduire à mettre le logement-foyer en conformité totale avec les normes minimales d'habitabilité et les caractéristiques techniques définies par l'arrêté du {% if outre_mer %}3 avril 2023 relatif aux caractéristiques techniques, aux plafonds de ressources et aux plafonds de redevance des opérations de construction, d'acquisition-amélioration ou d'amélioration des logements-foyers en Guadeloupe, en Guyane, en Martinique, à La Réunion, à Mayotte{% else %}17 octobre 2011 précité{% endif %}, sous réserve des impératifs techniques tenant à la structure de l'immeuble, et respecter les dispositions des articles R. 163-1, R. 163-2 et R. 164-2 du code de la construction et de l'habitation.</w:t>
       </w:r>
     </w:p>
     <w:p>
@@ -4573,49 +3389,7 @@
         <w:rPr>
           <w:color w:val="000000"/>
         </w:rPr>
-        <w:t xml:space="preserve">Chaque année, au 15 novembre, le gestionnaire adresse au préfet ou, lorsqu'un établissement public de coopération intercommunale, un département, {% if </w:t>
-      </w:r>
-      <w:proofErr w:type="spellStart"/>
-      <w:r>
-        <w:rPr>
-          <w:color w:val="000000"/>
-        </w:rPr>
-        <w:t>outre_mer</w:t>
-      </w:r>
-      <w:proofErr w:type="spellEnd"/>
-      <w:r>
-        <w:rPr>
-          <w:color w:val="000000"/>
-        </w:rPr>
-        <w:t xml:space="preserve"> %}la collectivité territoriale de Guyane, ou de Martinique, a signé une convention mentionnée au II de l'article L. 301-5-1 ou à l'article L. 301-5-2 du code de la construction et de l'habitation, au président de l'établissement public de coopération intercommunale, du conseil départemental, de l'assemblée de Guyane ou du conseil exécutif de la Martinique{% </w:t>
-      </w:r>
-      <w:proofErr w:type="spellStart"/>
-      <w:r>
-        <w:rPr>
-          <w:color w:val="000000"/>
-        </w:rPr>
-        <w:t>else</w:t>
-      </w:r>
-      <w:proofErr w:type="spellEnd"/>
-      <w:r>
-        <w:rPr>
-          <w:color w:val="000000"/>
-        </w:rPr>
-        <w:t xml:space="preserve"> %}la métropole de Lyon, la métropole du Grand Paris, la métropole d’Aix-Marseille-Provence, une métropole ou la collectivité de Corse{% </w:t>
-      </w:r>
-      <w:proofErr w:type="spellStart"/>
-      <w:r>
-        <w:rPr>
-          <w:color w:val="000000"/>
-        </w:rPr>
-        <w:t>endif</w:t>
-      </w:r>
-      <w:proofErr w:type="spellEnd"/>
-      <w:r>
-        <w:rPr>
-          <w:color w:val="000000"/>
-        </w:rPr>
-        <w:t xml:space="preserve"> %} a signé une convention mentionnée au II de l’article L. 301-5-1 ou à l’article L. 301-5-2 du code de la construction et de l'habitation, ou à l’article L. 3641-5, au VI de l’article L. 5219-1, au II de l’article L. 5218-2 ou au II de l’article L. 5217-2 du code général des collectivités territoriales, au président de l'établissement public </w:t>
+        <w:t xml:space="preserve">Chaque année, au 15 novembre, le gestionnaire adresse au préfet ou, lorsqu'un établissement public de coopération intercommunale, un département, {% if outre_mer %}la collectivité territoriale de Guyane, ou de Martinique, a signé une convention mentionnée au II de l'article L. 301-5-1 ou à l'article L. 301-5-2 du code de la construction et de l'habitation, au président de l'établissement public de coopération intercommunale, du conseil départemental, de l'assemblée de Guyane ou du conseil exécutif de la Martinique{% else %}la métropole de Lyon, la métropole du Grand Paris, la métropole d’Aix-Marseille-Provence, une métropole ou la collectivité de Corse{% endif %} a signé une convention mentionnée au II de l’article L. 301-5-1 ou à l’article L. 301-5-2 du code de la construction et de l'habitation, ou à l’article L. 3641-5, au VI de l’article L. 5219-1, au II de l’article L. 5218-2 ou au II de l’article L. 5217-2 du code général des collectivités territoriales, au président de l'établissement public </w:t>
       </w:r>
       <w:r>
         <w:rPr>
@@ -4744,91 +3518,7 @@
         <w:rPr>
           <w:color w:val="000000"/>
         </w:rPr>
-        <w:t xml:space="preserve">Le gestionnaire s’engage à utiliser les services dématérialisés mis à sa disposition par l’organisme payeur pour l’envoi des informations nécessaires à l’étude d’un droit à une aide au logement pour chaque {% if </w:t>
-      </w:r>
-      <w:proofErr w:type="spellStart"/>
-      <w:r>
-        <w:rPr>
-          <w:color w:val="000000"/>
-        </w:rPr>
-        <w:t>outre_mer</w:t>
-      </w:r>
-      <w:proofErr w:type="spellEnd"/>
-      <w:r>
-        <w:rPr>
-          <w:color w:val="000000"/>
-        </w:rPr>
-        <w:t xml:space="preserve"> %}résident{% </w:t>
-      </w:r>
-      <w:proofErr w:type="spellStart"/>
-      <w:r>
-        <w:rPr>
-          <w:color w:val="000000"/>
-        </w:rPr>
-        <w:t>else</w:t>
-      </w:r>
-      <w:proofErr w:type="spellEnd"/>
-      <w:r>
-        <w:rPr>
-          <w:color w:val="000000"/>
-        </w:rPr>
-        <w:t xml:space="preserve"> %}locataire{% </w:t>
-      </w:r>
-      <w:proofErr w:type="spellStart"/>
-      <w:r>
-        <w:rPr>
-          <w:color w:val="000000"/>
-        </w:rPr>
-        <w:t>endif</w:t>
-      </w:r>
-      <w:proofErr w:type="spellEnd"/>
-      <w:r>
-        <w:rPr>
-          <w:color w:val="000000"/>
-        </w:rPr>
-        <w:t xml:space="preserve"> %} demandeur de l’APL. à défaut, il renseigne dès l'entrée en vigueur de la convention pour chaque {% if </w:t>
-      </w:r>
-      <w:proofErr w:type="spellStart"/>
-      <w:r>
-        <w:rPr>
-          <w:color w:val="000000"/>
-        </w:rPr>
-        <w:t>outre_mer</w:t>
-      </w:r>
-      <w:proofErr w:type="spellEnd"/>
-      <w:r>
-        <w:rPr>
-          <w:color w:val="000000"/>
-        </w:rPr>
-        <w:t xml:space="preserve"> %}résident{% </w:t>
-      </w:r>
-      <w:proofErr w:type="spellStart"/>
-      <w:r>
-        <w:rPr>
-          <w:color w:val="000000"/>
-        </w:rPr>
-        <w:t>else</w:t>
-      </w:r>
-      <w:proofErr w:type="spellEnd"/>
-      <w:r>
-        <w:rPr>
-          <w:color w:val="000000"/>
-        </w:rPr>
-        <w:t xml:space="preserve"> %}locataire{% </w:t>
-      </w:r>
-      <w:proofErr w:type="spellStart"/>
-      <w:r>
-        <w:rPr>
-          <w:color w:val="000000"/>
-        </w:rPr>
-        <w:t>endif</w:t>
-      </w:r>
-      <w:proofErr w:type="spellEnd"/>
-      <w:r>
-        <w:rPr>
-          <w:color w:val="000000"/>
-        </w:rPr>
-        <w:t xml:space="preserve"> %} demandeur de l’APL, la partie de l'imprimé de demande d’APL qui le concerne.</w:t>
+        <w:t>Le gestionnaire s’engage à utiliser les services dématérialisés mis à sa disposition par l’organisme payeur pour l’envoi des informations nécessaires à l’étude d’un droit à une aide au logement pour chaque {% if outre_mer %}résident{% else %}locataire{% endif %} demandeur de l’APL. à défaut, il renseigne dès l'entrée en vigueur de la convention pour chaque {% if outre_mer %}résident{% else %}locataire{% endif %} demandeur de l’APL, la partie de l'imprimé de demande d’APL qui le concerne.</w:t>
       </w:r>
     </w:p>
     <w:p>
@@ -5230,21 +3920,7 @@
         <w:rPr>
           <w:color w:val="000000"/>
         </w:rPr>
-        <w:t xml:space="preserve">Afin de permettre le contrôle de l'application de la présente convention, le gestionnaire et le propriétaire fournissent à tout moment à la demande du préfet ou de l’Agence nationale de contrôle du logement social toutes les informations et tous les documents nécessaires au plein exercice de ce contrôle.{% if not </w:t>
-      </w:r>
-      <w:proofErr w:type="spellStart"/>
-      <w:r>
-        <w:rPr>
-          <w:color w:val="000000"/>
-        </w:rPr>
-        <w:t>outre_mer</w:t>
-      </w:r>
-      <w:proofErr w:type="spellEnd"/>
-      <w:r>
-        <w:rPr>
-          <w:color w:val="000000"/>
-        </w:rPr>
-        <w:t xml:space="preserve"> %}</w:t>
+        <w:t>Afin de permettre le contrôle de l'application de la présente convention, le gestionnaire et le propriétaire fournissent à tout moment à la demande du préfet ou de l’Agence nationale de contrôle du logement social toutes les informations et tous les documents nécessaires au plein exercice de ce contrôle.{% if not outre_mer %}</w:t>
       </w:r>
     </w:p>
     <w:p>
@@ -5332,21 +4008,7 @@
           <w:color w:val="000000"/>
         </w:rPr>
         <w:noBreakHyphen/>
-        <w:t xml:space="preserve">5-1 ou à l’article L. 301-5-2 du code de la construction et de l'habitation, ou à l’article L. 3641-5, au VI de l’article L. 5219-1, au II de l’article L. 5218-2 ou au II de l’article L. 5217-2 du code général des collectivités territoriales, le président de l'établissement public de coopération intercommunale, du conseil départemental, de la métropole de Lyon, de la métropole du Grand Paris, de la métropole d’Aix-Marseille-Provence, de la métropole ou du conseil exécutif de Corse, transmet aux organismes chargés de la liquidation et du paiement de l'aide personnalisée au logement une copie de la présente convention, de ses avenants éventuels ainsi que l'état prouvant qu'elle (ou ils) a (ont) bien fait l'objet d'une publication au fichier immobilier (ou d'une inscription au livre foncier).{% </w:t>
-      </w:r>
-      <w:proofErr w:type="spellStart"/>
-      <w:r>
-        <w:rPr>
-          <w:color w:val="000000"/>
-        </w:rPr>
-        <w:t>endif</w:t>
-      </w:r>
-      <w:proofErr w:type="spellEnd"/>
-      <w:r>
-        <w:rPr>
-          <w:color w:val="000000"/>
-        </w:rPr>
-        <w:t xml:space="preserve"> %}</w:t>
+        <w:t>5-1 ou à l’article L. 301-5-2 du code de la construction et de l'habitation, ou à l’article L. 3641-5, au VI de l’article L. 5219-1, au II de l’article L. 5218-2 ou au II de l’article L. 5217-2 du code général des collectivités territoriales, le président de l'établissement public de coopération intercommunale, du conseil départemental, de la métropole de Lyon, de la métropole du Grand Paris, de la métropole d’Aix-Marseille-Provence, de la métropole ou du conseil exécutif de Corse, transmet aux organismes chargés de la liquidation et du paiement de l'aide personnalisée au logement une copie de la présente convention, de ses avenants éventuels ainsi que l'état prouvant qu'elle (ou ils) a (ont) bien fait l'objet d'une publication au fichier immobilier (ou d'une inscription au livre foncier).{% endif %}</w:t>
       </w:r>
     </w:p>
     <w:p>
@@ -5367,21 +4029,7 @@
           <w:color w:val="000000"/>
         </w:rPr>
         <w:lastRenderedPageBreak/>
-        <w:t>Fait à {{</w:t>
-      </w:r>
-      <w:proofErr w:type="spellStart"/>
-      <w:r>
-        <w:rPr>
-          <w:color w:val="000000"/>
-        </w:rPr>
-        <w:t>administration.get_ville_signature_or_empty</w:t>
-      </w:r>
-      <w:proofErr w:type="spellEnd"/>
-      <w:r>
-        <w:rPr>
-          <w:color w:val="000000"/>
-        </w:rPr>
-        <w:t>() }}, le</w:t>
+        <w:t>Fait à {{administration.get_ville_signature_or_empty() }}, le</w:t>
       </w:r>
     </w:p>
     <w:p>
@@ -5405,77 +4053,7 @@
         <w:rPr>
           <w:color w:val="000000"/>
         </w:rPr>
-        <w:t xml:space="preserve">Le propriétaire (6), {%  if </w:t>
-      </w:r>
-      <w:proofErr w:type="spellStart"/>
-      <w:r>
-        <w:rPr>
-          <w:color w:val="000000"/>
-        </w:rPr>
-        <w:t>convention.signataire_bloc_signature</w:t>
-      </w:r>
-      <w:proofErr w:type="spellEnd"/>
-      <w:r>
-        <w:rPr>
-          <w:color w:val="000000"/>
-        </w:rPr>
-        <w:t xml:space="preserve"> %}{{ </w:t>
-      </w:r>
-      <w:proofErr w:type="spellStart"/>
-      <w:r>
-        <w:rPr>
-          <w:color w:val="000000"/>
-        </w:rPr>
-        <w:t>convention.signataire_bloc_signature|default_empty_if_none</w:t>
-      </w:r>
-      <w:proofErr w:type="spellEnd"/>
-      <w:r>
-        <w:rPr>
-          <w:color w:val="000000"/>
-        </w:rPr>
-        <w:t xml:space="preserve"> }}{% </w:t>
-      </w:r>
-      <w:proofErr w:type="spellStart"/>
-      <w:r>
-        <w:rPr>
-          <w:color w:val="000000"/>
-        </w:rPr>
-        <w:t>else</w:t>
-      </w:r>
-      <w:proofErr w:type="spellEnd"/>
-      <w:r>
-        <w:rPr>
-          <w:color w:val="000000"/>
-        </w:rPr>
-        <w:t xml:space="preserve"> %} {{ </w:t>
-      </w:r>
-      <w:proofErr w:type="spellStart"/>
-      <w:r>
-        <w:rPr>
-          <w:color w:val="000000"/>
-        </w:rPr>
-        <w:t>bailleur.signataire_bloc_signature|default_empty_if_none</w:t>
-      </w:r>
-      <w:proofErr w:type="spellEnd"/>
-      <w:r>
-        <w:rPr>
-          <w:color w:val="000000"/>
-        </w:rPr>
-        <w:t xml:space="preserve"> }}{% </w:t>
-      </w:r>
-      <w:proofErr w:type="spellStart"/>
-      <w:r>
-        <w:rPr>
-          <w:color w:val="000000"/>
-        </w:rPr>
-        <w:t>endif</w:t>
-      </w:r>
-      <w:proofErr w:type="spellEnd"/>
-      <w:r>
-        <w:rPr>
-          <w:color w:val="000000"/>
-        </w:rPr>
-        <w:t xml:space="preserve"> %}</w:t>
+        <w:t>Le propriétaire (6), {%  if convention.signataire_bloc_signature %}{{ convention.signataire_bloc_signature|default_empty_if_none }}{% else %} {{ bailleur.signataire_bloc_signature|default_empty_if_none }}{% endif %}</w:t>
       </w:r>
     </w:p>
     <w:p>
@@ -5583,69 +4161,13 @@
         <w:rPr>
           <w:shd w:val="clear" w:color="auto" w:fill="FFFFFF"/>
         </w:rPr>
-        <w:t xml:space="preserve">Le préfet, le président de l'établissement public de coopération intercommunale, {% if </w:t>
-      </w:r>
-      <w:proofErr w:type="spellStart"/>
-      <w:r>
-        <w:rPr>
-          <w:shd w:val="clear" w:color="auto" w:fill="FFFFFF"/>
-        </w:rPr>
-        <w:t>outre_mer</w:t>
-      </w:r>
-      <w:proofErr w:type="spellEnd"/>
-      <w:r>
-        <w:rPr>
-          <w:shd w:val="clear" w:color="auto" w:fill="FFFFFF"/>
-        </w:rPr>
-        <w:t xml:space="preserve"> %}le président du conseil départemental de Guadeloupe, de La Réunion, de Mayotte, de l'assemblée de Guyane, du conseil exécutif de Martinique{% </w:t>
-      </w:r>
-      <w:proofErr w:type="spellStart"/>
-      <w:r>
-        <w:rPr>
-          <w:shd w:val="clear" w:color="auto" w:fill="FFFFFF"/>
-        </w:rPr>
-        <w:t>else</w:t>
-      </w:r>
-      <w:proofErr w:type="spellEnd"/>
-      <w:r>
-        <w:rPr>
-          <w:shd w:val="clear" w:color="auto" w:fill="FFFFFF"/>
-        </w:rPr>
-        <w:t xml:space="preserve"> %}du conseil départemental, de la métropole de Lyon, de la métropole du Grand Paris, de la métropole d’Aix-Marseille-Provence, ou du conseil exécutif de Corse,{% </w:t>
-      </w:r>
-      <w:proofErr w:type="spellStart"/>
-      <w:r>
-        <w:rPr>
-          <w:shd w:val="clear" w:color="auto" w:fill="FFFFFF"/>
-        </w:rPr>
-        <w:t>endif</w:t>
-      </w:r>
-      <w:proofErr w:type="spellEnd"/>
-      <w:r>
-        <w:rPr>
-          <w:shd w:val="clear" w:color="auto" w:fill="FFFFFF"/>
-        </w:rPr>
-        <w:t xml:space="preserve">  %}</w:t>
-      </w:r>
-      <w:r>
-        <w:rPr>
-          <w:color w:val="000000"/>
-        </w:rPr>
-        <w:t xml:space="preserve"> {{ </w:t>
-      </w:r>
-      <w:proofErr w:type="spellStart"/>
-      <w:r>
-        <w:rPr>
-          <w:color w:val="000000"/>
-        </w:rPr>
-        <w:t>administration.signataire_bloc_signature|default_empty_if_none</w:t>
-      </w:r>
-      <w:proofErr w:type="spellEnd"/>
-      <w:r>
-        <w:rPr>
-          <w:color w:val="000000"/>
-        </w:rPr>
-        <w:t xml:space="preserve"> }}</w:t>
+        <w:t>Le préfet, le président de l'établissement public de coopération intercommunale, {% if outre_mer %}le président du conseil départemental de Guadeloupe, de La Réunion, de Mayotte, de l'assemblée de Guyane, du conseil exécutif de Martinique{% else %}du conseil départemental, de la métropole de Lyon, de la métropole du Grand Paris, de la métropole d’Aix-Marseille-Provence, ou du conseil exécutif de Corse,{% endif  %}</w:t>
+      </w:r>
+      <w:r>
+        <w:rPr>
+          <w:color w:val="000000"/>
+        </w:rPr>
+        <w:t xml:space="preserve"> {{ administration.signataire_bloc_signature|default_empty_if_none }}</w:t>
       </w:r>
     </w:p>
     <w:p>
@@ -5723,145 +4245,19 @@
         <w:rPr>
           <w:rFonts w:cs="TimesNewRomanPSMT"/>
         </w:rPr>
-        <w:t xml:space="preserve">{{ </w:t>
-      </w:r>
-      <w:proofErr w:type="spellStart"/>
+        <w:t>{{ programme.nom }}, de {% for lot in lots %}</w:t>
+      </w:r>
       <w:r>
         <w:rPr>
           <w:rFonts w:cs="TimesNewRomanPSMT"/>
         </w:rPr>
-        <w:t>programme.nom</w:t>
-      </w:r>
-      <w:proofErr w:type="spellEnd"/>
+        <w:t xml:space="preserve"> </w:t>
+      </w:r>
       <w:r>
         <w:rPr>
           <w:rFonts w:cs="TimesNewRomanPSMT"/>
         </w:rPr>
-        <w:t xml:space="preserve"> }}, de {% for lot in lots %}</w:t>
-      </w:r>
-      <w:r>
-        <w:rPr>
-          <w:rFonts w:cs="TimesNewRomanPSMT"/>
-        </w:rPr>
-        <w:t xml:space="preserve"> </w:t>
-      </w:r>
-      <w:r>
-        <w:rPr>
-          <w:rFonts w:cs="TimesNewRomanPSMT"/>
-        </w:rPr>
-        <w:t xml:space="preserve">{{ </w:t>
-      </w:r>
-      <w:proofErr w:type="spellStart"/>
-      <w:r>
-        <w:rPr>
-          <w:rFonts w:cs="TimesNewRomanPSMT"/>
-        </w:rPr>
-        <w:t>lot.nb_logements</w:t>
-      </w:r>
-      <w:proofErr w:type="spellEnd"/>
-      <w:r>
-        <w:rPr>
-          <w:rFonts w:cs="TimesNewRomanPSMT"/>
-        </w:rPr>
-        <w:t xml:space="preserve"> }} logement{{ </w:t>
-      </w:r>
-      <w:proofErr w:type="spellStart"/>
-      <w:r>
-        <w:rPr>
-          <w:rFonts w:cs="TimesNewRomanPSMT"/>
-        </w:rPr>
-        <w:t>lot.nb_logements|pl</w:t>
-      </w:r>
-      <w:proofErr w:type="spellEnd"/>
-      <w:r>
-        <w:rPr>
-          <w:rFonts w:cs="TimesNewRomanPSMT"/>
-        </w:rPr>
-        <w:t xml:space="preserve"> }} {{ </w:t>
-      </w:r>
-      <w:proofErr w:type="spellStart"/>
-      <w:r>
-        <w:rPr>
-          <w:rFonts w:cs="TimesNewRomanPSMT"/>
-        </w:rPr>
-        <w:t>lot.financement</w:t>
-      </w:r>
-      <w:proofErr w:type="spellEnd"/>
-      <w:r>
-        <w:rPr>
-          <w:rFonts w:cs="TimesNewRomanPSMT"/>
-        </w:rPr>
-        <w:t xml:space="preserve"> }}{% if not </w:t>
-      </w:r>
-      <w:proofErr w:type="spellStart"/>
-      <w:r>
-        <w:rPr>
-          <w:rFonts w:cs="TimesNewRomanPSMT"/>
-        </w:rPr>
-        <w:t>loop.last</w:t>
-      </w:r>
-      <w:proofErr w:type="spellEnd"/>
-      <w:r>
-        <w:rPr>
-          <w:rFonts w:cs="TimesNewRomanPSMT"/>
-        </w:rPr>
-        <w:t xml:space="preserve"> %},{% </w:t>
-      </w:r>
-      <w:proofErr w:type="spellStart"/>
-      <w:r>
-        <w:rPr>
-          <w:rFonts w:cs="TimesNewRomanPSMT"/>
-        </w:rPr>
-        <w:t>endif</w:t>
-      </w:r>
-      <w:proofErr w:type="spellEnd"/>
-      <w:r>
-        <w:rPr>
-          <w:rFonts w:cs="TimesNewRomanPSMT"/>
-        </w:rPr>
-        <w:t xml:space="preserve"> %}{% </w:t>
-      </w:r>
-      <w:proofErr w:type="spellStart"/>
-      <w:r>
-        <w:rPr>
-          <w:rFonts w:cs="TimesNewRomanPSMT"/>
-        </w:rPr>
-        <w:t>endfor</w:t>
-      </w:r>
-      <w:proofErr w:type="spellEnd"/>
-      <w:r>
-        <w:rPr>
-          <w:rFonts w:cs="TimesNewRomanPSMT"/>
-        </w:rPr>
-        <w:t xml:space="preserve"> %} {{</w:t>
-      </w:r>
-      <w:proofErr w:type="spellStart"/>
-      <w:r>
-        <w:rPr>
-          <w:rFonts w:cs="TimesNewRomanPSMT"/>
-        </w:rPr>
-        <w:t>adresse|inline_text_multiline</w:t>
-      </w:r>
-      <w:proofErr w:type="spellEnd"/>
-      <w:r>
-        <w:rPr>
-          <w:rFonts w:cs="TimesNewRomanPSMT"/>
-        </w:rPr>
-        <w:t xml:space="preserve"> }} à {{</w:t>
-      </w:r>
-      <w:proofErr w:type="spellStart"/>
-      <w:r>
-        <w:rPr>
-          <w:rFonts w:cs="TimesNewRomanPSMT"/>
-        </w:rPr>
-        <w:t>code_postal</w:t>
-      </w:r>
-      <w:proofErr w:type="spellEnd"/>
-      <w:r>
-        <w:rPr>
-          <w:rFonts w:cs="TimesNewRomanPSMT"/>
-        </w:rPr>
-        <w:t xml:space="preserve"> }},  {{ville }}</w:t>
+        <w:t>{{ lot.nb_logements }} logement{{ lot.nb_logements|pl }} {{ lot.financement }}{% if not loop.last %},{% endif %}{% endfor %} {{adresse|inline_text_multiline }} à {{code_postal }},  {{ville }}</w:t>
       </w:r>
       <w:r>
         <w:rPr>
@@ -5902,35 +4298,7 @@
         <w:rPr>
           <w:color w:val="000000"/>
         </w:rPr>
-        <w:t xml:space="preserve"> [établie conformément à l'article 7 du décret n° 55-22 du 4 janvier 1955 modifié portant réforme de la publicité foncière{% if </w:t>
-      </w:r>
-      <w:proofErr w:type="spellStart"/>
-      <w:r>
-        <w:rPr>
-          <w:color w:val="000000"/>
-        </w:rPr>
-        <w:t>outre_mer</w:t>
-      </w:r>
-      <w:proofErr w:type="spellEnd"/>
-      <w:r>
-        <w:rPr>
-          <w:color w:val="000000"/>
-        </w:rPr>
-        <w:t xml:space="preserve"> %}, et pour Mayotte, aux articles 67 à 71 du décret n° 2008-1086 du 23 octobre 2008{% </w:t>
-      </w:r>
-      <w:proofErr w:type="spellStart"/>
-      <w:r>
-        <w:rPr>
-          <w:color w:val="000000"/>
-        </w:rPr>
-        <w:t>endif</w:t>
-      </w:r>
-      <w:proofErr w:type="spellEnd"/>
-      <w:r>
-        <w:rPr>
-          <w:color w:val="000000"/>
-        </w:rPr>
-        <w:t xml:space="preserve"> %}] : </w:t>
+        <w:t xml:space="preserve"> [établie conformément à l'article 7 du décret n° 55-22 du 4 janvier 1955 modifié portant réforme de la publicité foncière{% if outre_mer %}, et pour Mayotte, aux articles 67 à 71 du décret n° 2008-1086 du 23 octobre 2008{% endif %}] : </w:t>
       </w:r>
     </w:p>
     <w:p>
@@ -5966,21 +4334,7 @@
         <w:rPr>
           <w:shd w:val="clear" w:color="auto" w:fill="FFFFFF"/>
         </w:rPr>
-        <w:t xml:space="preserve">{% for image in </w:t>
-      </w:r>
-      <w:proofErr w:type="spellStart"/>
-      <w:r>
-        <w:rPr>
-          <w:shd w:val="clear" w:color="auto" w:fill="FFFFFF"/>
-        </w:rPr>
-        <w:t>reference_cadastrale_images</w:t>
-      </w:r>
-      <w:proofErr w:type="spellEnd"/>
-      <w:r>
-        <w:rPr>
-          <w:shd w:val="clear" w:color="auto" w:fill="FFFFFF"/>
-        </w:rPr>
-        <w:t xml:space="preserve"> %}</w:t>
+        <w:t>{% for image in reference_cadastrale_images %}</w:t>
       </w:r>
     </w:p>
     <w:p>
@@ -6010,39 +4364,7 @@
           <w:shd w:val="clear" w:color="auto" w:fill="FFFFFF"/>
           <w:lang w:val="en-US"/>
         </w:rPr>
-        <w:t xml:space="preserve">{% </w:t>
-      </w:r>
-      <w:proofErr w:type="spellStart"/>
-      <w:r>
-        <w:rPr>
-          <w:shd w:val="clear" w:color="auto" w:fill="FFFFFF"/>
-          <w:lang w:val="en-US"/>
-        </w:rPr>
-        <w:t>endfor</w:t>
-      </w:r>
-      <w:proofErr w:type="spellEnd"/>
-      <w:r>
-        <w:rPr>
-          <w:shd w:val="clear" w:color="auto" w:fill="FFFFFF"/>
-          <w:lang w:val="en-US"/>
-        </w:rPr>
-        <w:t xml:space="preserve"> %}{% if </w:t>
-      </w:r>
-      <w:proofErr w:type="spellStart"/>
-      <w:r>
-        <w:rPr>
-          <w:shd w:val="clear" w:color="auto" w:fill="FFFFFF"/>
-          <w:lang w:val="en-US"/>
-        </w:rPr>
-        <w:t>references_cadastrales|len</w:t>
-      </w:r>
-      <w:proofErr w:type="spellEnd"/>
-      <w:r>
-        <w:rPr>
-          <w:shd w:val="clear" w:color="auto" w:fill="FFFFFF"/>
-          <w:lang w:val="en-US"/>
-        </w:rPr>
-        <w:t xml:space="preserve"> %}</w:t>
+        <w:t>{% endfor %}{% if references_cadastrales|len %}</w:t>
       </w:r>
     </w:p>
     <w:tbl>
@@ -6117,7 +4439,6 @@
                 <w:lang w:val="en-US"/>
               </w:rPr>
             </w:pPr>
-            <w:proofErr w:type="spellStart"/>
             <w:r>
               <w:rPr>
                 <w:b/>
@@ -6128,7 +4449,6 @@
               </w:rPr>
               <w:t>Numéro</w:t>
             </w:r>
-            <w:proofErr w:type="spellEnd"/>
           </w:p>
         </w:tc>
         <w:tc>
@@ -6150,7 +4470,6 @@
                 <w:lang w:val="en-US"/>
               </w:rPr>
             </w:pPr>
-            <w:proofErr w:type="spellStart"/>
             <w:r>
               <w:rPr>
                 <w:b/>
@@ -6161,7 +4480,6 @@
               </w:rPr>
               <w:t>Lieudit</w:t>
             </w:r>
-            <w:proofErr w:type="spellEnd"/>
           </w:p>
         </w:tc>
         <w:tc>
@@ -6215,7 +4533,6 @@
                 <w:lang w:val="en-US"/>
               </w:rPr>
             </w:pPr>
-            <w:proofErr w:type="spellStart"/>
             <w:r>
               <w:rPr>
                 <w:b/>
@@ -6226,7 +4543,6 @@
               </w:rPr>
               <w:t>Autre</w:t>
             </w:r>
-            <w:proofErr w:type="spellEnd"/>
           </w:p>
         </w:tc>
       </w:tr>
@@ -6260,51 +4576,7 @@
                 <w:szCs w:val="16"/>
                 <w:lang w:val="en-US"/>
               </w:rPr>
-              <w:t xml:space="preserve">{%tr for </w:t>
-            </w:r>
-            <w:proofErr w:type="spellStart"/>
-            <w:r>
-              <w:rPr>
-                <w:b/>
-                <w:bCs/>
-                <w:sz w:val="16"/>
-                <w:szCs w:val="16"/>
-                <w:lang w:val="en-US"/>
-              </w:rPr>
-              <w:t>rc</w:t>
-            </w:r>
-            <w:proofErr w:type="spellEnd"/>
-            <w:r>
-              <w:rPr>
-                <w:b/>
-                <w:bCs/>
-                <w:sz w:val="16"/>
-                <w:szCs w:val="16"/>
-                <w:lang w:val="en-US"/>
-              </w:rPr>
-              <w:t xml:space="preserve"> in </w:t>
-            </w:r>
-            <w:proofErr w:type="spellStart"/>
-            <w:r>
-              <w:rPr>
-                <w:b/>
-                <w:bCs/>
-                <w:sz w:val="16"/>
-                <w:szCs w:val="16"/>
-                <w:lang w:val="en-US"/>
-              </w:rPr>
-              <w:t>references_cadastrales</w:t>
-            </w:r>
-            <w:proofErr w:type="spellEnd"/>
-            <w:r>
-              <w:rPr>
-                <w:b/>
-                <w:bCs/>
-                <w:sz w:val="16"/>
-                <w:szCs w:val="16"/>
-                <w:lang w:val="en-US"/>
-              </w:rPr>
-              <w:t xml:space="preserve"> %}</w:t>
+              <w:t>{%tr for rc in references_cadastrales %}</w:t>
             </w:r>
           </w:p>
         </w:tc>
@@ -6336,25 +4608,7 @@
                 <w:szCs w:val="16"/>
                 <w:lang w:val="en-US"/>
               </w:rPr>
-              <w:t xml:space="preserve">{{ </w:t>
-            </w:r>
-            <w:proofErr w:type="spellStart"/>
-            <w:r>
-              <w:rPr>
-                <w:sz w:val="16"/>
-                <w:szCs w:val="16"/>
-                <w:lang w:val="en-US"/>
-              </w:rPr>
-              <w:t>rc.section</w:t>
-            </w:r>
-            <w:proofErr w:type="spellEnd"/>
-            <w:r>
-              <w:rPr>
-                <w:sz w:val="16"/>
-                <w:szCs w:val="16"/>
-                <w:lang w:val="en-US"/>
-              </w:rPr>
-              <w:t xml:space="preserve"> }}</w:t>
+              <w:t>{{ rc.section }}</w:t>
             </w:r>
           </w:p>
         </w:tc>
@@ -6381,25 +4635,7 @@
                 <w:szCs w:val="16"/>
                 <w:lang w:val="en-US"/>
               </w:rPr>
-              <w:t xml:space="preserve">{{ </w:t>
-            </w:r>
-            <w:proofErr w:type="spellStart"/>
-            <w:r>
-              <w:rPr>
-                <w:sz w:val="16"/>
-                <w:szCs w:val="16"/>
-                <w:lang w:val="en-US"/>
-              </w:rPr>
-              <w:t>rc.numero</w:t>
-            </w:r>
-            <w:proofErr w:type="spellEnd"/>
-            <w:r>
-              <w:rPr>
-                <w:sz w:val="16"/>
-                <w:szCs w:val="16"/>
-                <w:lang w:val="en-US"/>
-              </w:rPr>
-              <w:t xml:space="preserve"> }}</w:t>
+              <w:t>{{ rc.numero }}</w:t>
             </w:r>
           </w:p>
         </w:tc>
@@ -6426,25 +4662,7 @@
                 <w:szCs w:val="16"/>
                 <w:lang w:val="en-US"/>
               </w:rPr>
-              <w:t xml:space="preserve">{{ </w:t>
-            </w:r>
-            <w:proofErr w:type="spellStart"/>
-            <w:r>
-              <w:rPr>
-                <w:sz w:val="16"/>
-                <w:szCs w:val="16"/>
-                <w:lang w:val="en-US"/>
-              </w:rPr>
-              <w:t>rc.lieudit</w:t>
-            </w:r>
-            <w:proofErr w:type="spellEnd"/>
-            <w:r>
-              <w:rPr>
-                <w:sz w:val="16"/>
-                <w:szCs w:val="16"/>
-                <w:lang w:val="en-US"/>
-              </w:rPr>
-              <w:t xml:space="preserve"> }}</w:t>
+              <w:t>{{ rc.lieudit }}</w:t>
             </w:r>
           </w:p>
         </w:tc>
@@ -6470,25 +4688,7 @@
                 <w:szCs w:val="16"/>
                 <w:lang w:val="en-US"/>
               </w:rPr>
-              <w:t xml:space="preserve">{{ </w:t>
-            </w:r>
-            <w:proofErr w:type="spellStart"/>
-            <w:r>
-              <w:rPr>
-                <w:sz w:val="16"/>
-                <w:szCs w:val="16"/>
-                <w:lang w:val="en-US"/>
-              </w:rPr>
-              <w:t>rc.surface</w:t>
-            </w:r>
-            <w:proofErr w:type="spellEnd"/>
-            <w:r>
-              <w:rPr>
-                <w:sz w:val="16"/>
-                <w:szCs w:val="16"/>
-                <w:lang w:val="en-US"/>
-              </w:rPr>
-              <w:t xml:space="preserve"> }}</w:t>
+              <w:t>{{ rc.surface }}</w:t>
             </w:r>
           </w:p>
         </w:tc>
@@ -6514,23 +4714,7 @@
                 <w:sz w:val="16"/>
                 <w:szCs w:val="16"/>
               </w:rPr>
-              <w:t xml:space="preserve">{{ </w:t>
-            </w:r>
-            <w:proofErr w:type="spellStart"/>
-            <w:r>
-              <w:rPr>
-                <w:sz w:val="16"/>
-                <w:szCs w:val="16"/>
-              </w:rPr>
-              <w:t>rc.autre</w:t>
-            </w:r>
-            <w:proofErr w:type="spellEnd"/>
-            <w:r>
-              <w:rPr>
-                <w:sz w:val="16"/>
-                <w:szCs w:val="16"/>
-              </w:rPr>
-              <w:t xml:space="preserve"> }}</w:t>
+              <w:t>{{ rc.autre }}</w:t>
             </w:r>
           </w:p>
         </w:tc>
@@ -6565,29 +4749,7 @@
                 <w:szCs w:val="16"/>
                 <w:lang w:val="en-US"/>
               </w:rPr>
-              <w:t xml:space="preserve">{%tr </w:t>
-            </w:r>
-            <w:proofErr w:type="spellStart"/>
-            <w:r>
-              <w:rPr>
-                <w:b/>
-                <w:bCs/>
-                <w:sz w:val="16"/>
-                <w:szCs w:val="16"/>
-                <w:lang w:val="en-US"/>
-              </w:rPr>
-              <w:t>endfor</w:t>
-            </w:r>
-            <w:proofErr w:type="spellEnd"/>
-            <w:r>
-              <w:rPr>
-                <w:b/>
-                <w:bCs/>
-                <w:sz w:val="16"/>
-                <w:szCs w:val="16"/>
-                <w:lang w:val="en-US"/>
-              </w:rPr>
-              <w:t xml:space="preserve"> %}</w:t>
+              <w:t>{%tr endfor %}</w:t>
             </w:r>
           </w:p>
         </w:tc>
@@ -6604,48 +4766,20 @@
         <w:rPr>
           <w:shd w:val="clear" w:color="auto" w:fill="FFFFFF"/>
         </w:rPr>
-        <w:t xml:space="preserve">{% </w:t>
-      </w:r>
-      <w:proofErr w:type="spellStart"/>
-      <w:r>
+        <w:t>{% endif %}{% for image in effet_relatif_images %}</w:t>
+      </w:r>
+    </w:p>
+    <w:p>
+      <w:pPr>
+        <w:jc w:val="both"/>
         <w:rPr>
           <w:shd w:val="clear" w:color="auto" w:fill="FFFFFF"/>
         </w:rPr>
-        <w:t>endif</w:t>
-      </w:r>
-      <w:proofErr w:type="spellEnd"/>
+      </w:pPr>
       <w:r>
         <w:rPr>
           <w:shd w:val="clear" w:color="auto" w:fill="FFFFFF"/>
         </w:rPr>
-        <w:t xml:space="preserve"> %}{% for image in </w:t>
-      </w:r>
-      <w:proofErr w:type="spellStart"/>
-      <w:r>
-        <w:rPr>
-          <w:shd w:val="clear" w:color="auto" w:fill="FFFFFF"/>
-        </w:rPr>
-        <w:t>effet_relatif_images</w:t>
-      </w:r>
-      <w:proofErr w:type="spellEnd"/>
-      <w:r>
-        <w:rPr>
-          <w:shd w:val="clear" w:color="auto" w:fill="FFFFFF"/>
-        </w:rPr>
-        <w:t xml:space="preserve"> %}</w:t>
-      </w:r>
-    </w:p>
-    <w:p>
-      <w:pPr>
-        <w:jc w:val="both"/>
-        <w:rPr>
-          <w:shd w:val="clear" w:color="auto" w:fill="FFFFFF"/>
-        </w:rPr>
-      </w:pPr>
-      <w:r>
-        <w:rPr>
-          <w:shd w:val="clear" w:color="auto" w:fill="FFFFFF"/>
-        </w:rPr>
         <w:t>{{image}}</w:t>
       </w:r>
     </w:p>
@@ -6661,97 +4795,53 @@
         <w:rPr>
           <w:rFonts w:cs="TimesNewRomanPSMT"/>
         </w:rPr>
-        <w:t xml:space="preserve">{% </w:t>
-      </w:r>
-      <w:proofErr w:type="spellStart"/>
+        <w:t>{% endfor %}</w:t>
+      </w:r>
+    </w:p>
+    <w:p>
+      <w:pPr>
+        <w:jc w:val="both"/>
+      </w:pPr>
       <w:r>
         <w:rPr>
           <w:rFonts w:cs="TimesNewRomanPSMT"/>
         </w:rPr>
-        <w:t>endfor</w:t>
-      </w:r>
-      <w:proofErr w:type="spellEnd"/>
+        <w:t xml:space="preserve">{% if </w:t>
+      </w:r>
       <w:r>
         <w:rPr>
           <w:rFonts w:cs="TimesNewRomanPSMT"/>
         </w:rPr>
-        <w:t xml:space="preserve"> %}</w:t>
-      </w:r>
-    </w:p>
-    <w:p>
-      <w:pPr>
-        <w:jc w:val="both"/>
-      </w:pPr>
+        <w:t>programme</w:t>
+      </w:r>
       <w:r>
         <w:rPr>
           <w:rFonts w:cs="TimesNewRomanPSMT"/>
         </w:rPr>
-        <w:t xml:space="preserve">{% if </w:t>
-      </w:r>
-      <w:proofErr w:type="spellStart"/>
+        <w:t>.edd_volumetrique_text()|len %}</w:t>
+      </w:r>
+    </w:p>
+    <w:p>
+      <w:pPr>
+        <w:jc w:val="both"/>
+      </w:pPr>
       <w:r>
         <w:rPr>
           <w:rFonts w:cs="TimesNewRomanPSMT"/>
         </w:rPr>
+        <w:t xml:space="preserve">{{ </w:t>
+      </w:r>
+      <w:r>
+        <w:rPr>
+          <w:rFonts w:cs="TimesNewRomanPSMT"/>
+        </w:rPr>
         <w:t>programme</w:t>
       </w:r>
       <w:r>
         <w:rPr>
           <w:rFonts w:cs="TimesNewRomanPSMT"/>
         </w:rPr>
-        <w:t>.edd_volumetrique_text</w:t>
-      </w:r>
-      <w:proofErr w:type="spellEnd"/>
-      <w:r>
-        <w:rPr>
-          <w:rFonts w:cs="TimesNewRomanPSMT"/>
-        </w:rPr>
-        <w:t>()|</w:t>
-      </w:r>
-      <w:proofErr w:type="spellStart"/>
-      <w:r>
-        <w:rPr>
-          <w:rFonts w:cs="TimesNewRomanPSMT"/>
-        </w:rPr>
-        <w:t>len</w:t>
-      </w:r>
-      <w:proofErr w:type="spellEnd"/>
-      <w:r>
-        <w:rPr>
-          <w:rFonts w:cs="TimesNewRomanPSMT"/>
-        </w:rPr>
-        <w:t xml:space="preserve"> %}</w:t>
-      </w:r>
-    </w:p>
-    <w:p>
-      <w:pPr>
-        <w:jc w:val="both"/>
-      </w:pPr>
-      <w:r>
-        <w:rPr>
-          <w:rFonts w:cs="TimesNewRomanPSMT"/>
-        </w:rPr>
-        <w:t xml:space="preserve">{{ </w:t>
-      </w:r>
-      <w:proofErr w:type="spellStart"/>
-      <w:r>
-        <w:rPr>
-          <w:rFonts w:cs="TimesNewRomanPSMT"/>
-        </w:rPr>
-        <w:t>programme</w:t>
-      </w:r>
-      <w:r>
-        <w:rPr>
-          <w:rFonts w:cs="TimesNewRomanPSMT"/>
-        </w:rPr>
-        <w:t>.edd_volumetrique_text</w:t>
-      </w:r>
-      <w:proofErr w:type="spellEnd"/>
-      <w:r>
-        <w:rPr>
-          <w:rFonts w:cs="TimesNewRomanPSMT"/>
-        </w:rPr>
-        <w:t>() }}</w:t>
+        <w:t>.edd_volumetrique_text() }}</w:t>
       </w:r>
       <w:bookmarkStart w:id="25" w:name="S4"/>
       <w:bookmarkEnd w:id="25"/>
@@ -6767,21 +4857,7 @@
         <w:rPr>
           <w:rFonts w:cs="TimesNewRomanPSMT"/>
         </w:rPr>
-        <w:t xml:space="preserve">{% </w:t>
-      </w:r>
-      <w:proofErr w:type="spellStart"/>
-      <w:r>
-        <w:rPr>
-          <w:rFonts w:cs="TimesNewRomanPSMT"/>
-        </w:rPr>
-        <w:t>endif</w:t>
-      </w:r>
-      <w:proofErr w:type="spellEnd"/>
-      <w:r>
-        <w:rPr>
-          <w:rFonts w:cs="TimesNewRomanPSMT"/>
-        </w:rPr>
-        <w:t xml:space="preserve"> %}</w:t>
+        <w:t>{% endif %}</w:t>
       </w:r>
     </w:p>
     <w:p>
@@ -6796,70 +4872,84 @@
           <w:rFonts w:cs="TimesNewRomanPSMT"/>
           <w:lang w:val="en-US"/>
         </w:rPr>
-        <w:t xml:space="preserve">{% for image in </w:t>
-      </w:r>
-      <w:proofErr w:type="spellStart"/>
+        <w:t>{% for image in edd_volumetrique_images %}</w:t>
+      </w:r>
+    </w:p>
+    <w:p>
+      <w:pPr>
+        <w:jc w:val="both"/>
+        <w:rPr>
+          <w:lang w:val="en-US"/>
+        </w:rPr>
+      </w:pPr>
       <w:r>
         <w:rPr>
           <w:rFonts w:cs="TimesNewRomanPSMT"/>
           <w:lang w:val="en-US"/>
         </w:rPr>
-        <w:t>edd_volumetrique_images</w:t>
-      </w:r>
-      <w:proofErr w:type="spellEnd"/>
-      <w:r>
+        <w:t>{{image}}</w:t>
+      </w:r>
+    </w:p>
+    <w:p>
+      <w:pPr>
+        <w:jc w:val="both"/>
         <w:rPr>
           <w:rFonts w:cs="TimesNewRomanPSMT"/>
           <w:lang w:val="en-US"/>
         </w:rPr>
-        <w:t xml:space="preserve"> %}</w:t>
-      </w:r>
-    </w:p>
-    <w:p>
-      <w:pPr>
-        <w:jc w:val="both"/>
-        <w:rPr>
-          <w:lang w:val="en-US"/>
-        </w:rPr>
       </w:pPr>
       <w:r>
         <w:rPr>
           <w:rFonts w:cs="TimesNewRomanPSMT"/>
           <w:lang w:val="en-US"/>
         </w:rPr>
-        <w:t>{{image}}</w:t>
-      </w:r>
-    </w:p>
-    <w:p>
-      <w:pPr>
-        <w:jc w:val="both"/>
+        <w:t>{% endfor %}</w:t>
+      </w:r>
+    </w:p>
+    <w:p>
+      <w:pPr>
+        <w:jc w:val="both"/>
+        <w:rPr>
+          <w:lang w:val="en-US"/>
+        </w:rPr>
+      </w:pPr>
+      <w:r>
         <w:rPr>
           <w:rFonts w:cs="TimesNewRomanPSMT"/>
           <w:lang w:val="en-US"/>
         </w:rPr>
+        <w:t>{% if programme.mention_publication_edd_volumetrique %}</w:t>
+      </w:r>
+    </w:p>
+    <w:p>
+      <w:pPr>
+        <w:jc w:val="both"/>
+        <w:rPr>
+          <w:lang w:val="en-US"/>
+        </w:rPr>
       </w:pPr>
       <w:r>
         <w:rPr>
           <w:rFonts w:cs="TimesNewRomanPSMT"/>
           <w:lang w:val="en-US"/>
         </w:rPr>
-        <w:t xml:space="preserve">{% </w:t>
-      </w:r>
-      <w:proofErr w:type="spellStart"/>
-      <w:r>
+        <w:t>{{ programme.mention_publication_edd_volumetrique }}</w:t>
+      </w:r>
+    </w:p>
+    <w:p>
+      <w:pPr>
+        <w:jc w:val="both"/>
         <w:rPr>
           <w:rFonts w:cs="TimesNewRomanPSMT"/>
           <w:lang w:val="en-US"/>
         </w:rPr>
-        <w:t>endfor</w:t>
-      </w:r>
-      <w:proofErr w:type="spellEnd"/>
+      </w:pPr>
       <w:r>
         <w:rPr>
           <w:rFonts w:cs="TimesNewRomanPSMT"/>
           <w:lang w:val="en-US"/>
         </w:rPr>
-        <w:t xml:space="preserve"> %}</w:t>
+        <w:t>{% endif %}</w:t>
       </w:r>
     </w:p>
     <w:p>
@@ -6874,68 +4964,55 @@
           <w:rFonts w:cs="TimesNewRomanPSMT"/>
           <w:lang w:val="en-US"/>
         </w:rPr>
-        <w:t xml:space="preserve">{% if </w:t>
-      </w:r>
-      <w:proofErr w:type="spellStart"/>
+        <w:t>{% if programme.edd_classique_text()|len %}</w:t>
+      </w:r>
+    </w:p>
+    <w:p>
+      <w:pPr>
+        <w:jc w:val="both"/>
+      </w:pPr>
       <w:r>
         <w:rPr>
           <w:rFonts w:cs="TimesNewRomanPSMT"/>
-          <w:lang w:val="en-US"/>
-        </w:rPr>
-        <w:t>programme.mention_publication_edd_volumetrique</w:t>
-      </w:r>
-      <w:proofErr w:type="spellEnd"/>
+        </w:rPr>
+        <w:t xml:space="preserve">{{ </w:t>
+      </w:r>
       <w:r>
         <w:rPr>
           <w:rFonts w:cs="TimesNewRomanPSMT"/>
-          <w:lang w:val="en-US"/>
-        </w:rPr>
-        <w:t xml:space="preserve"> %}</w:t>
-      </w:r>
-    </w:p>
-    <w:p>
-      <w:pPr>
-        <w:jc w:val="both"/>
-        <w:rPr>
-          <w:lang w:val="en-US"/>
-        </w:rPr>
-      </w:pPr>
+        </w:rPr>
+        <w:t>programme</w:t>
+      </w:r>
       <w:r>
         <w:rPr>
           <w:rFonts w:cs="TimesNewRomanPSMT"/>
-          <w:lang w:val="en-US"/>
-        </w:rPr>
-        <w:t xml:space="preserve">{{ </w:t>
-      </w:r>
-      <w:proofErr w:type="spellStart"/>
+        </w:rPr>
+        <w:t>.edd_</w:t>
+      </w:r>
       <w:r>
         <w:rPr>
           <w:rFonts w:cs="TimesNewRomanPSMT"/>
-          <w:lang w:val="en-US"/>
-        </w:rPr>
-        <w:t>programme.mention_publication_edd_volumetrique</w:t>
-      </w:r>
-      <w:proofErr w:type="spellEnd"/>
+        </w:rPr>
+        <w:t>classique</w:t>
+      </w:r>
       <w:r>
         <w:rPr>
           <w:rFonts w:cs="TimesNewRomanPSMT"/>
-          <w:lang w:val="en-US"/>
-        </w:rPr>
-        <w:t xml:space="preserve"> }}</w:t>
-      </w:r>
-    </w:p>
+        </w:rPr>
+        <w:t>_text() }}</w:t>
+      </w:r>
+    </w:p>
+    <w:bookmarkEnd w:id="24"/>
     <w:p>
       <w:pPr>
         <w:jc w:val="both"/>
         <w:rPr>
           <w:rFonts w:cs="TimesNewRomanPSMT"/>
-          <w:lang w:val="en-US"/>
         </w:rPr>
       </w:pPr>
       <w:r>
         <w:rPr>
           <w:rFonts w:cs="TimesNewRomanPSMT"/>
-          <w:lang w:val="en-US"/>
         </w:rPr>
         <w:t>{% endif %}</w:t>
       </w:r>
@@ -6944,125 +5021,6 @@
       <w:pPr>
         <w:jc w:val="both"/>
         <w:rPr>
-          <w:lang w:val="en-US"/>
-        </w:rPr>
-      </w:pPr>
-      <w:r>
-        <w:rPr>
-          <w:rFonts w:cs="TimesNewRomanPSMT"/>
-          <w:lang w:val="en-US"/>
-        </w:rPr>
-        <w:t xml:space="preserve">{% if </w:t>
-      </w:r>
-      <w:proofErr w:type="spellStart"/>
-      <w:r>
-        <w:rPr>
-          <w:rFonts w:cs="TimesNewRomanPSMT"/>
-          <w:lang w:val="en-US"/>
-        </w:rPr>
-        <w:t>programme.edd_classique_text</w:t>
-      </w:r>
-      <w:proofErr w:type="spellEnd"/>
-      <w:r>
-        <w:rPr>
-          <w:rFonts w:cs="TimesNewRomanPSMT"/>
-          <w:lang w:val="en-US"/>
-        </w:rPr>
-        <w:t>()|</w:t>
-      </w:r>
-      <w:proofErr w:type="spellStart"/>
-      <w:r>
-        <w:rPr>
-          <w:rFonts w:cs="TimesNewRomanPSMT"/>
-          <w:lang w:val="en-US"/>
-        </w:rPr>
-        <w:t>len</w:t>
-      </w:r>
-      <w:proofErr w:type="spellEnd"/>
-      <w:r>
-        <w:rPr>
-          <w:rFonts w:cs="TimesNewRomanPSMT"/>
-          <w:lang w:val="en-US"/>
-        </w:rPr>
-        <w:t xml:space="preserve"> %}</w:t>
-      </w:r>
-    </w:p>
-    <w:p>
-      <w:pPr>
-        <w:jc w:val="both"/>
-      </w:pPr>
-      <w:r>
-        <w:rPr>
-          <w:rFonts w:cs="TimesNewRomanPSMT"/>
-        </w:rPr>
-        <w:t xml:space="preserve">{{ </w:t>
-      </w:r>
-      <w:proofErr w:type="spellStart"/>
-      <w:r>
-        <w:rPr>
-          <w:rFonts w:cs="TimesNewRomanPSMT"/>
-        </w:rPr>
-        <w:t>programme</w:t>
-      </w:r>
-      <w:r>
-        <w:rPr>
-          <w:rFonts w:cs="TimesNewRomanPSMT"/>
-        </w:rPr>
-        <w:t>.edd_</w:t>
-      </w:r>
-      <w:r>
-        <w:rPr>
-          <w:rFonts w:cs="TimesNewRomanPSMT"/>
-        </w:rPr>
-        <w:t>classique</w:t>
-      </w:r>
-      <w:r>
-        <w:rPr>
-          <w:rFonts w:cs="TimesNewRomanPSMT"/>
-        </w:rPr>
-        <w:t>_text</w:t>
-      </w:r>
-      <w:proofErr w:type="spellEnd"/>
-      <w:r>
-        <w:rPr>
-          <w:rFonts w:cs="TimesNewRomanPSMT"/>
-        </w:rPr>
-        <w:t>() }}</w:t>
-      </w:r>
-    </w:p>
-    <w:bookmarkEnd w:id="24"/>
-    <w:p>
-      <w:pPr>
-        <w:jc w:val="both"/>
-        <w:rPr>
-          <w:rFonts w:cs="TimesNewRomanPSMT"/>
-        </w:rPr>
-      </w:pPr>
-      <w:r>
-        <w:rPr>
-          <w:rFonts w:cs="TimesNewRomanPSMT"/>
-        </w:rPr>
-        <w:t xml:space="preserve">{% </w:t>
-      </w:r>
-      <w:proofErr w:type="spellStart"/>
-      <w:r>
-        <w:rPr>
-          <w:rFonts w:cs="TimesNewRomanPSMT"/>
-        </w:rPr>
-        <w:t>endif</w:t>
-      </w:r>
-      <w:proofErr w:type="spellEnd"/>
-      <w:r>
-        <w:rPr>
-          <w:rFonts w:cs="TimesNewRomanPSMT"/>
-        </w:rPr>
-        <w:t xml:space="preserve"> %}</w:t>
-      </w:r>
-    </w:p>
-    <w:p>
-      <w:pPr>
-        <w:jc w:val="both"/>
-        <w:rPr>
           <w:shd w:val="clear" w:color="auto" w:fill="FFFFFF"/>
         </w:rPr>
       </w:pPr>
@@ -7070,49 +5028,21 @@
         <w:rPr>
           <w:shd w:val="clear" w:color="auto" w:fill="FFFFFF"/>
         </w:rPr>
-        <w:t xml:space="preserve">{% if </w:t>
-      </w:r>
-      <w:proofErr w:type="spellStart"/>
-      <w:r>
+        <w:t>{% if programme.mention_publication_edd_classique %}</w:t>
+      </w:r>
+    </w:p>
+    <w:p>
+      <w:pPr>
+        <w:jc w:val="both"/>
         <w:rPr>
           <w:shd w:val="clear" w:color="auto" w:fill="FFFFFF"/>
         </w:rPr>
-        <w:t>programme.mention_publication_edd_classique</w:t>
-      </w:r>
-      <w:proofErr w:type="spellEnd"/>
+      </w:pPr>
       <w:r>
         <w:rPr>
           <w:shd w:val="clear" w:color="auto" w:fill="FFFFFF"/>
         </w:rPr>
-        <w:t xml:space="preserve"> %}</w:t>
-      </w:r>
-    </w:p>
-    <w:p>
-      <w:pPr>
-        <w:jc w:val="both"/>
-        <w:rPr>
-          <w:shd w:val="clear" w:color="auto" w:fill="FFFFFF"/>
-        </w:rPr>
-      </w:pPr>
-      <w:r>
-        <w:rPr>
-          <w:shd w:val="clear" w:color="auto" w:fill="FFFFFF"/>
-        </w:rPr>
-        <w:t xml:space="preserve">{{ </w:t>
-      </w:r>
-      <w:proofErr w:type="spellStart"/>
-      <w:r>
-        <w:rPr>
-          <w:shd w:val="clear" w:color="auto" w:fill="FFFFFF"/>
-        </w:rPr>
-        <w:t>programme.mention_publication_edd_classique</w:t>
-      </w:r>
-      <w:proofErr w:type="spellEnd"/>
-      <w:r>
-        <w:rPr>
-          <w:shd w:val="clear" w:color="auto" w:fill="FFFFFF"/>
-        </w:rPr>
-        <w:t xml:space="preserve"> }}</w:t>
+        <w:t>{{ programme.mention_publication_edd_classique }}</w:t>
       </w:r>
     </w:p>
     <w:p>
@@ -7128,23 +5058,7 @@
           <w:shd w:val="clear" w:color="auto" w:fill="FFFFFF"/>
           <w:lang w:val="en-US"/>
         </w:rPr>
-        <w:t xml:space="preserve">{% endif %}{% if </w:t>
-      </w:r>
-      <w:proofErr w:type="spellStart"/>
-      <w:r>
-        <w:rPr>
-          <w:shd w:val="clear" w:color="auto" w:fill="FFFFFF"/>
-          <w:lang w:val="en-US"/>
-        </w:rPr>
-        <w:t>logement_edds|len</w:t>
-      </w:r>
-      <w:proofErr w:type="spellEnd"/>
-      <w:r>
-        <w:rPr>
-          <w:shd w:val="clear" w:color="auto" w:fill="FFFFFF"/>
-          <w:lang w:val="en-US"/>
-        </w:rPr>
-        <w:t xml:space="preserve"> %}</w:t>
+        <w:t>{% endif %}{% if logement_edds|len %}</w:t>
       </w:r>
     </w:p>
     <w:p>
@@ -7261,7 +5175,6 @@
                 <w:lang w:val="en-US"/>
               </w:rPr>
             </w:pPr>
-            <w:proofErr w:type="spellStart"/>
             <w:r>
               <w:rPr>
                 <w:b/>
@@ -7272,7 +5185,6 @@
               </w:rPr>
               <w:t>Financement</w:t>
             </w:r>
-            <w:proofErr w:type="spellEnd"/>
           </w:p>
         </w:tc>
         <w:tc>
@@ -7295,7 +5207,6 @@
                 <w:lang w:val="en-US"/>
               </w:rPr>
             </w:pPr>
-            <w:proofErr w:type="spellStart"/>
             <w:r>
               <w:rPr>
                 <w:b/>
@@ -7306,7 +5217,6 @@
               </w:rPr>
               <w:t>Désignation</w:t>
             </w:r>
-            <w:proofErr w:type="spellEnd"/>
           </w:p>
         </w:tc>
         <w:tc>
@@ -7382,51 +5292,7 @@
                 <w:szCs w:val="16"/>
                 <w:lang w:val="en-US"/>
               </w:rPr>
-              <w:t xml:space="preserve">{%tr for </w:t>
-            </w:r>
-            <w:proofErr w:type="spellStart"/>
-            <w:r>
-              <w:rPr>
-                <w:b/>
-                <w:bCs/>
-                <w:sz w:val="16"/>
-                <w:szCs w:val="16"/>
-                <w:lang w:val="en-US"/>
-              </w:rPr>
-              <w:t>i</w:t>
-            </w:r>
-            <w:proofErr w:type="spellEnd"/>
-            <w:r>
-              <w:rPr>
-                <w:b/>
-                <w:bCs/>
-                <w:sz w:val="16"/>
-                <w:szCs w:val="16"/>
-                <w:lang w:val="en-US"/>
-              </w:rPr>
-              <w:t xml:space="preserve"> in </w:t>
-            </w:r>
-            <w:proofErr w:type="spellStart"/>
-            <w:r>
-              <w:rPr>
-                <w:b/>
-                <w:bCs/>
-                <w:sz w:val="16"/>
-                <w:szCs w:val="16"/>
-                <w:lang w:val="en-US"/>
-              </w:rPr>
-              <w:t>logement_edds</w:t>
-            </w:r>
-            <w:proofErr w:type="spellEnd"/>
-            <w:r>
-              <w:rPr>
-                <w:b/>
-                <w:bCs/>
-                <w:sz w:val="16"/>
-                <w:szCs w:val="16"/>
-                <w:lang w:val="en-US"/>
-              </w:rPr>
-              <w:t xml:space="preserve"> %}</w:t>
+              <w:t>{%tr for i in logement_edds %}</w:t>
             </w:r>
           </w:p>
         </w:tc>
@@ -7458,25 +5324,7 @@
                 <w:szCs w:val="16"/>
                 <w:lang w:val="en-US"/>
               </w:rPr>
-              <w:t>{{</w:t>
-            </w:r>
-            <w:proofErr w:type="spellStart"/>
-            <w:r>
-              <w:rPr>
-                <w:sz w:val="16"/>
-                <w:szCs w:val="16"/>
-                <w:lang w:val="en-US"/>
-              </w:rPr>
-              <w:t>i.lot_num</w:t>
-            </w:r>
-            <w:proofErr w:type="spellEnd"/>
-            <w:r>
-              <w:rPr>
-                <w:sz w:val="16"/>
-                <w:szCs w:val="16"/>
-                <w:lang w:val="en-US"/>
-              </w:rPr>
-              <w:t>}}</w:t>
+              <w:t>{{i.lot_num}}</w:t>
             </w:r>
           </w:p>
         </w:tc>
@@ -7503,25 +5351,7 @@
                 <w:szCs w:val="16"/>
                 <w:lang w:val="en-US"/>
               </w:rPr>
-              <w:t xml:space="preserve">{{ </w:t>
-            </w:r>
-            <w:proofErr w:type="spellStart"/>
-            <w:r>
-              <w:rPr>
-                <w:sz w:val="16"/>
-                <w:szCs w:val="16"/>
-                <w:lang w:val="en-US"/>
-              </w:rPr>
-              <w:t>i.financement</w:t>
-            </w:r>
-            <w:proofErr w:type="spellEnd"/>
-            <w:r>
-              <w:rPr>
-                <w:sz w:val="16"/>
-                <w:szCs w:val="16"/>
-                <w:lang w:val="en-US"/>
-              </w:rPr>
-              <w:t xml:space="preserve"> }}</w:t>
+              <w:t>{{ i.financement }}</w:t>
             </w:r>
           </w:p>
         </w:tc>
@@ -7548,25 +5378,7 @@
                 <w:szCs w:val="16"/>
                 <w:lang w:val="en-US"/>
               </w:rPr>
-              <w:t xml:space="preserve">{{ </w:t>
-            </w:r>
-            <w:proofErr w:type="spellStart"/>
-            <w:r>
-              <w:rPr>
-                <w:sz w:val="16"/>
-                <w:szCs w:val="16"/>
-                <w:lang w:val="en-US"/>
-              </w:rPr>
-              <w:t>i.designation</w:t>
-            </w:r>
-            <w:proofErr w:type="spellEnd"/>
-            <w:r>
-              <w:rPr>
-                <w:sz w:val="16"/>
-                <w:szCs w:val="16"/>
-                <w:lang w:val="en-US"/>
-              </w:rPr>
-              <w:t xml:space="preserve"> }}</w:t>
+              <w:t>{{ i.designation }}</w:t>
             </w:r>
           </w:p>
         </w:tc>
@@ -7593,25 +5405,7 @@
                 <w:szCs w:val="16"/>
                 <w:lang w:val="en-US"/>
               </w:rPr>
-              <w:t xml:space="preserve">{{ </w:t>
-            </w:r>
-            <w:proofErr w:type="spellStart"/>
-            <w:r>
-              <w:rPr>
-                <w:sz w:val="16"/>
-                <w:szCs w:val="16"/>
-                <w:lang w:val="en-US"/>
-              </w:rPr>
-              <w:t>i.numero_lot</w:t>
-            </w:r>
-            <w:proofErr w:type="spellEnd"/>
-            <w:r>
-              <w:rPr>
-                <w:sz w:val="16"/>
-                <w:szCs w:val="16"/>
-                <w:lang w:val="en-US"/>
-              </w:rPr>
-              <w:t>}}</w:t>
+              <w:t>{{ i.numero_lot}}</w:t>
             </w:r>
           </w:p>
         </w:tc>
@@ -7646,29 +5440,7 @@
                 <w:szCs w:val="16"/>
                 <w:lang w:val="en-US"/>
               </w:rPr>
-              <w:t xml:space="preserve">{%tr </w:t>
-            </w:r>
-            <w:proofErr w:type="spellStart"/>
-            <w:r>
-              <w:rPr>
-                <w:b/>
-                <w:bCs/>
-                <w:sz w:val="16"/>
-                <w:szCs w:val="16"/>
-                <w:lang w:val="en-US"/>
-              </w:rPr>
-              <w:t>endfor</w:t>
-            </w:r>
-            <w:proofErr w:type="spellEnd"/>
-            <w:r>
-              <w:rPr>
-                <w:b/>
-                <w:bCs/>
-                <w:sz w:val="16"/>
-                <w:szCs w:val="16"/>
-                <w:lang w:val="en-US"/>
-              </w:rPr>
-              <w:t xml:space="preserve"> %}</w:t>
+              <w:t>{%tr endfor %}</w:t>
             </w:r>
           </w:p>
         </w:tc>
@@ -7685,55 +5457,13 @@
         <w:rPr>
           <w:shd w:val="clear" w:color="auto" w:fill="FFFFFF"/>
         </w:rPr>
-        <w:t xml:space="preserve">{% </w:t>
-      </w:r>
-      <w:proofErr w:type="spellStart"/>
-      <w:r>
-        <w:rPr>
-          <w:shd w:val="clear" w:color="auto" w:fill="FFFFFF"/>
-        </w:rPr>
-        <w:t>endif</w:t>
-      </w:r>
-      <w:proofErr w:type="spellEnd"/>
-      <w:r>
-        <w:rPr>
-          <w:shd w:val="clear" w:color="auto" w:fill="FFFFFF"/>
-        </w:rPr>
-        <w:t xml:space="preserve"> %}</w:t>
+        <w:t>{% endif %}</w:t>
       </w:r>
       <w:r>
         <w:rPr>
           <w:lang w:val="en-US"/>
         </w:rPr>
-        <w:t xml:space="preserve">{%  if </w:t>
-      </w:r>
-      <w:proofErr w:type="spellStart"/>
-      <w:r>
-        <w:rPr>
-          <w:lang w:val="en-US"/>
-        </w:rPr>
-        <w:t>programme.edd_stationnements_text</w:t>
-      </w:r>
-      <w:proofErr w:type="spellEnd"/>
-      <w:r>
-        <w:rPr>
-          <w:lang w:val="en-US"/>
-        </w:rPr>
-        <w:t>()|</w:t>
-      </w:r>
-      <w:proofErr w:type="spellStart"/>
-      <w:r>
-        <w:rPr>
-          <w:lang w:val="en-US"/>
-        </w:rPr>
-        <w:t>len</w:t>
-      </w:r>
-      <w:proofErr w:type="spellEnd"/>
-      <w:r>
-        <w:rPr>
-          <w:lang w:val="en-US"/>
-        </w:rPr>
-        <w:t xml:space="preserve"> %}</w:t>
+        <w:t>{%  if programme.edd_stationnements_text()|len %}</w:t>
       </w:r>
     </w:p>
     <w:p>
@@ -7744,19 +5474,11 @@
         <w:lastRenderedPageBreak/>
         <w:t xml:space="preserve">{{ </w:t>
       </w:r>
-      <w:proofErr w:type="spellStart"/>
       <w:r>
         <w:rPr>
           <w:lang w:val="en-US"/>
         </w:rPr>
-        <w:t>programme.edd_stationnements_text</w:t>
-      </w:r>
-      <w:proofErr w:type="spellEnd"/>
-      <w:r>
-        <w:rPr>
-          <w:lang w:val="en-US"/>
-        </w:rPr>
-        <w:t>()</w:t>
+        <w:t>programme.edd_stationnements_text()</w:t>
       </w:r>
       <w:r>
         <w:t xml:space="preserve"> }}</w:t>
@@ -7767,23 +5489,7 @@
         <w:jc w:val="both"/>
       </w:pPr>
       <w:r>
-        <w:t xml:space="preserve">{% </w:t>
-      </w:r>
-      <w:proofErr w:type="spellStart"/>
-      <w:r>
-        <w:t>endif</w:t>
-      </w:r>
-      <w:proofErr w:type="spellEnd"/>
-      <w:r>
-        <w:t xml:space="preserve"> %}{% for image in </w:t>
-      </w:r>
-      <w:proofErr w:type="spellStart"/>
-      <w:r>
-        <w:t>edd_stationnements_images</w:t>
-      </w:r>
-      <w:proofErr w:type="spellEnd"/>
-      <w:r>
-        <w:t xml:space="preserve"> %}</w:t>
+        <w:t>{% endif %}{% for image in edd_stationnements_images %}</w:t>
       </w:r>
     </w:p>
     <w:p>
@@ -7799,15 +5505,7 @@
         <w:jc w:val="both"/>
       </w:pPr>
       <w:r>
-        <w:t xml:space="preserve">{% </w:t>
-      </w:r>
-      <w:proofErr w:type="spellStart"/>
-      <w:r>
-        <w:t>endfor</w:t>
-      </w:r>
-      <w:proofErr w:type="spellEnd"/>
-      <w:r>
-        <w:t xml:space="preserve"> %}</w:t>
+        <w:t>{% endfor %}</w:t>
       </w:r>
     </w:p>
     <w:p>
@@ -7888,35 +5586,7 @@
         <w:rPr>
           <w:color w:val="000000"/>
         </w:rPr>
-        <w:t xml:space="preserve">{% if </w:t>
-      </w:r>
-      <w:proofErr w:type="spellStart"/>
-      <w:r>
-        <w:rPr>
-          <w:color w:val="000000"/>
-        </w:rPr>
-        <w:t>outre_mer</w:t>
-      </w:r>
-      <w:proofErr w:type="spellEnd"/>
-      <w:r>
-        <w:rPr>
-          <w:color w:val="000000"/>
-        </w:rPr>
-        <w:t xml:space="preserve"> %}{% if convention.foyer_residence_variante_1 %}Variante 1 : programme visé au 1° de l'article R. 832-21 du code de la construction et de l'habitation.{% </w:t>
-      </w:r>
-      <w:proofErr w:type="spellStart"/>
-      <w:r>
-        <w:rPr>
-          <w:color w:val="000000"/>
-        </w:rPr>
-        <w:t>else</w:t>
-      </w:r>
-      <w:proofErr w:type="spellEnd"/>
-      <w:r>
-        <w:rPr>
-          <w:color w:val="000000"/>
-        </w:rPr>
-        <w:t xml:space="preserve"> %}</w:t>
+        <w:t>{% if outre_mer %}{% if convention.foyer_residence_variante_1 %}Variante 1 : programme visé au 1° de l'article R. 832-21 du code de la construction et de l'habitation.{% else %}</w:t>
       </w:r>
       <w:r>
         <w:rPr>
@@ -7929,55 +5599,27 @@
         <w:rPr>
           <w:color w:val="000000"/>
         </w:rPr>
-        <w:t xml:space="preserve">{% </w:t>
-      </w:r>
-      <w:proofErr w:type="spellStart"/>
-      <w:r>
-        <w:rPr>
-          <w:color w:val="000000"/>
-        </w:rPr>
-        <w:t>endif</w:t>
-      </w:r>
-      <w:proofErr w:type="spellEnd"/>
-      <w:r>
-        <w:rPr>
-          <w:color w:val="000000"/>
-        </w:rPr>
-        <w:t xml:space="preserve"> %}</w:t>
-      </w:r>
-    </w:p>
-    <w:p>
-      <w:pPr>
-        <w:rPr>
-          <w:color w:val="000000"/>
-        </w:rPr>
-      </w:pPr>
-    </w:p>
-    <w:p>
-      <w:pPr>
-        <w:rPr>
-          <w:color w:val="000000"/>
-        </w:rPr>
-      </w:pPr>
-      <w:r>
-        <w:rPr>
-          <w:color w:val="000000"/>
-        </w:rPr>
-        <w:t xml:space="preserve">{% if convention.foyer_residence_variante_2 %}Variante 2 : programme visé au 2° de l'article R. 832-21 du code de la construction et de l'habitation.{% </w:t>
-      </w:r>
-      <w:proofErr w:type="spellStart"/>
-      <w:r>
-        <w:rPr>
-          <w:color w:val="000000"/>
-        </w:rPr>
-        <w:t>else</w:t>
-      </w:r>
-      <w:proofErr w:type="spellEnd"/>
-      <w:r>
-        <w:rPr>
-          <w:color w:val="000000"/>
-        </w:rPr>
-        <w:t xml:space="preserve"> %}</w:t>
+        <w:t>{% endif %}</w:t>
+      </w:r>
+    </w:p>
+    <w:p>
+      <w:pPr>
+        <w:rPr>
+          <w:color w:val="000000"/>
+        </w:rPr>
+      </w:pPr>
+    </w:p>
+    <w:p>
+      <w:pPr>
+        <w:rPr>
+          <w:color w:val="000000"/>
+        </w:rPr>
+      </w:pPr>
+      <w:r>
+        <w:rPr>
+          <w:color w:val="000000"/>
+        </w:rPr>
+        <w:t>{% if convention.foyer_residence_variante_2 %}Variante 2 : programme visé au 2° de l'article R. 832-21 du code de la construction et de l'habitation.{% else %}</w:t>
       </w:r>
       <w:r>
         <w:rPr>
@@ -7990,21 +5632,7 @@
         <w:rPr>
           <w:color w:val="000000"/>
         </w:rPr>
-        <w:t xml:space="preserve">{% </w:t>
-      </w:r>
-      <w:proofErr w:type="spellStart"/>
-      <w:r>
-        <w:rPr>
-          <w:color w:val="000000"/>
-        </w:rPr>
-        <w:t>endif</w:t>
-      </w:r>
-      <w:proofErr w:type="spellEnd"/>
-      <w:r>
-        <w:rPr>
-          <w:color w:val="000000"/>
-        </w:rPr>
-        <w:t xml:space="preserve"> %}</w:t>
+        <w:t>{% endif %}</w:t>
       </w:r>
     </w:p>
     <w:p>
@@ -8056,49 +5684,7 @@
         <w:rPr>
           <w:color w:val="000000"/>
         </w:rPr>
-        <w:t xml:space="preserve">{% </w:t>
-      </w:r>
-      <w:proofErr w:type="spellStart"/>
-      <w:r>
-        <w:rPr>
-          <w:color w:val="000000"/>
-        </w:rPr>
-        <w:t>endif</w:t>
-      </w:r>
-      <w:proofErr w:type="spellEnd"/>
-      <w:r>
-        <w:rPr>
-          <w:color w:val="000000"/>
-        </w:rPr>
-        <w:t xml:space="preserve"> %}{% </w:t>
-      </w:r>
-      <w:proofErr w:type="spellStart"/>
-      <w:r>
-        <w:rPr>
-          <w:color w:val="000000"/>
-        </w:rPr>
-        <w:t>else</w:t>
-      </w:r>
-      <w:proofErr w:type="spellEnd"/>
-      <w:r>
-        <w:rPr>
-          <w:color w:val="000000"/>
-        </w:rPr>
-        <w:t xml:space="preserve"> %}{% if convention.foyer_residence_variante_1 %}Variante 1 : programme existant dont la construction a été financée dans les conditions du 1° de l'article R. 832-21 du code de la construction et de l'habitation.{% </w:t>
-      </w:r>
-      <w:proofErr w:type="spellStart"/>
-      <w:r>
-        <w:rPr>
-          <w:color w:val="000000"/>
-        </w:rPr>
-        <w:t>else</w:t>
-      </w:r>
-      <w:proofErr w:type="spellEnd"/>
-      <w:r>
-        <w:rPr>
-          <w:color w:val="000000"/>
-        </w:rPr>
-        <w:t xml:space="preserve"> %}</w:t>
+        <w:t>{% endif %}{% else %}{% if convention.foyer_residence_variante_1 %}Variante 1 : programme existant dont la construction a été financée dans les conditions du 1° de l'article R. 832-21 du code de la construction et de l'habitation.{% else %}</w:t>
       </w:r>
       <w:r>
         <w:rPr>
@@ -8111,55 +5697,27 @@
         <w:rPr>
           <w:color w:val="000000"/>
         </w:rPr>
-        <w:t xml:space="preserve">{% </w:t>
-      </w:r>
-      <w:proofErr w:type="spellStart"/>
-      <w:r>
-        <w:rPr>
-          <w:color w:val="000000"/>
-        </w:rPr>
-        <w:t>endif</w:t>
-      </w:r>
-      <w:proofErr w:type="spellEnd"/>
-      <w:r>
-        <w:rPr>
-          <w:color w:val="000000"/>
-        </w:rPr>
-        <w:t xml:space="preserve"> %}</w:t>
-      </w:r>
-    </w:p>
-    <w:p>
-      <w:pPr>
-        <w:rPr>
-          <w:color w:val="000000"/>
-        </w:rPr>
-      </w:pPr>
-    </w:p>
-    <w:p>
-      <w:pPr>
-        <w:rPr>
-          <w:color w:val="000000"/>
-        </w:rPr>
-      </w:pPr>
-      <w:r>
-        <w:rPr>
-          <w:color w:val="000000"/>
-        </w:rPr>
-        <w:t xml:space="preserve">{% if convention.foyer_residence_variante_2 %}Variante 2 : programme existant dont l'amélioration ou l'acquisition suivie d'une amélioration est financée dans les conditions prévues au 2° de l'article R. 832-21 du code de la construction et de l'habitation. {% </w:t>
-      </w:r>
-      <w:proofErr w:type="spellStart"/>
-      <w:r>
-        <w:rPr>
-          <w:color w:val="000000"/>
-        </w:rPr>
-        <w:t>else</w:t>
-      </w:r>
-      <w:proofErr w:type="spellEnd"/>
-      <w:r>
-        <w:rPr>
-          <w:color w:val="000000"/>
-        </w:rPr>
-        <w:t xml:space="preserve"> %}</w:t>
+        <w:t>{% endif %}</w:t>
+      </w:r>
+    </w:p>
+    <w:p>
+      <w:pPr>
+        <w:rPr>
+          <w:color w:val="000000"/>
+        </w:rPr>
+      </w:pPr>
+    </w:p>
+    <w:p>
+      <w:pPr>
+        <w:rPr>
+          <w:color w:val="000000"/>
+        </w:rPr>
+      </w:pPr>
+      <w:r>
+        <w:rPr>
+          <w:color w:val="000000"/>
+        </w:rPr>
+        <w:t>{% if convention.foyer_residence_variante_2 %}Variante 2 : programme existant dont l'amélioration ou l'acquisition suivie d'une amélioration est financée dans les conditions prévues au 2° de l'article R. 832-21 du code de la construction et de l'habitation. {% else %}</w:t>
       </w:r>
       <w:r>
         <w:rPr>
@@ -8172,21 +5730,7 @@
         <w:rPr>
           <w:color w:val="000000"/>
         </w:rPr>
-        <w:t xml:space="preserve">{% </w:t>
-      </w:r>
-      <w:proofErr w:type="spellStart"/>
-      <w:r>
-        <w:rPr>
-          <w:color w:val="000000"/>
-        </w:rPr>
-        <w:t>endif</w:t>
-      </w:r>
-      <w:proofErr w:type="spellEnd"/>
-      <w:r>
-        <w:rPr>
-          <w:color w:val="000000"/>
-        </w:rPr>
-        <w:t xml:space="preserve"> %}</w:t>
+        <w:t>{% endif %}</w:t>
       </w:r>
     </w:p>
     <w:p>
@@ -8238,48 +5782,20 @@
         <w:rPr>
           <w:color w:val="000000"/>
         </w:rPr>
-        <w:t xml:space="preserve">{% </w:t>
-      </w:r>
-      <w:proofErr w:type="spellStart"/>
-      <w:r>
-        <w:rPr>
-          <w:color w:val="000000"/>
-        </w:rPr>
-        <w:t>endif</w:t>
-      </w:r>
-      <w:proofErr w:type="spellEnd"/>
-      <w:r>
-        <w:rPr>
-          <w:color w:val="000000"/>
-        </w:rPr>
-        <w:t xml:space="preserve"> %}</w:t>
-      </w:r>
-    </w:p>
-    <w:p>
-      <w:pPr>
-        <w:rPr>
-          <w:color w:val="000000"/>
-        </w:rPr>
-      </w:pPr>
-      <w:r>
-        <w:rPr>
-          <w:color w:val="000000"/>
-        </w:rPr>
-        <w:t xml:space="preserve">{% if convention.foyer_residence_variante_3 %}Variante 3 : programme neuf dont la construction est financée dans les conditions visées au 3° de l'article R. 832-21 du code de la construction et de l'habitation. {% </w:t>
-      </w:r>
-      <w:proofErr w:type="spellStart"/>
-      <w:r>
-        <w:rPr>
-          <w:color w:val="000000"/>
-        </w:rPr>
-        <w:t>else</w:t>
-      </w:r>
-      <w:proofErr w:type="spellEnd"/>
-      <w:r>
-        <w:rPr>
-          <w:color w:val="000000"/>
-        </w:rPr>
-        <w:t xml:space="preserve"> %}</w:t>
+        <w:t>{% endif %}</w:t>
+      </w:r>
+    </w:p>
+    <w:p>
+      <w:pPr>
+        <w:rPr>
+          <w:color w:val="000000"/>
+        </w:rPr>
+      </w:pPr>
+      <w:r>
+        <w:rPr>
+          <w:color w:val="000000"/>
+        </w:rPr>
+        <w:t>{% if convention.foyer_residence_variante_3 %}Variante 3 : programme neuf dont la construction est financée dans les conditions visées au 3° de l'article R. 832-21 du code de la construction et de l'habitation. {% else %}</w:t>
       </w:r>
       <w:r>
         <w:rPr>
@@ -8292,35 +5808,7 @@
         <w:rPr>
           <w:color w:val="000000"/>
         </w:rPr>
-        <w:t xml:space="preserve">{% </w:t>
-      </w:r>
-      <w:proofErr w:type="spellStart"/>
-      <w:r>
-        <w:rPr>
-          <w:color w:val="000000"/>
-        </w:rPr>
-        <w:t>endif</w:t>
-      </w:r>
-      <w:proofErr w:type="spellEnd"/>
-      <w:r>
-        <w:rPr>
-          <w:color w:val="000000"/>
-        </w:rPr>
-        <w:t xml:space="preserve"> %}{% </w:t>
-      </w:r>
-      <w:proofErr w:type="spellStart"/>
-      <w:r>
-        <w:rPr>
-          <w:color w:val="000000"/>
-        </w:rPr>
-        <w:t>endif</w:t>
-      </w:r>
-      <w:proofErr w:type="spellEnd"/>
-      <w:r>
-        <w:rPr>
-          <w:color w:val="000000"/>
-        </w:rPr>
-        <w:t xml:space="preserve"> %}</w:t>
+        <w:t>{% endif %}{% endif %}</w:t>
       </w:r>
     </w:p>
     <w:p>
@@ -8392,14 +5880,12 @@
         </w:rPr>
         <w:t xml:space="preserve"> </w:t>
       </w:r>
-      <w:proofErr w:type="spellStart"/>
       <w:r>
         <w:rPr>
           <w:color w:val="000000"/>
         </w:rPr>
         <w:t>surface_habitable_totale</w:t>
       </w:r>
-      <w:proofErr w:type="spellEnd"/>
     </w:p>
     <w:p>
       <w:pPr>
@@ -8438,15 +5924,7 @@
         <w:t xml:space="preserve">* Surface habitable totale des parties privatives : </w:t>
       </w:r>
       <w:r>
-        <w:t xml:space="preserve">{{ </w:t>
-      </w:r>
-      <w:proofErr w:type="spellStart"/>
-      <w:r>
-        <w:t>sh_totale|f</w:t>
-      </w:r>
-      <w:proofErr w:type="spellEnd"/>
-      <w:r>
-        <w:t xml:space="preserve"> }} </w:t>
+        <w:t xml:space="preserve">{{ sh_totale|f }} </w:t>
       </w:r>
       <w:r>
         <w:rPr>
@@ -8487,7 +5965,6 @@
         </w:rPr>
         <w:t xml:space="preserve">Nombre total de logements : {{ </w:t>
       </w:r>
-      <w:proofErr w:type="spellStart"/>
       <w:r>
         <w:rPr>
           <w:color w:val="000000"/>
@@ -8498,14 +5975,7 @@
         <w:rPr>
           <w:color w:val="000000"/>
         </w:rPr>
-        <w:t>.nb_logements</w:t>
-      </w:r>
-      <w:proofErr w:type="spellEnd"/>
-      <w:r>
-        <w:rPr>
-          <w:color w:val="000000"/>
-        </w:rPr>
-        <w:t xml:space="preserve"> }}</w:t>
+        <w:t>.nb_logements }}</w:t>
       </w:r>
     </w:p>
     <w:p>
@@ -8521,25 +5991,7 @@
           <w:sz w:val="20"/>
           <w:lang w:val="en-US"/>
         </w:rPr>
-        <w:t xml:space="preserve">{% if </w:t>
-      </w:r>
-      <w:proofErr w:type="spellStart"/>
-      <w:r>
-        <w:rPr>
-          <w:rFonts w:cs="TimesNewRomanPSMT"/>
-          <w:sz w:val="20"/>
-          <w:lang w:val="en-US"/>
-        </w:rPr>
-        <w:t>convention.get_lot_with_financement</w:t>
-      </w:r>
-      <w:proofErr w:type="spellEnd"/>
-      <w:r>
-        <w:rPr>
-          <w:rFonts w:cs="TimesNewRomanPSMT"/>
-          <w:sz w:val="20"/>
-          <w:lang w:val="en-US"/>
-        </w:rPr>
-        <w:t>(‘PLAI’)%}</w:t>
+        <w:t>{% if convention.get_lot_with_financement(‘PLAI’)%}</w:t>
       </w:r>
       <w:r>
         <w:rPr>
@@ -8565,16 +6017,8 @@
         <w:rPr>
           <w:color w:val="000000"/>
         </w:rPr>
-        <w:t xml:space="preserve">Logements financés via un </w:t>
-      </w:r>
-      <w:proofErr w:type="spellStart"/>
-      <w:r>
-        <w:rPr>
-          <w:color w:val="000000"/>
-        </w:rPr>
-        <w:t>PLAi</w:t>
-      </w:r>
-      <w:proofErr w:type="spellEnd"/>
+        <w:t>Logements financés via un PLAi</w:t>
+      </w:r>
       <w:r>
         <w:rPr>
           <w:color w:val="000000"/>
@@ -8880,97 +6324,7 @@
                 <w:sz w:val="20"/>
                 <w:szCs w:val="20"/>
               </w:rPr>
-              <w:t xml:space="preserve">{% if </w:t>
-            </w:r>
-            <w:proofErr w:type="spellStart"/>
-            <w:r>
-              <w:rPr>
-                <w:color w:val="000000"/>
-                <w:sz w:val="20"/>
-                <w:szCs w:val="20"/>
-              </w:rPr>
-              <w:t>outre_mer</w:t>
-            </w:r>
-            <w:proofErr w:type="spellEnd"/>
-            <w:r>
-              <w:rPr>
-                <w:color w:val="000000"/>
-                <w:sz w:val="20"/>
-                <w:szCs w:val="20"/>
-              </w:rPr>
-              <w:t xml:space="preserve"> %}%}{{</w:t>
-            </w:r>
-            <w:proofErr w:type="spellStart"/>
-            <w:r>
-              <w:rPr>
-                <w:color w:val="000000"/>
-                <w:sz w:val="20"/>
-                <w:szCs w:val="20"/>
-              </w:rPr>
-              <w:t>l.typologie</w:t>
-            </w:r>
-            <w:proofErr w:type="spellEnd"/>
-            <w:r>
-              <w:rPr>
-                <w:color w:val="000000"/>
-                <w:sz w:val="20"/>
-                <w:szCs w:val="20"/>
-              </w:rPr>
-              <w:t xml:space="preserve">}}{% </w:t>
-            </w:r>
-            <w:proofErr w:type="spellStart"/>
-            <w:r>
-              <w:rPr>
-                <w:color w:val="000000"/>
-                <w:sz w:val="20"/>
-                <w:szCs w:val="20"/>
-              </w:rPr>
-              <w:t>else</w:t>
-            </w:r>
-            <w:proofErr w:type="spellEnd"/>
-            <w:r>
-              <w:rPr>
-                <w:color w:val="000000"/>
-                <w:sz w:val="20"/>
-                <w:szCs w:val="20"/>
-              </w:rPr>
-              <w:t xml:space="preserve"> %}{{</w:t>
-            </w:r>
-            <w:proofErr w:type="spellStart"/>
-            <w:r>
-              <w:rPr>
-                <w:color w:val="000000"/>
-                <w:sz w:val="20"/>
-                <w:szCs w:val="20"/>
-              </w:rPr>
-              <w:t>l.typologie|tl</w:t>
-            </w:r>
-            <w:proofErr w:type="spellEnd"/>
-            <w:r>
-              <w:rPr>
-                <w:color w:val="000000"/>
-                <w:sz w:val="20"/>
-                <w:szCs w:val="20"/>
-              </w:rPr>
-              <w:t xml:space="preserve">}}{% </w:t>
-            </w:r>
-            <w:proofErr w:type="spellStart"/>
-            <w:r>
-              <w:rPr>
-                <w:color w:val="000000"/>
-                <w:sz w:val="20"/>
-                <w:szCs w:val="20"/>
-              </w:rPr>
-              <w:t>endif</w:t>
-            </w:r>
-            <w:proofErr w:type="spellEnd"/>
-            <w:r>
-              <w:rPr>
-                <w:color w:val="000000"/>
-                <w:sz w:val="20"/>
-                <w:szCs w:val="20"/>
-              </w:rPr>
-              <w:t xml:space="preserve"> %}</w:t>
+              <w:t>{% if outre_mer %}%}{{l.typologie}}{% else %}{{l.typologie|tl}}{% endif %}</w:t>
             </w:r>
           </w:p>
         </w:tc>
@@ -8998,25 +6352,7 @@
                 <w:sz w:val="20"/>
                 <w:szCs w:val="20"/>
               </w:rPr>
-              <w:t>{{</w:t>
-            </w:r>
-            <w:proofErr w:type="spellStart"/>
-            <w:r>
-              <w:rPr>
-                <w:color w:val="000000"/>
-                <w:sz w:val="20"/>
-                <w:szCs w:val="20"/>
-              </w:rPr>
-              <w:t>l.surface_habitable|f</w:t>
-            </w:r>
-            <w:proofErr w:type="spellEnd"/>
-            <w:r>
-              <w:rPr>
-                <w:color w:val="000000"/>
-                <w:sz w:val="20"/>
-                <w:szCs w:val="20"/>
-              </w:rPr>
-              <w:t>}}</w:t>
+              <w:t>{{l.surface_habitable|f}}</w:t>
             </w:r>
           </w:p>
         </w:tc>
@@ -9044,25 +6380,7 @@
                 <w:sz w:val="20"/>
                 <w:szCs w:val="20"/>
               </w:rPr>
-              <w:t>{{</w:t>
-            </w:r>
-            <w:proofErr w:type="spellStart"/>
-            <w:r>
-              <w:rPr>
-                <w:color w:val="000000"/>
-                <w:sz w:val="20"/>
-                <w:szCs w:val="20"/>
-              </w:rPr>
-              <w:t>l.designation</w:t>
-            </w:r>
-            <w:proofErr w:type="spellEnd"/>
-            <w:r>
-              <w:rPr>
-                <w:color w:val="000000"/>
-                <w:sz w:val="20"/>
-                <w:szCs w:val="20"/>
-              </w:rPr>
-              <w:t>}}</w:t>
+              <w:t>{{l.designation}}</w:t>
             </w:r>
           </w:p>
         </w:tc>
@@ -9090,25 +6408,7 @@
                 <w:sz w:val="20"/>
                 <w:szCs w:val="20"/>
               </w:rPr>
-              <w:t>{{</w:t>
-            </w:r>
-            <w:proofErr w:type="spellStart"/>
-            <w:r>
-              <w:rPr>
-                <w:color w:val="000000"/>
-                <w:sz w:val="20"/>
-                <w:szCs w:val="20"/>
-              </w:rPr>
-              <w:t>l.loyer|f</w:t>
-            </w:r>
-            <w:proofErr w:type="spellEnd"/>
-            <w:r>
-              <w:rPr>
-                <w:color w:val="000000"/>
-                <w:sz w:val="20"/>
-                <w:szCs w:val="20"/>
-              </w:rPr>
-              <w:t>}}</w:t>
+              <w:t>{{l.loyer|f}}</w:t>
             </w:r>
           </w:p>
         </w:tc>
@@ -9143,25 +6443,7 @@
                 <w:sz w:val="16"/>
                 <w:szCs w:val="16"/>
               </w:rPr>
-              <w:t xml:space="preserve">{%tr </w:t>
-            </w:r>
-            <w:proofErr w:type="spellStart"/>
-            <w:r>
-              <w:rPr>
-                <w:color w:val="000000"/>
-                <w:sz w:val="16"/>
-                <w:szCs w:val="16"/>
-              </w:rPr>
-              <w:t>endfor</w:t>
-            </w:r>
-            <w:proofErr w:type="spellEnd"/>
-            <w:r>
-              <w:rPr>
-                <w:color w:val="000000"/>
-                <w:sz w:val="16"/>
-                <w:szCs w:val="16"/>
-              </w:rPr>
-              <w:t xml:space="preserve"> %}</w:t>
+              <w:t>{%tr endfor %}</w:t>
             </w:r>
           </w:p>
         </w:tc>
@@ -9192,21 +6474,7 @@
               <w:rPr>
                 <w:color w:val="000000"/>
               </w:rPr>
-              <w:t xml:space="preserve">(*) Normes des typologies définies par l'arrêté du {% if </w:t>
-            </w:r>
-            <w:proofErr w:type="spellStart"/>
-            <w:r>
-              <w:rPr>
-                <w:color w:val="000000"/>
-              </w:rPr>
-              <w:t>outre_mer</w:t>
-            </w:r>
-            <w:proofErr w:type="spellEnd"/>
-            <w:r>
-              <w:rPr>
-                <w:color w:val="000000"/>
-              </w:rPr>
-              <w:t xml:space="preserve"> %}3 avril 2023 relatif aux caractéristiques techniques, aux plafonds de ressources et aux plafonds de redevance des opérations de construction, d'acquisition-amélioration ou d'amélioration des logements-foyers en Guadeloupe,</w:t>
+              <w:t>(*) Normes des typologies définies par l'arrêté du {% if outre_mer %}3 avril 2023 relatif aux caractéristiques techniques, aux plafonds de ressources et aux plafonds de redevance des opérations de construction, d'acquisition-amélioration ou d'amélioration des logements-foyers en Guadeloupe,</w:t>
             </w:r>
             <w:r>
               <w:rPr>
@@ -9220,35 +6488,7 @@
               <w:rPr>
                 <w:color w:val="000000"/>
               </w:rPr>
-              <w:t xml:space="preserve">en Guyane, en Martinique, à La Réunion, à Mayotte{% </w:t>
-            </w:r>
-            <w:proofErr w:type="spellStart"/>
-            <w:r>
-              <w:rPr>
-                <w:color w:val="000000"/>
-              </w:rPr>
-              <w:t>else</w:t>
-            </w:r>
-            <w:proofErr w:type="spellEnd"/>
-            <w:r>
-              <w:rPr>
-                <w:color w:val="000000"/>
-              </w:rPr>
-              <w:t xml:space="preserve"> %}17 octobre 2011. A prendre en compte dans la liste déroulante{% </w:t>
-            </w:r>
-            <w:proofErr w:type="spellStart"/>
-            <w:r>
-              <w:rPr>
-                <w:color w:val="000000"/>
-              </w:rPr>
-              <w:t>endif</w:t>
-            </w:r>
-            <w:proofErr w:type="spellEnd"/>
-            <w:r>
-              <w:rPr>
-                <w:color w:val="000000"/>
-              </w:rPr>
-              <w:t xml:space="preserve"> %}</w:t>
+              <w:t>en Guyane, en Martinique, à La Réunion, à Mayotte{% else %}17 octobre 2011. A prendre en compte dans la liste déroulante{% endif %}</w:t>
             </w:r>
           </w:p>
         </w:tc>
@@ -9267,23 +6507,7 @@
           <w:rFonts w:cs="TimesNewRomanPSMT"/>
           <w:sz w:val="20"/>
         </w:rPr>
-        <w:t xml:space="preserve">{% </w:t>
-      </w:r>
-      <w:proofErr w:type="spellStart"/>
-      <w:r>
-        <w:rPr>
-          <w:rFonts w:cs="TimesNewRomanPSMT"/>
-          <w:sz w:val="20"/>
-        </w:rPr>
-        <w:t>endif</w:t>
-      </w:r>
-      <w:proofErr w:type="spellEnd"/>
-      <w:r>
-        <w:rPr>
-          <w:rFonts w:cs="TimesNewRomanPSMT"/>
-          <w:sz w:val="20"/>
-        </w:rPr>
-        <w:t xml:space="preserve"> %}</w:t>
+        <w:t>{% endif %}</w:t>
       </w:r>
     </w:p>
     <w:p>
@@ -9306,25 +6530,7 @@
           <w:sz w:val="20"/>
           <w:lang w:val="en-US"/>
         </w:rPr>
-        <w:t xml:space="preserve">{% if </w:t>
-      </w:r>
-      <w:proofErr w:type="spellStart"/>
-      <w:r>
-        <w:rPr>
-          <w:rFonts w:cs="TimesNewRomanPSMT"/>
-          <w:sz w:val="20"/>
-          <w:lang w:val="en-US"/>
-        </w:rPr>
-        <w:t>convention.get_lot_with_financement</w:t>
-      </w:r>
-      <w:proofErr w:type="spellEnd"/>
-      <w:r>
-        <w:rPr>
-          <w:rFonts w:cs="TimesNewRomanPSMT"/>
-          <w:sz w:val="20"/>
-          <w:lang w:val="en-US"/>
-        </w:rPr>
-        <w:t>(‘PLUS’)%}</w:t>
+        <w:t>{% if convention.get_lot_with_financement(‘PLUS’)%}</w:t>
       </w:r>
     </w:p>
     <w:p>
@@ -9647,97 +6853,7 @@
                 <w:sz w:val="20"/>
                 <w:szCs w:val="20"/>
               </w:rPr>
-              <w:t xml:space="preserve">{% if </w:t>
-            </w:r>
-            <w:proofErr w:type="spellStart"/>
-            <w:r>
-              <w:rPr>
-                <w:color w:val="000000"/>
-                <w:sz w:val="20"/>
-                <w:szCs w:val="20"/>
-              </w:rPr>
-              <w:t>outre_mer</w:t>
-            </w:r>
-            <w:proofErr w:type="spellEnd"/>
-            <w:r>
-              <w:rPr>
-                <w:color w:val="000000"/>
-                <w:sz w:val="20"/>
-                <w:szCs w:val="20"/>
-              </w:rPr>
-              <w:t xml:space="preserve"> %}%}{{</w:t>
-            </w:r>
-            <w:proofErr w:type="spellStart"/>
-            <w:r>
-              <w:rPr>
-                <w:color w:val="000000"/>
-                <w:sz w:val="20"/>
-                <w:szCs w:val="20"/>
-              </w:rPr>
-              <w:t>l.typologie</w:t>
-            </w:r>
-            <w:proofErr w:type="spellEnd"/>
-            <w:r>
-              <w:rPr>
-                <w:color w:val="000000"/>
-                <w:sz w:val="20"/>
-                <w:szCs w:val="20"/>
-              </w:rPr>
-              <w:t xml:space="preserve">}}{% </w:t>
-            </w:r>
-            <w:proofErr w:type="spellStart"/>
-            <w:r>
-              <w:rPr>
-                <w:color w:val="000000"/>
-                <w:sz w:val="20"/>
-                <w:szCs w:val="20"/>
-              </w:rPr>
-              <w:t>else</w:t>
-            </w:r>
-            <w:proofErr w:type="spellEnd"/>
-            <w:r>
-              <w:rPr>
-                <w:color w:val="000000"/>
-                <w:sz w:val="20"/>
-                <w:szCs w:val="20"/>
-              </w:rPr>
-              <w:t xml:space="preserve"> %}{{</w:t>
-            </w:r>
-            <w:proofErr w:type="spellStart"/>
-            <w:r>
-              <w:rPr>
-                <w:color w:val="000000"/>
-                <w:sz w:val="20"/>
-                <w:szCs w:val="20"/>
-              </w:rPr>
-              <w:t>l.typologie|tl</w:t>
-            </w:r>
-            <w:proofErr w:type="spellEnd"/>
-            <w:r>
-              <w:rPr>
-                <w:color w:val="000000"/>
-                <w:sz w:val="20"/>
-                <w:szCs w:val="20"/>
-              </w:rPr>
-              <w:t xml:space="preserve">}}{% </w:t>
-            </w:r>
-            <w:proofErr w:type="spellStart"/>
-            <w:r>
-              <w:rPr>
-                <w:color w:val="000000"/>
-                <w:sz w:val="20"/>
-                <w:szCs w:val="20"/>
-              </w:rPr>
-              <w:t>endif</w:t>
-            </w:r>
-            <w:proofErr w:type="spellEnd"/>
-            <w:r>
-              <w:rPr>
-                <w:color w:val="000000"/>
-                <w:sz w:val="20"/>
-                <w:szCs w:val="20"/>
-              </w:rPr>
-              <w:t xml:space="preserve"> %}</w:t>
+              <w:t>{% if outre_mer %}%}{{l.typologie}}{% else %}{{l.typologie|tl}}{% endif %}</w:t>
             </w:r>
           </w:p>
         </w:tc>
@@ -9765,25 +6881,7 @@
                 <w:sz w:val="20"/>
                 <w:szCs w:val="20"/>
               </w:rPr>
-              <w:t>{{</w:t>
-            </w:r>
-            <w:proofErr w:type="spellStart"/>
-            <w:r>
-              <w:rPr>
-                <w:color w:val="000000"/>
-                <w:sz w:val="20"/>
-                <w:szCs w:val="20"/>
-              </w:rPr>
-              <w:t>l.surface_habitable|f</w:t>
-            </w:r>
-            <w:proofErr w:type="spellEnd"/>
-            <w:r>
-              <w:rPr>
-                <w:color w:val="000000"/>
-                <w:sz w:val="20"/>
-                <w:szCs w:val="20"/>
-              </w:rPr>
-              <w:t>}}</w:t>
+              <w:t>{{l.surface_habitable|f}}</w:t>
             </w:r>
           </w:p>
         </w:tc>
@@ -9811,25 +6909,7 @@
                 <w:sz w:val="20"/>
                 <w:szCs w:val="20"/>
               </w:rPr>
-              <w:t>{{</w:t>
-            </w:r>
-            <w:proofErr w:type="spellStart"/>
-            <w:r>
-              <w:rPr>
-                <w:color w:val="000000"/>
-                <w:sz w:val="20"/>
-                <w:szCs w:val="20"/>
-              </w:rPr>
-              <w:t>l.designation</w:t>
-            </w:r>
-            <w:proofErr w:type="spellEnd"/>
-            <w:r>
-              <w:rPr>
-                <w:color w:val="000000"/>
-                <w:sz w:val="20"/>
-                <w:szCs w:val="20"/>
-              </w:rPr>
-              <w:t>}}</w:t>
+              <w:t>{{l.designation}}</w:t>
             </w:r>
           </w:p>
         </w:tc>
@@ -9857,25 +6937,7 @@
                 <w:sz w:val="20"/>
                 <w:szCs w:val="20"/>
               </w:rPr>
-              <w:t>{{</w:t>
-            </w:r>
-            <w:proofErr w:type="spellStart"/>
-            <w:r>
-              <w:rPr>
-                <w:color w:val="000000"/>
-                <w:sz w:val="20"/>
-                <w:szCs w:val="20"/>
-              </w:rPr>
-              <w:t>l.loyer|f</w:t>
-            </w:r>
-            <w:proofErr w:type="spellEnd"/>
-            <w:r>
-              <w:rPr>
-                <w:color w:val="000000"/>
-                <w:sz w:val="20"/>
-                <w:szCs w:val="20"/>
-              </w:rPr>
-              <w:t>}}</w:t>
+              <w:t>{{l.loyer|f}}</w:t>
             </w:r>
           </w:p>
         </w:tc>
@@ -9910,25 +6972,7 @@
                 <w:sz w:val="16"/>
                 <w:szCs w:val="16"/>
               </w:rPr>
-              <w:t xml:space="preserve">{%tr </w:t>
-            </w:r>
-            <w:proofErr w:type="spellStart"/>
-            <w:r>
-              <w:rPr>
-                <w:color w:val="000000"/>
-                <w:sz w:val="16"/>
-                <w:szCs w:val="16"/>
-              </w:rPr>
-              <w:t>endfor</w:t>
-            </w:r>
-            <w:proofErr w:type="spellEnd"/>
-            <w:r>
-              <w:rPr>
-                <w:color w:val="000000"/>
-                <w:sz w:val="16"/>
-                <w:szCs w:val="16"/>
-              </w:rPr>
-              <w:t xml:space="preserve"> %}</w:t>
+              <w:t>{%tr endfor %}</w:t>
             </w:r>
           </w:p>
         </w:tc>
@@ -9960,21 +7004,7 @@
                 <w:color w:val="000000"/>
               </w:rPr>
               <w:lastRenderedPageBreak/>
-              <w:t xml:space="preserve">(*) Normes des typologies définies par l'arrêté du {% if </w:t>
-            </w:r>
-            <w:proofErr w:type="spellStart"/>
-            <w:r>
-              <w:rPr>
-                <w:color w:val="000000"/>
-              </w:rPr>
-              <w:t>outre_mer</w:t>
-            </w:r>
-            <w:proofErr w:type="spellEnd"/>
-            <w:r>
-              <w:rPr>
-                <w:color w:val="000000"/>
-              </w:rPr>
-              <w:t xml:space="preserve"> %}3 avril 2023 relatif aux caractéristiques techniques, aux plafonds de ressources et aux plafonds de redevance des opérations de construction, d'acquisition-amélioration ou d'amélioration des logements-foyers en Guadeloupe,</w:t>
+              <w:t>(*) Normes des typologies définies par l'arrêté du {% if outre_mer %}3 avril 2023 relatif aux caractéristiques techniques, aux plafonds de ressources et aux plafonds de redevance des opérations de construction, d'acquisition-amélioration ou d'amélioration des logements-foyers en Guadeloupe,</w:t>
             </w:r>
             <w:r>
               <w:rPr>
@@ -9988,35 +7018,7 @@
               <w:rPr>
                 <w:color w:val="000000"/>
               </w:rPr>
-              <w:t xml:space="preserve">en Guyane, en Martinique, à La Réunion, à Mayotte{% </w:t>
-            </w:r>
-            <w:proofErr w:type="spellStart"/>
-            <w:r>
-              <w:rPr>
-                <w:color w:val="000000"/>
-              </w:rPr>
-              <w:t>else</w:t>
-            </w:r>
-            <w:proofErr w:type="spellEnd"/>
-            <w:r>
-              <w:rPr>
-                <w:color w:val="000000"/>
-              </w:rPr>
-              <w:t xml:space="preserve"> %}17 octobre 2011. A prendre en compte dans la liste déroulante{% </w:t>
-            </w:r>
-            <w:proofErr w:type="spellStart"/>
-            <w:r>
-              <w:rPr>
-                <w:color w:val="000000"/>
-              </w:rPr>
-              <w:t>endif</w:t>
-            </w:r>
-            <w:proofErr w:type="spellEnd"/>
-            <w:r>
-              <w:rPr>
-                <w:color w:val="000000"/>
-              </w:rPr>
-              <w:t xml:space="preserve"> %}</w:t>
+              <w:t>en Guyane, en Martinique, à La Réunion, à Mayotte{% else %}17 octobre 2011. A prendre en compte dans la liste déroulante{% endif %}</w:t>
             </w:r>
           </w:p>
         </w:tc>
@@ -10035,23 +7037,7 @@
           <w:rFonts w:cs="TimesNewRomanPSMT"/>
           <w:sz w:val="20"/>
         </w:rPr>
-        <w:t xml:space="preserve">{% </w:t>
-      </w:r>
-      <w:proofErr w:type="spellStart"/>
-      <w:r>
-        <w:rPr>
-          <w:rFonts w:cs="TimesNewRomanPSMT"/>
-          <w:sz w:val="20"/>
-        </w:rPr>
-        <w:t>endif</w:t>
-      </w:r>
-      <w:proofErr w:type="spellEnd"/>
-      <w:r>
-        <w:rPr>
-          <w:rFonts w:cs="TimesNewRomanPSMT"/>
-          <w:sz w:val="20"/>
-        </w:rPr>
-        <w:t xml:space="preserve"> %}</w:t>
+        <w:t>{% endif %}</w:t>
       </w:r>
     </w:p>
     <w:p>
@@ -10393,67 +7379,7 @@
                 <w:szCs w:val="20"/>
                 <w:lang w:val="en-US"/>
               </w:rPr>
-              <w:t xml:space="preserve">{% if </w:t>
-            </w:r>
-            <w:proofErr w:type="spellStart"/>
-            <w:r>
-              <w:rPr>
-                <w:color w:val="000000"/>
-                <w:sz w:val="20"/>
-                <w:szCs w:val="20"/>
-                <w:lang w:val="en-US"/>
-              </w:rPr>
-              <w:t>outre_mer</w:t>
-            </w:r>
-            <w:proofErr w:type="spellEnd"/>
-            <w:r>
-              <w:rPr>
-                <w:color w:val="000000"/>
-                <w:sz w:val="20"/>
-                <w:szCs w:val="20"/>
-                <w:lang w:val="en-US"/>
-              </w:rPr>
-              <w:t xml:space="preserve"> %}%}{{</w:t>
-            </w:r>
-            <w:proofErr w:type="spellStart"/>
-            <w:r>
-              <w:rPr>
-                <w:color w:val="000000"/>
-                <w:sz w:val="20"/>
-                <w:szCs w:val="20"/>
-                <w:lang w:val="en-US"/>
-              </w:rPr>
-              <w:t>l.typologie</w:t>
-            </w:r>
-            <w:proofErr w:type="spellEnd"/>
-            <w:r>
-              <w:rPr>
-                <w:color w:val="000000"/>
-                <w:sz w:val="20"/>
-                <w:szCs w:val="20"/>
-                <w:lang w:val="en-US"/>
-              </w:rPr>
-              <w:t>}}{% else %}{{</w:t>
-            </w:r>
-            <w:proofErr w:type="spellStart"/>
-            <w:r>
-              <w:rPr>
-                <w:color w:val="000000"/>
-                <w:sz w:val="20"/>
-                <w:szCs w:val="20"/>
-                <w:lang w:val="en-US"/>
-              </w:rPr>
-              <w:t>l.typologie|tl</w:t>
-            </w:r>
-            <w:proofErr w:type="spellEnd"/>
-            <w:r>
-              <w:rPr>
-                <w:color w:val="000000"/>
-                <w:sz w:val="20"/>
-                <w:szCs w:val="20"/>
-                <w:lang w:val="en-US"/>
-              </w:rPr>
-              <w:t>}}{% endif %}</w:t>
+              <w:t>{% if outre_mer %}%}{{l.typologie}}{% else %}{{l.typologie|tl}}{% endif %}</w:t>
             </w:r>
           </w:p>
         </w:tc>
@@ -10481,25 +7407,7 @@
                 <w:sz w:val="20"/>
                 <w:szCs w:val="20"/>
               </w:rPr>
-              <w:t>{{</w:t>
-            </w:r>
-            <w:proofErr w:type="spellStart"/>
-            <w:r>
-              <w:rPr>
-                <w:color w:val="000000"/>
-                <w:sz w:val="20"/>
-                <w:szCs w:val="20"/>
-              </w:rPr>
-              <w:t>l.surface_habitable|f</w:t>
-            </w:r>
-            <w:proofErr w:type="spellEnd"/>
-            <w:r>
-              <w:rPr>
-                <w:color w:val="000000"/>
-                <w:sz w:val="20"/>
-                <w:szCs w:val="20"/>
-              </w:rPr>
-              <w:t>}}</w:t>
+              <w:t>{{l.surface_habitable|f}}</w:t>
             </w:r>
           </w:p>
         </w:tc>
@@ -10527,25 +7435,7 @@
                 <w:sz w:val="20"/>
                 <w:szCs w:val="20"/>
               </w:rPr>
-              <w:t>{{</w:t>
-            </w:r>
-            <w:proofErr w:type="spellStart"/>
-            <w:r>
-              <w:rPr>
-                <w:color w:val="000000"/>
-                <w:sz w:val="20"/>
-                <w:szCs w:val="20"/>
-              </w:rPr>
-              <w:t>l.designation</w:t>
-            </w:r>
-            <w:proofErr w:type="spellEnd"/>
-            <w:r>
-              <w:rPr>
-                <w:color w:val="000000"/>
-                <w:sz w:val="20"/>
-                <w:szCs w:val="20"/>
-              </w:rPr>
-              <w:t>}}</w:t>
+              <w:t>{{l.designation}}</w:t>
             </w:r>
           </w:p>
         </w:tc>
@@ -10573,25 +7463,7 @@
                 <w:sz w:val="20"/>
                 <w:szCs w:val="20"/>
               </w:rPr>
-              <w:t>{{</w:t>
-            </w:r>
-            <w:proofErr w:type="spellStart"/>
-            <w:r>
-              <w:rPr>
-                <w:color w:val="000000"/>
-                <w:sz w:val="20"/>
-                <w:szCs w:val="20"/>
-              </w:rPr>
-              <w:t>l.loyer|f</w:t>
-            </w:r>
-            <w:proofErr w:type="spellEnd"/>
-            <w:r>
-              <w:rPr>
-                <w:color w:val="000000"/>
-                <w:sz w:val="20"/>
-                <w:szCs w:val="20"/>
-              </w:rPr>
-              <w:t>}}</w:t>
+              <w:t>{{l.loyer|f}}</w:t>
             </w:r>
           </w:p>
         </w:tc>
@@ -10626,25 +7498,7 @@
                 <w:sz w:val="16"/>
                 <w:szCs w:val="16"/>
               </w:rPr>
-              <w:t xml:space="preserve">{%tr </w:t>
-            </w:r>
-            <w:proofErr w:type="spellStart"/>
-            <w:r>
-              <w:rPr>
-                <w:color w:val="000000"/>
-                <w:sz w:val="16"/>
-                <w:szCs w:val="16"/>
-              </w:rPr>
-              <w:t>endfor</w:t>
-            </w:r>
-            <w:proofErr w:type="spellEnd"/>
-            <w:r>
-              <w:rPr>
-                <w:color w:val="000000"/>
-                <w:sz w:val="16"/>
-                <w:szCs w:val="16"/>
-              </w:rPr>
-              <w:t xml:space="preserve"> %}</w:t>
+              <w:t>{%tr endfor %}</w:t>
             </w:r>
           </w:p>
         </w:tc>
@@ -10675,21 +7529,7 @@
               <w:rPr>
                 <w:color w:val="000000"/>
               </w:rPr>
-              <w:t xml:space="preserve">(*) Normes des typologies définies par l'arrêté du {% if </w:t>
-            </w:r>
-            <w:proofErr w:type="spellStart"/>
-            <w:r>
-              <w:rPr>
-                <w:color w:val="000000"/>
-              </w:rPr>
-              <w:t>outre_mer</w:t>
-            </w:r>
-            <w:proofErr w:type="spellEnd"/>
-            <w:r>
-              <w:rPr>
-                <w:color w:val="000000"/>
-              </w:rPr>
-              <w:t xml:space="preserve"> %}3 avril 2023 relatif aux caractéristiques techniques, aux plafonds de ressources et aux plafonds de redevance des opérations de construction, d'acquisition-amélioration ou d'amélioration des logements-foyers en Guadeloupe,</w:t>
+              <w:t>(*) Normes des typologies définies par l'arrêté du {% if outre_mer %}3 avril 2023 relatif aux caractéristiques techniques, aux plafonds de ressources et aux plafonds de redevance des opérations de construction, d'acquisition-amélioration ou d'amélioration des logements-foyers en Guadeloupe,</w:t>
             </w:r>
             <w:r>
               <w:rPr>
@@ -10703,35 +7543,7 @@
               <w:rPr>
                 <w:color w:val="000000"/>
               </w:rPr>
-              <w:t xml:space="preserve">en Guyane, en Martinique, à La Réunion, à Mayotte{% </w:t>
-            </w:r>
-            <w:proofErr w:type="spellStart"/>
-            <w:r>
-              <w:rPr>
-                <w:color w:val="000000"/>
-              </w:rPr>
-              <w:t>else</w:t>
-            </w:r>
-            <w:proofErr w:type="spellEnd"/>
-            <w:r>
-              <w:rPr>
-                <w:color w:val="000000"/>
-              </w:rPr>
-              <w:t xml:space="preserve"> %}17 octobre 2011. A prendre en compte dans la liste déroulante{% </w:t>
-            </w:r>
-            <w:proofErr w:type="spellStart"/>
-            <w:r>
-              <w:rPr>
-                <w:color w:val="000000"/>
-              </w:rPr>
-              <w:t>endif</w:t>
-            </w:r>
-            <w:proofErr w:type="spellEnd"/>
-            <w:r>
-              <w:rPr>
-                <w:color w:val="000000"/>
-              </w:rPr>
-              <w:t xml:space="preserve"> %}</w:t>
+              <w:t>en Guyane, en Martinique, à La Réunion, à Mayotte{% else %}17 octobre 2011. A prendre en compte dans la liste déroulante{% endif %}</w:t>
             </w:r>
           </w:p>
         </w:tc>
@@ -10750,64 +7562,34 @@
           <w:rFonts w:cs="TimesNewRomanPSMT"/>
           <w:sz w:val="20"/>
         </w:rPr>
-        <w:t xml:space="preserve">{% </w:t>
-      </w:r>
-      <w:proofErr w:type="spellStart"/>
-      <w:r>
-        <w:rPr>
-          <w:rFonts w:cs="TimesNewRomanPSMT"/>
-          <w:sz w:val="20"/>
-        </w:rPr>
-        <w:t>endif</w:t>
-      </w:r>
-      <w:proofErr w:type="spellEnd"/>
-      <w:r>
-        <w:rPr>
-          <w:rFonts w:cs="TimesNewRomanPSMT"/>
-          <w:sz w:val="20"/>
-        </w:rPr>
-        <w:t xml:space="preserve"> %}</w:t>
-      </w:r>
-    </w:p>
-    <w:p>
-      <w:pPr>
-        <w:rPr>
-          <w:color w:val="000000"/>
-        </w:rPr>
-      </w:pPr>
-    </w:p>
-    <w:p>
-      <w:pPr>
-        <w:rPr>
-          <w:color w:val="000000"/>
-        </w:rPr>
-      </w:pPr>
-    </w:p>
-    <w:p>
-      <w:pPr>
-        <w:rPr>
-          <w:color w:val="000000"/>
-        </w:rPr>
-      </w:pPr>
-      <w:r>
-        <w:rPr>
-          <w:color w:val="000000"/>
-        </w:rPr>
-        <w:t xml:space="preserve">* Surface totale des locaux à usage collectif : {{ </w:t>
-      </w:r>
-      <w:proofErr w:type="spellStart"/>
-      <w:r>
-        <w:rPr>
-          <w:color w:val="000000"/>
-        </w:rPr>
-        <w:t>lc_sh_totale|f</w:t>
-      </w:r>
-      <w:proofErr w:type="spellEnd"/>
-      <w:r>
-        <w:rPr>
-          <w:color w:val="000000"/>
-        </w:rPr>
-        <w:t xml:space="preserve"> }} mètres carrés de surface habitable : </w:t>
+        <w:t>{% endif %}</w:t>
+      </w:r>
+    </w:p>
+    <w:p>
+      <w:pPr>
+        <w:rPr>
+          <w:color w:val="000000"/>
+        </w:rPr>
+      </w:pPr>
+    </w:p>
+    <w:p>
+      <w:pPr>
+        <w:rPr>
+          <w:color w:val="000000"/>
+        </w:rPr>
+      </w:pPr>
+    </w:p>
+    <w:p>
+      <w:pPr>
+        <w:rPr>
+          <w:color w:val="000000"/>
+        </w:rPr>
+      </w:pPr>
+      <w:r>
+        <w:rPr>
+          <w:color w:val="000000"/>
+        </w:rPr>
+        <w:t xml:space="preserve">* Surface totale des locaux à usage collectif : {{ lc_sh_totale|f }} mètres carrés de surface habitable : </w:t>
       </w:r>
     </w:p>
     <w:p>
@@ -10957,39 +7739,7 @@
                 <w:sz w:val="16"/>
                 <w:szCs w:val="16"/>
               </w:rPr>
-              <w:t xml:space="preserve">{%tr for </w:t>
-            </w:r>
-            <w:proofErr w:type="spellStart"/>
-            <w:r>
-              <w:rPr>
-                <w:sz w:val="16"/>
-                <w:szCs w:val="16"/>
-              </w:rPr>
-              <w:t>lc</w:t>
-            </w:r>
-            <w:proofErr w:type="spellEnd"/>
-            <w:r>
-              <w:rPr>
-                <w:sz w:val="16"/>
-                <w:szCs w:val="16"/>
-              </w:rPr>
-              <w:t xml:space="preserve"> in </w:t>
-            </w:r>
-            <w:proofErr w:type="spellStart"/>
-            <w:r>
-              <w:rPr>
-                <w:sz w:val="16"/>
-                <w:szCs w:val="16"/>
-              </w:rPr>
-              <w:t>locaux_collectifs</w:t>
-            </w:r>
-            <w:proofErr w:type="spellEnd"/>
-            <w:r>
-              <w:rPr>
-                <w:sz w:val="16"/>
-                <w:szCs w:val="16"/>
-              </w:rPr>
-              <w:t xml:space="preserve"> %}</w:t>
+              <w:t>{%tr for lc in locaux_collectifs %}</w:t>
             </w:r>
           </w:p>
         </w:tc>
@@ -11024,25 +7774,7 @@
                 <w:sz w:val="20"/>
                 <w:szCs w:val="20"/>
               </w:rPr>
-              <w:t xml:space="preserve">{{ </w:t>
-            </w:r>
-            <w:proofErr w:type="spellStart"/>
-            <w:r>
-              <w:rPr>
-                <w:color w:val="000000"/>
-                <w:sz w:val="20"/>
-                <w:szCs w:val="20"/>
-              </w:rPr>
-              <w:t>lc.type_local</w:t>
-            </w:r>
-            <w:proofErr w:type="spellEnd"/>
-            <w:r>
-              <w:rPr>
-                <w:color w:val="000000"/>
-                <w:sz w:val="20"/>
-                <w:szCs w:val="20"/>
-              </w:rPr>
-              <w:t xml:space="preserve"> }}</w:t>
+              <w:t>{{ lc.type_local }}</w:t>
             </w:r>
           </w:p>
         </w:tc>
@@ -11071,25 +7803,7 @@
                 <w:sz w:val="20"/>
                 <w:szCs w:val="20"/>
               </w:rPr>
-              <w:t xml:space="preserve">{{ </w:t>
-            </w:r>
-            <w:proofErr w:type="spellStart"/>
-            <w:r>
-              <w:rPr>
-                <w:color w:val="000000"/>
-                <w:sz w:val="20"/>
-                <w:szCs w:val="20"/>
-              </w:rPr>
-              <w:t>lc.surface_habitable</w:t>
-            </w:r>
-            <w:proofErr w:type="spellEnd"/>
-            <w:r>
-              <w:rPr>
-                <w:color w:val="000000"/>
-                <w:sz w:val="20"/>
-                <w:szCs w:val="20"/>
-              </w:rPr>
-              <w:t xml:space="preserve"> }}</w:t>
+              <w:t>{{ lc.surface_habitable }}</w:t>
             </w:r>
           </w:p>
         </w:tc>
@@ -11118,25 +7832,7 @@
                 <w:sz w:val="20"/>
                 <w:szCs w:val="20"/>
               </w:rPr>
-              <w:t xml:space="preserve">{{ </w:t>
-            </w:r>
-            <w:proofErr w:type="spellStart"/>
-            <w:r>
-              <w:rPr>
-                <w:color w:val="000000"/>
-                <w:sz w:val="20"/>
-                <w:szCs w:val="20"/>
-              </w:rPr>
-              <w:t>lc.nombre</w:t>
-            </w:r>
-            <w:proofErr w:type="spellEnd"/>
-            <w:r>
-              <w:rPr>
-                <w:color w:val="000000"/>
-                <w:sz w:val="20"/>
-                <w:szCs w:val="20"/>
-              </w:rPr>
-              <w:t xml:space="preserve"> }}</w:t>
+              <w:t>{{ lc.nombre }}</w:t>
             </w:r>
           </w:p>
         </w:tc>
@@ -11170,25 +7866,7 @@
                 <w:sz w:val="16"/>
                 <w:szCs w:val="16"/>
               </w:rPr>
-              <w:t xml:space="preserve">{%tr </w:t>
-            </w:r>
-            <w:proofErr w:type="spellStart"/>
-            <w:r>
-              <w:rPr>
-                <w:color w:val="000000"/>
-                <w:sz w:val="16"/>
-                <w:szCs w:val="16"/>
-              </w:rPr>
-              <w:t>endfor</w:t>
-            </w:r>
-            <w:proofErr w:type="spellEnd"/>
-            <w:r>
-              <w:rPr>
-                <w:color w:val="000000"/>
-                <w:sz w:val="16"/>
-                <w:szCs w:val="16"/>
-              </w:rPr>
-              <w:t xml:space="preserve"> %}</w:t>
+              <w:t>{%tr endfor %}</w:t>
             </w:r>
           </w:p>
         </w:tc>
@@ -11229,21 +7907,7 @@
         <w:rPr>
           <w:color w:val="000000"/>
         </w:rPr>
-        <w:t xml:space="preserve">{% if </w:t>
-      </w:r>
-      <w:proofErr w:type="spellStart"/>
-      <w:r>
-        <w:rPr>
-          <w:color w:val="000000"/>
-        </w:rPr>
-        <w:t>lot.foyer_residence_dependance</w:t>
-      </w:r>
-      <w:proofErr w:type="spellEnd"/>
-      <w:r>
-        <w:rPr>
-          <w:color w:val="000000"/>
-        </w:rPr>
-        <w:t xml:space="preserve"> %}</w:t>
+        <w:t>{% if lot.foyer_residence_dependance %}</w:t>
       </w:r>
     </w:p>
     <w:p>
@@ -11264,68 +7928,26 @@
         <w:rPr>
           <w:color w:val="000000"/>
         </w:rPr>
-        <w:t xml:space="preserve">{{ </w:t>
-      </w:r>
-      <w:proofErr w:type="spellStart"/>
-      <w:r>
-        <w:rPr>
-          <w:color w:val="000000"/>
-        </w:rPr>
-        <w:t>lot.foyer_residence_dependance</w:t>
-      </w:r>
-      <w:proofErr w:type="spellEnd"/>
-      <w:r>
-        <w:rPr>
-          <w:color w:val="000000"/>
-        </w:rPr>
-        <w:t xml:space="preserve"> }}</w:t>
-      </w:r>
-    </w:p>
-    <w:p>
-      <w:pPr>
-        <w:rPr>
-          <w:color w:val="000000"/>
-        </w:rPr>
-      </w:pPr>
-      <w:r>
-        <w:rPr>
-          <w:color w:val="000000"/>
-        </w:rPr>
-        <w:t xml:space="preserve">{%- </w:t>
-      </w:r>
-      <w:proofErr w:type="spellStart"/>
-      <w:r>
-        <w:rPr>
-          <w:color w:val="000000"/>
-        </w:rPr>
-        <w:t>endif</w:t>
-      </w:r>
-      <w:proofErr w:type="spellEnd"/>
-      <w:r>
-        <w:rPr>
-          <w:color w:val="000000"/>
-        </w:rPr>
-        <w:t xml:space="preserve"> %}</w:t>
+        <w:t>{{ lot.foyer_residence_dependance }}</w:t>
+      </w:r>
+    </w:p>
+    <w:p>
+      <w:pPr>
+        <w:rPr>
+          <w:color w:val="000000"/>
+        </w:rPr>
+      </w:pPr>
+      <w:r>
+        <w:rPr>
+          <w:color w:val="000000"/>
+        </w:rPr>
+        <w:t>{%- endif %}</w:t>
       </w:r>
       <w:r>
         <w:rPr>
           <w:rFonts w:cs="TimesNewRomanPSMT"/>
         </w:rPr>
-        <w:t xml:space="preserve">{% </w:t>
-      </w:r>
-      <w:proofErr w:type="spellStart"/>
-      <w:r>
-        <w:rPr>
-          <w:rFonts w:cs="TimesNewRomanPSMT"/>
-        </w:rPr>
-        <w:t>endfor</w:t>
-      </w:r>
-      <w:proofErr w:type="spellEnd"/>
-      <w:r>
-        <w:rPr>
-          <w:rFonts w:cs="TimesNewRomanPSMT"/>
-        </w:rPr>
-        <w:t xml:space="preserve"> %}</w:t>
+        <w:t>{% endfor %}</w:t>
       </w:r>
     </w:p>
     <w:p>
@@ -11348,14 +7970,12 @@
         <w:lastRenderedPageBreak/>
         <w:t>Garages et/ ou parking (nombre) : {{</w:t>
       </w:r>
-      <w:proofErr w:type="spellStart"/>
       <w:r>
         <w:rPr>
           <w:color w:val="000000"/>
         </w:rPr>
         <w:t>nombre_garage</w:t>
       </w:r>
-      <w:proofErr w:type="spellEnd"/>
       <w:r>
         <w:rPr>
           <w:color w:val="000000"/>
@@ -11402,21 +8022,12 @@
         </w:rPr>
         <w:t xml:space="preserve">{% for line in </w:t>
       </w:r>
-      <w:proofErr w:type="spellStart"/>
       <w:r>
         <w:rPr>
           <w:color w:val="000000"/>
           <w:lang w:val="en-US"/>
         </w:rPr>
-        <w:t>lot.foyer_residence_locaux_hors_convention|get_text_as_list</w:t>
-      </w:r>
-      <w:proofErr w:type="spellEnd"/>
-      <w:r>
-        <w:rPr>
-          <w:color w:val="000000"/>
-          <w:lang w:val="en-US"/>
-        </w:rPr>
-        <w:t xml:space="preserve"> </w:t>
+        <w:t xml:space="preserve">lot.foyer_residence_locaux_hors_convention|get_text_as_list </w:t>
       </w:r>
       <w:r>
         <w:rPr>
@@ -11455,41 +8066,13 @@
         <w:rPr>
           <w:color w:val="000000"/>
         </w:rPr>
-        <w:t xml:space="preserve">{%- </w:t>
-      </w:r>
-      <w:proofErr w:type="spellStart"/>
-      <w:r>
-        <w:rPr>
-          <w:color w:val="000000"/>
-        </w:rPr>
-        <w:t>endfor</w:t>
-      </w:r>
-      <w:proofErr w:type="spellEnd"/>
-      <w:r>
-        <w:rPr>
-          <w:color w:val="000000"/>
-        </w:rPr>
-        <w:t xml:space="preserve"> %}</w:t>
-      </w:r>
-      <w:r>
-        <w:rPr>
-          <w:color w:val="000000"/>
-        </w:rPr>
-        <w:t xml:space="preserve">{%- </w:t>
-      </w:r>
-      <w:proofErr w:type="spellStart"/>
-      <w:r>
-        <w:rPr>
-          <w:color w:val="000000"/>
-        </w:rPr>
-        <w:t>endfor</w:t>
-      </w:r>
-      <w:proofErr w:type="spellEnd"/>
-      <w:r>
-        <w:rPr>
-          <w:color w:val="000000"/>
-        </w:rPr>
-        <w:t xml:space="preserve"> %}</w:t>
+        <w:t>{%- endfor %}</w:t>
+      </w:r>
+      <w:r>
+        <w:rPr>
+          <w:color w:val="000000"/>
+        </w:rPr>
+        <w:t>{%- endfor %}</w:t>
       </w:r>
     </w:p>
     <w:p>
@@ -11541,35 +8124,7 @@
         <w:rPr>
           <w:color w:val="000000"/>
         </w:rPr>
-        <w:t xml:space="preserve">A. Origine de propriété [établie conformément à l'article 3 du décret n° 55-22 du 4 janvier 1955 modifié portant réforme de la publicité foncière{% if </w:t>
-      </w:r>
-      <w:proofErr w:type="spellStart"/>
-      <w:r>
-        <w:rPr>
-          <w:color w:val="000000"/>
-        </w:rPr>
-        <w:t>outre_mer</w:t>
-      </w:r>
-      <w:proofErr w:type="spellEnd"/>
-      <w:r>
-        <w:rPr>
-          <w:color w:val="000000"/>
-        </w:rPr>
-        <w:t xml:space="preserve"> %}, et pour Mayotte, à l'article 6 du décret n° 2008-1086 du 23 octobre 2008{% </w:t>
-      </w:r>
-      <w:proofErr w:type="spellStart"/>
-      <w:r>
-        <w:rPr>
-          <w:color w:val="000000"/>
-        </w:rPr>
-        <w:t>endif</w:t>
-      </w:r>
-      <w:proofErr w:type="spellEnd"/>
-      <w:r>
-        <w:rPr>
-          <w:color w:val="000000"/>
-        </w:rPr>
-        <w:t xml:space="preserve"> %}] : </w:t>
+        <w:t xml:space="preserve">A. Origine de propriété [établie conformément à l'article 3 du décret n° 55-22 du 4 janvier 1955 modifié portant réforme de la publicité foncière{% if outre_mer %}, et pour Mayotte, à l'article 6 du décret n° 2008-1086 du 23 octobre 2008{% endif %}] : </w:t>
       </w:r>
     </w:p>
     <w:p>
@@ -11589,31 +8144,15 @@
       <w:bookmarkStart w:id="26" w:name="Vendeur"/>
       <w:bookmarkEnd w:id="26"/>
       <w:r>
-        <w:t xml:space="preserve">{{ </w:t>
-      </w:r>
-      <w:proofErr w:type="spellStart"/>
-      <w:r>
-        <w:t>programme.vendeur_text</w:t>
-      </w:r>
-      <w:proofErr w:type="spellEnd"/>
-      <w:r>
-        <w:t>()  }}</w:t>
-      </w:r>
-    </w:p>
-    <w:p>
-      <w:pPr>
-        <w:jc w:val="both"/>
-      </w:pPr>
-      <w:r>
-        <w:t xml:space="preserve">{% for image in </w:t>
-      </w:r>
-      <w:proofErr w:type="spellStart"/>
-      <w:r>
-        <w:t>vendeur_images</w:t>
-      </w:r>
-      <w:proofErr w:type="spellEnd"/>
-      <w:r>
-        <w:t xml:space="preserve"> %}</w:t>
+        <w:t>{{ programme.vendeur_text()  }}</w:t>
+      </w:r>
+    </w:p>
+    <w:p>
+      <w:pPr>
+        <w:jc w:val="both"/>
+      </w:pPr>
+      <w:r>
+        <w:t>{% for image in vendeur_images %}</w:t>
       </w:r>
     </w:p>
     <w:p>
@@ -11634,15 +8173,7 @@
         <w:jc w:val="both"/>
       </w:pPr>
       <w:r>
-        <w:t xml:space="preserve">{% </w:t>
-      </w:r>
-      <w:proofErr w:type="spellStart"/>
-      <w:r>
-        <w:t>endfor</w:t>
-      </w:r>
-      <w:proofErr w:type="spellEnd"/>
-      <w:r>
-        <w:t xml:space="preserve"> %}</w:t>
+        <w:t>{% endfor %}</w:t>
       </w:r>
     </w:p>
     <w:p>
@@ -11655,31 +8186,15 @@
       <w:bookmarkStart w:id="27" w:name="Acquereur"/>
       <w:bookmarkEnd w:id="27"/>
       <w:r>
-        <w:t xml:space="preserve">{{ </w:t>
-      </w:r>
-      <w:proofErr w:type="spellStart"/>
-      <w:r>
-        <w:t>programme.acquereur_text</w:t>
-      </w:r>
-      <w:proofErr w:type="spellEnd"/>
-      <w:r>
-        <w:t>() }}</w:t>
-      </w:r>
-    </w:p>
-    <w:p>
-      <w:pPr>
-        <w:jc w:val="both"/>
-      </w:pPr>
-      <w:r>
-        <w:t xml:space="preserve">{% for image in </w:t>
-      </w:r>
-      <w:proofErr w:type="spellStart"/>
-      <w:r>
-        <w:t>acquereur_images</w:t>
-      </w:r>
-      <w:proofErr w:type="spellEnd"/>
-      <w:r>
-        <w:t xml:space="preserve"> %}</w:t>
+        <w:t>{{ programme.acquereur_text() }}</w:t>
+      </w:r>
+    </w:p>
+    <w:p>
+      <w:pPr>
+        <w:jc w:val="both"/>
+      </w:pPr>
+      <w:r>
+        <w:t>{% for image in acquereur_images %}</w:t>
       </w:r>
     </w:p>
     <w:p>
@@ -11700,15 +8215,7 @@
         <w:jc w:val="both"/>
       </w:pPr>
       <w:r>
-        <w:t xml:space="preserve">{% </w:t>
-      </w:r>
-      <w:proofErr w:type="spellStart"/>
-      <w:r>
-        <w:t>endfor</w:t>
-      </w:r>
-      <w:proofErr w:type="spellEnd"/>
-      <w:r>
-        <w:t xml:space="preserve"> %}</w:t>
+        <w:t>{% endfor %}</w:t>
       </w:r>
     </w:p>
     <w:p>
@@ -11721,15 +8228,7 @@
       <w:bookmarkStart w:id="28" w:name="ActeNotaire"/>
       <w:bookmarkEnd w:id="28"/>
       <w:r>
-        <w:t xml:space="preserve">{{ </w:t>
-      </w:r>
-      <w:proofErr w:type="spellStart"/>
-      <w:r>
-        <w:t>programme.date_acte_notarie|d</w:t>
-      </w:r>
-      <w:proofErr w:type="spellEnd"/>
-      <w:r>
-        <w:t xml:space="preserve"> }}</w:t>
+        <w:t>{{ programme.date_acte_notarie|d }}</w:t>
       </w:r>
     </w:p>
     <w:p>
@@ -11789,15 +8288,7 @@
       <w:bookmarkStart w:id="30" w:name="Refpublic"/>
       <w:bookmarkEnd w:id="30"/>
       <w:r>
-        <w:t xml:space="preserve">{{ </w:t>
-      </w:r>
-      <w:proofErr w:type="spellStart"/>
-      <w:r>
-        <w:t>programme.reference_publication_acte_text</w:t>
-      </w:r>
-      <w:proofErr w:type="spellEnd"/>
-      <w:r>
-        <w:t>() }}</w:t>
+        <w:t>{{ programme.reference_publication_acte_text() }}</w:t>
       </w:r>
     </w:p>
     <w:p>
@@ -11811,136 +8302,78 @@
         <w:rPr>
           <w:lang w:val="en-US"/>
         </w:rPr>
-        <w:t xml:space="preserve">{% for image in </w:t>
-      </w:r>
-      <w:proofErr w:type="spellStart"/>
-      <w:r>
+        <w:t>{% for image in reference_publication_acte_images %}</w:t>
+      </w:r>
+    </w:p>
+    <w:p>
+      <w:pPr>
+        <w:jc w:val="both"/>
+      </w:pPr>
+      <w:r>
+        <w:t>{{image}}</w:t>
+      </w:r>
+    </w:p>
+    <w:p>
+      <w:pPr>
+        <w:jc w:val="both"/>
+      </w:pPr>
+    </w:p>
+    <w:p>
+      <w:pPr>
+        <w:jc w:val="both"/>
+      </w:pPr>
+      <w:r>
+        <w:t>{% endfor %}</w:t>
+      </w:r>
+    </w:p>
+    <w:p>
+      <w:pPr>
+        <w:rPr>
+          <w:color w:val="000000"/>
+        </w:rPr>
+      </w:pPr>
+      <w:r>
+        <w:rPr>
+          <w:color w:val="000000"/>
+        </w:rPr>
+        <w:t xml:space="preserve">B. Permis de construire ou déclaration préalable de construction [selon la nature des travaux] : </w:t>
+      </w:r>
+      <w:r>
+        <w:t>{{ programme.permis_construire or ‘’ }}</w:t>
+      </w:r>
+    </w:p>
+    <w:p>
+      <w:pPr>
+        <w:rPr>
+          <w:color w:val="000000"/>
+        </w:rPr>
+      </w:pPr>
+    </w:p>
+    <w:p>
+      <w:pPr>
+        <w:rPr>
+          <w:color w:val="000000"/>
+        </w:rPr>
+      </w:pPr>
+      <w:r>
+        <w:rPr>
+          <w:color w:val="000000"/>
+        </w:rPr>
+        <w:t xml:space="preserve">C. Modalités de financement de l'opération [Renseignements à compléter dès que les décisions de financements sont intervenues] : </w:t>
+      </w:r>
+    </w:p>
+    <w:p>
+      <w:pPr>
+        <w:jc w:val="both"/>
         <w:rPr>
           <w:lang w:val="en-US"/>
         </w:rPr>
-        <w:t>reference_publication_acte_images</w:t>
-      </w:r>
-      <w:proofErr w:type="spellEnd"/>
+      </w:pPr>
       <w:r>
         <w:rPr>
           <w:lang w:val="en-US"/>
         </w:rPr>
-        <w:t xml:space="preserve"> %}</w:t>
-      </w:r>
-    </w:p>
-    <w:p>
-      <w:pPr>
-        <w:jc w:val="both"/>
-      </w:pPr>
-      <w:r>
-        <w:t>{{image}}</w:t>
-      </w:r>
-    </w:p>
-    <w:p>
-      <w:pPr>
-        <w:jc w:val="both"/>
-      </w:pPr>
-    </w:p>
-    <w:p>
-      <w:pPr>
-        <w:jc w:val="both"/>
-      </w:pPr>
-      <w:r>
-        <w:t xml:space="preserve">{% </w:t>
-      </w:r>
-      <w:proofErr w:type="spellStart"/>
-      <w:r>
-        <w:t>endfor</w:t>
-      </w:r>
-      <w:proofErr w:type="spellEnd"/>
-      <w:r>
-        <w:t xml:space="preserve"> %}</w:t>
-      </w:r>
-    </w:p>
-    <w:p>
-      <w:pPr>
-        <w:rPr>
-          <w:color w:val="000000"/>
-        </w:rPr>
-      </w:pPr>
-      <w:r>
-        <w:rPr>
-          <w:color w:val="000000"/>
-        </w:rPr>
-        <w:t xml:space="preserve">B. Permis de construire ou déclaration préalable de construction [selon la nature des travaux] : </w:t>
-      </w:r>
-      <w:r>
-        <w:t xml:space="preserve">{{ </w:t>
-      </w:r>
-      <w:proofErr w:type="spellStart"/>
-      <w:r>
-        <w:t>programme.permis_construire</w:t>
-      </w:r>
-      <w:proofErr w:type="spellEnd"/>
-      <w:r>
-        <w:t xml:space="preserve"> or ‘’ }}</w:t>
-      </w:r>
-    </w:p>
-    <w:p>
-      <w:pPr>
-        <w:rPr>
-          <w:color w:val="000000"/>
-        </w:rPr>
-      </w:pPr>
-    </w:p>
-    <w:p>
-      <w:pPr>
-        <w:rPr>
-          <w:color w:val="000000"/>
-        </w:rPr>
-      </w:pPr>
-      <w:r>
-        <w:rPr>
-          <w:color w:val="000000"/>
-        </w:rPr>
-        <w:t xml:space="preserve">C. Modalités de financement de l'opération [Renseignements à compléter dès que les décisions de financements sont intervenues] : </w:t>
-      </w:r>
-    </w:p>
-    <w:p>
-      <w:pPr>
-        <w:jc w:val="both"/>
-        <w:rPr>
-          <w:lang w:val="en-US"/>
-        </w:rPr>
-      </w:pPr>
-      <w:r>
-        <w:rPr>
-          <w:lang w:val="en-US"/>
-        </w:rPr>
-        <w:t xml:space="preserve">{% if </w:t>
-      </w:r>
-      <w:proofErr w:type="spellStart"/>
-      <w:r>
-        <w:rPr>
-          <w:lang w:val="en-US"/>
-        </w:rPr>
-        <w:t>prets_cdc</w:t>
-      </w:r>
-      <w:proofErr w:type="spellEnd"/>
-      <w:r>
-        <w:rPr>
-          <w:lang w:val="en-US"/>
-        </w:rPr>
-        <w:t xml:space="preserve"> %}{% for p in </w:t>
-      </w:r>
-      <w:proofErr w:type="spellStart"/>
-      <w:r>
-        <w:rPr>
-          <w:lang w:val="en-US"/>
-        </w:rPr>
-        <w:t>prets_cdc</w:t>
-      </w:r>
-      <w:proofErr w:type="spellEnd"/>
-      <w:r>
-        <w:rPr>
-          <w:lang w:val="en-US"/>
-        </w:rPr>
-        <w:t xml:space="preserve"> %}</w:t>
+        <w:t>{% if prets_cdc %}{% for p in prets_cdc %}</w:t>
       </w:r>
     </w:p>
     <w:p>
@@ -11953,15 +8386,7 @@
         <w:jc w:val="both"/>
       </w:pPr>
       <w:r>
-        <w:t xml:space="preserve">Numéro : {{ </w:t>
-      </w:r>
-      <w:proofErr w:type="spellStart"/>
-      <w:r>
-        <w:t>p.n</w:t>
-      </w:r>
-      <w:proofErr w:type="spellEnd"/>
-      <w:r>
-        <w:t xml:space="preserve"> }}</w:t>
+        <w:t>Numéro : {{ p.n }}</w:t>
       </w:r>
     </w:p>
     <w:p>
@@ -11974,15 +8399,7 @@
         <w:jc w:val="both"/>
       </w:pPr>
       <w:r>
-        <w:t xml:space="preserve">Date d’octroi : {{ </w:t>
-      </w:r>
-      <w:proofErr w:type="spellStart"/>
-      <w:r>
-        <w:t>p.do|sd</w:t>
-      </w:r>
-      <w:proofErr w:type="spellEnd"/>
-      <w:r>
-        <w:t xml:space="preserve"> }}</w:t>
+        <w:t>Date d’octroi : {{ p.do|sd }}</w:t>
       </w:r>
     </w:p>
     <w:p>
@@ -11995,23 +8412,7 @@
         <w:jc w:val="both"/>
       </w:pPr>
       <w:r>
-        <w:t xml:space="preserve">Durée: {{ </w:t>
-      </w:r>
-      <w:proofErr w:type="spellStart"/>
-      <w:r>
-        <w:t>p.d</w:t>
-      </w:r>
-      <w:proofErr w:type="spellEnd"/>
-      <w:r>
-        <w:t xml:space="preserve"> }} an{{ </w:t>
-      </w:r>
-      <w:proofErr w:type="spellStart"/>
-      <w:r>
-        <w:t>p.d|pl</w:t>
-      </w:r>
-      <w:proofErr w:type="spellEnd"/>
-      <w:r>
-        <w:t xml:space="preserve"> }}</w:t>
+        <w:t>Durée: {{ p.d }} an{{ p.d|pl }}</w:t>
       </w:r>
     </w:p>
     <w:p>
@@ -12024,15 +8425,7 @@
         <w:jc w:val="both"/>
       </w:pPr>
       <w:r>
-        <w:t xml:space="preserve">Montant : {{ </w:t>
-      </w:r>
-      <w:proofErr w:type="spellStart"/>
-      <w:r>
-        <w:t>p.m|f</w:t>
-      </w:r>
-      <w:proofErr w:type="spellEnd"/>
-      <w:r>
-        <w:t xml:space="preserve"> }} €</w:t>
+        <w:t>Montant : {{ p.m|f }} €</w:t>
       </w:r>
     </w:p>
     <w:p>
@@ -12045,15 +8438,10 @@
         <w:jc w:val="both"/>
       </w:pPr>
       <w:r>
-        <w:t xml:space="preserve">Prêteur : {{ </w:t>
-      </w:r>
-      <w:proofErr w:type="spellStart"/>
-      <w:r>
-        <w:t>p.p_full</w:t>
-      </w:r>
-      <w:proofErr w:type="spellEnd"/>
-      <w:r>
-        <w:t>() }}</w:t>
+        <w:t>Organisme financeur </w:t>
+      </w:r>
+      <w:r>
+        <w:t>: {{ p.p_full() }}</w:t>
       </w:r>
     </w:p>
     <w:p>
@@ -12067,32 +8455,10 @@
         <w:rPr>
           <w:lang w:val="en-US"/>
         </w:rPr>
-        <w:t xml:space="preserve">{% </w:t>
-      </w:r>
-      <w:proofErr w:type="spellStart"/>
-      <w:r>
-        <w:rPr>
-          <w:lang w:val="en-US"/>
-        </w:rPr>
-        <w:t>endfor</w:t>
-      </w:r>
-      <w:proofErr w:type="spellEnd"/>
-      <w:r>
-        <w:rPr>
-          <w:lang w:val="en-US"/>
-        </w:rPr>
-        <w:t xml:space="preserve"> %}</w:t>
-      </w:r>
-      <w:r>
-        <w:t xml:space="preserve">{% </w:t>
-      </w:r>
-      <w:proofErr w:type="spellStart"/>
-      <w:r>
-        <w:t>endif</w:t>
-      </w:r>
-      <w:proofErr w:type="spellEnd"/>
-      <w:r>
-        <w:t xml:space="preserve"> %}</w:t>
+        <w:t>{% endfor %}</w:t>
+      </w:r>
+      <w:r>
+        <w:t>{% endif %}</w:t>
       </w:r>
     </w:p>
     <w:p>
@@ -12103,15 +8469,7 @@
       <w:bookmarkEnd w:id="31"/>
       <w:r>
         <w:lastRenderedPageBreak/>
-        <w:t xml:space="preserve">{% if </w:t>
-      </w:r>
-      <w:proofErr w:type="spellStart"/>
-      <w:r>
-        <w:t>autres_prets</w:t>
-      </w:r>
-      <w:proofErr w:type="spellEnd"/>
-      <w:r>
-        <w:t xml:space="preserve"> %} Financement complémentaire :</w:t>
+        <w:t>{% if autres_prets %} Financement complémentaire :</w:t>
       </w:r>
     </w:p>
     <w:p>
@@ -12125,35 +8483,7 @@
         <w:rPr>
           <w:lang w:val="en-US"/>
         </w:rPr>
-        <w:t xml:space="preserve">{% for p in </w:t>
-      </w:r>
-      <w:proofErr w:type="spellStart"/>
-      <w:r>
-        <w:rPr>
-          <w:lang w:val="en-US"/>
-        </w:rPr>
-        <w:t>autres_prets</w:t>
-      </w:r>
-      <w:proofErr w:type="spellEnd"/>
-      <w:r>
-        <w:rPr>
-          <w:lang w:val="en-US"/>
-        </w:rPr>
-        <w:t xml:space="preserve"> %}{% if </w:t>
-      </w:r>
-      <w:proofErr w:type="spellStart"/>
-      <w:r>
-        <w:rPr>
-          <w:lang w:val="en-US"/>
-        </w:rPr>
-        <w:t>p.n</w:t>
-      </w:r>
-      <w:proofErr w:type="spellEnd"/>
-      <w:r>
-        <w:rPr>
-          <w:lang w:val="en-US"/>
-        </w:rPr>
-        <w:t xml:space="preserve"> %}</w:t>
+        <w:t>{% for p in autres_prets %}{% if p.n %}</w:t>
       </w:r>
     </w:p>
     <w:p>
@@ -12168,33 +8498,11 @@
           <w:lang w:val="en-US"/>
         </w:rPr>
       </w:pPr>
-      <w:proofErr w:type="spellStart"/>
       <w:r>
         <w:rPr>
           <w:lang w:val="en-US"/>
         </w:rPr>
-        <w:t>Numéro</w:t>
-      </w:r>
-      <w:proofErr w:type="spellEnd"/>
-      <w:r>
-        <w:rPr>
-          <w:lang w:val="en-US"/>
-        </w:rPr>
-        <w:t xml:space="preserve"> : {{ </w:t>
-      </w:r>
-      <w:proofErr w:type="spellStart"/>
-      <w:r>
-        <w:rPr>
-          <w:lang w:val="en-US"/>
-        </w:rPr>
-        <w:t>p.n</w:t>
-      </w:r>
-      <w:proofErr w:type="spellEnd"/>
-      <w:r>
-        <w:rPr>
-          <w:lang w:val="en-US"/>
-        </w:rPr>
-        <w:t xml:space="preserve"> }}{% endif %}{% if p.do %}</w:t>
+        <w:t>Numéro : {{ p.n }}{% endif %}{% if p.do %}</w:t>
       </w:r>
     </w:p>
     <w:p>
@@ -12213,49 +8521,7 @@
         <w:rPr>
           <w:lang w:val="en-US"/>
         </w:rPr>
-        <w:t xml:space="preserve">Date </w:t>
-      </w:r>
-      <w:proofErr w:type="spellStart"/>
-      <w:r>
-        <w:rPr>
-          <w:lang w:val="en-US"/>
-        </w:rPr>
-        <w:t>d’octroi</w:t>
-      </w:r>
-      <w:proofErr w:type="spellEnd"/>
-      <w:r>
-        <w:rPr>
-          <w:lang w:val="en-US"/>
-        </w:rPr>
-        <w:t xml:space="preserve"> : {{ </w:t>
-      </w:r>
-      <w:proofErr w:type="spellStart"/>
-      <w:r>
-        <w:rPr>
-          <w:lang w:val="en-US"/>
-        </w:rPr>
-        <w:t>p.do|sd</w:t>
-      </w:r>
-      <w:proofErr w:type="spellEnd"/>
-      <w:r>
-        <w:rPr>
-          <w:lang w:val="en-US"/>
-        </w:rPr>
-        <w:t xml:space="preserve"> }}{% endif %}{% if </w:t>
-      </w:r>
-      <w:proofErr w:type="spellStart"/>
-      <w:r>
-        <w:rPr>
-          <w:lang w:val="en-US"/>
-        </w:rPr>
-        <w:t>p.d</w:t>
-      </w:r>
-      <w:proofErr w:type="spellEnd"/>
-      <w:r>
-        <w:rPr>
-          <w:lang w:val="en-US"/>
-        </w:rPr>
-        <w:t xml:space="preserve"> %}</w:t>
+        <w:t>Date d’octroi : {{ p.do|sd }}{% endif %}{% if p.d %}</w:t>
       </w:r>
     </w:p>
     <w:p>
@@ -12274,49 +8540,7 @@
         <w:rPr>
           <w:lang w:val="en-US"/>
         </w:rPr>
-        <w:t xml:space="preserve">Durée : {{ </w:t>
-      </w:r>
-      <w:proofErr w:type="spellStart"/>
-      <w:r>
-        <w:rPr>
-          <w:lang w:val="en-US"/>
-        </w:rPr>
-        <w:t>p.d</w:t>
-      </w:r>
-      <w:proofErr w:type="spellEnd"/>
-      <w:r>
-        <w:rPr>
-          <w:lang w:val="en-US"/>
-        </w:rPr>
-        <w:t xml:space="preserve"> }} an{{ </w:t>
-      </w:r>
-      <w:proofErr w:type="spellStart"/>
-      <w:r>
-        <w:rPr>
-          <w:lang w:val="en-US"/>
-        </w:rPr>
-        <w:t>p.d|pl</w:t>
-      </w:r>
-      <w:proofErr w:type="spellEnd"/>
-      <w:r>
-        <w:rPr>
-          <w:lang w:val="en-US"/>
-        </w:rPr>
-        <w:t xml:space="preserve"> }}{% endif %}{% if </w:t>
-      </w:r>
-      <w:proofErr w:type="spellStart"/>
-      <w:r>
-        <w:rPr>
-          <w:lang w:val="en-US"/>
-        </w:rPr>
-        <w:t>p.m</w:t>
-      </w:r>
-      <w:proofErr w:type="spellEnd"/>
-      <w:r>
-        <w:rPr>
-          <w:lang w:val="en-US"/>
-        </w:rPr>
-        <w:t xml:space="preserve"> %}</w:t>
+        <w:t>Durée : {{ p.d }} an{{ p.d|pl }}{% endif %}{% if p.m %}</w:t>
       </w:r>
     </w:p>
     <w:p>
@@ -12331,47 +8555,11 @@
           <w:lang w:val="en-US"/>
         </w:rPr>
       </w:pPr>
-      <w:proofErr w:type="spellStart"/>
       <w:r>
         <w:rPr>
           <w:lang w:val="en-US"/>
         </w:rPr>
-        <w:t>Montant</w:t>
-      </w:r>
-      <w:proofErr w:type="spellEnd"/>
-      <w:r>
-        <w:rPr>
-          <w:lang w:val="en-US"/>
-        </w:rPr>
-        <w:t xml:space="preserve"> : {{ </w:t>
-      </w:r>
-      <w:proofErr w:type="spellStart"/>
-      <w:r>
-        <w:rPr>
-          <w:lang w:val="en-US"/>
-        </w:rPr>
-        <w:t>p.m|f</w:t>
-      </w:r>
-      <w:proofErr w:type="spellEnd"/>
-      <w:r>
-        <w:rPr>
-          <w:lang w:val="en-US"/>
-        </w:rPr>
-        <w:t xml:space="preserve"> }} €{% endif %}{% if </w:t>
-      </w:r>
-      <w:proofErr w:type="spellStart"/>
-      <w:r>
-        <w:rPr>
-          <w:lang w:val="en-US"/>
-        </w:rPr>
-        <w:t>p.preteur_display</w:t>
-      </w:r>
-      <w:proofErr w:type="spellEnd"/>
-      <w:r>
-        <w:rPr>
-          <w:lang w:val="en-US"/>
-        </w:rPr>
-        <w:t>() %}</w:t>
+        <w:t>Montant : {{ p.m|f }} €{% endif %}{% if p.preteur_display() %}</w:t>
       </w:r>
     </w:p>
     <w:p>
@@ -12384,47 +8572,18 @@
         <w:jc w:val="both"/>
       </w:pPr>
       <w:r>
-        <w:t xml:space="preserve">Prêteur : {{ </w:t>
-      </w:r>
-      <w:proofErr w:type="spellStart"/>
-      <w:r>
-        <w:t>p.preteur_display</w:t>
-      </w:r>
-      <w:proofErr w:type="spellEnd"/>
-      <w:r>
-        <w:t xml:space="preserve">() }}{% </w:t>
-      </w:r>
-      <w:proofErr w:type="spellStart"/>
-      <w:r>
-        <w:t>endif</w:t>
-      </w:r>
-      <w:proofErr w:type="spellEnd"/>
-      <w:r>
-        <w:t xml:space="preserve"> %}</w:t>
-      </w:r>
-    </w:p>
-    <w:p>
-      <w:pPr>
-        <w:jc w:val="both"/>
-      </w:pPr>
-      <w:r>
-        <w:t xml:space="preserve">{% </w:t>
-      </w:r>
-      <w:proofErr w:type="spellStart"/>
-      <w:r>
-        <w:t>endfor</w:t>
-      </w:r>
-      <w:proofErr w:type="spellEnd"/>
-      <w:r>
-        <w:t xml:space="preserve"> %}{% </w:t>
-      </w:r>
-      <w:proofErr w:type="spellStart"/>
-      <w:r>
-        <w:t>endif</w:t>
-      </w:r>
-      <w:proofErr w:type="spellEnd"/>
-      <w:r>
-        <w:t xml:space="preserve"> %}</w:t>
+        <w:t>Organisme financeur </w:t>
+      </w:r>
+      <w:r>
+        <w:t>: {{ p.preteur_display() }}{% endif %}</w:t>
+      </w:r>
+    </w:p>
+    <w:p>
+      <w:pPr>
+        <w:jc w:val="both"/>
+      </w:pPr>
+      <w:r>
+        <w:t>{% endfor %}{% endif %}</w:t>
       </w:r>
     </w:p>
     <w:p>
@@ -12434,139 +8593,65 @@
       <w:bookmarkStart w:id="32" w:name="Fondpropre"/>
       <w:bookmarkEnd w:id="32"/>
       <w:r>
-        <w:t xml:space="preserve">{% if </w:t>
-      </w:r>
-      <w:proofErr w:type="spellStart"/>
-      <w:r>
-        <w:t>convention.fond_propre</w:t>
-      </w:r>
-      <w:proofErr w:type="spellEnd"/>
-      <w:r>
-        <w:t xml:space="preserve"> %}Fond propre : {{ </w:t>
-      </w:r>
-      <w:proofErr w:type="spellStart"/>
-      <w:r>
-        <w:t>convention.fond_propre|f</w:t>
-      </w:r>
-      <w:proofErr w:type="spellEnd"/>
-      <w:r>
-        <w:t xml:space="preserve"> }} €</w:t>
-      </w:r>
-    </w:p>
-    <w:p>
-      <w:pPr>
-        <w:jc w:val="both"/>
-      </w:pPr>
-    </w:p>
-    <w:p>
-      <w:pPr>
-        <w:jc w:val="both"/>
-      </w:pPr>
-      <w:r>
-        <w:t xml:space="preserve">{% </w:t>
-      </w:r>
-      <w:proofErr w:type="spellStart"/>
-      <w:r>
-        <w:t>endif</w:t>
-      </w:r>
-      <w:proofErr w:type="spellEnd"/>
-      <w:r>
-        <w:t xml:space="preserve"> %}Date d'achèvement de la construction ou certificat de conformité : </w:t>
+        <w:t>{% if convention.fond_propre %}Fond propre : {{ convention.fond_propre|f }} €</w:t>
+      </w:r>
+    </w:p>
+    <w:p>
+      <w:pPr>
+        <w:jc w:val="both"/>
+      </w:pPr>
+    </w:p>
+    <w:p>
+      <w:pPr>
+        <w:jc w:val="both"/>
+      </w:pPr>
+      <w:r>
+        <w:t xml:space="preserve">{% endif %}Date d'achèvement de la construction ou certificat de conformité : </w:t>
       </w:r>
       <w:bookmarkStart w:id="33" w:name="Construc"/>
       <w:bookmarkEnd w:id="33"/>
       <w:r>
-        <w:t xml:space="preserve">{{ </w:t>
-      </w:r>
-      <w:proofErr w:type="spellStart"/>
-      <w:r>
-        <w:t>programme.date_achevement|d</w:t>
-      </w:r>
-      <w:proofErr w:type="spellEnd"/>
-      <w:r>
-        <w:t xml:space="preserve"> }}</w:t>
-      </w:r>
-    </w:p>
-    <w:p>
-      <w:pPr>
-        <w:rPr>
-          <w:color w:val="000000"/>
-        </w:rPr>
-      </w:pPr>
-    </w:p>
-    <w:p>
-      <w:pPr>
-        <w:rPr>
-          <w:color w:val="000000"/>
-        </w:rPr>
-      </w:pPr>
-      <w:r>
-        <w:rPr>
-          <w:color w:val="000000"/>
-        </w:rPr>
-        <w:t xml:space="preserve">D. Historique des financements publics dont le programme a bénéficié depuis sa construction : {% if </w:t>
-      </w:r>
-      <w:proofErr w:type="spellStart"/>
-      <w:r>
-        <w:rPr>
-          <w:color w:val="000000"/>
-        </w:rPr>
-        <w:t>convention.historique_financement_public</w:t>
-      </w:r>
-      <w:proofErr w:type="spellEnd"/>
-      <w:r>
-        <w:rPr>
-          <w:color w:val="000000"/>
-        </w:rPr>
-        <w:t xml:space="preserve"> %}</w:t>
-      </w:r>
-    </w:p>
-    <w:p>
-      <w:pPr>
-        <w:rPr>
-          <w:color w:val="000000"/>
-        </w:rPr>
-      </w:pPr>
-    </w:p>
-    <w:p>
-      <w:pPr>
-        <w:rPr>
-          <w:color w:val="000000"/>
-        </w:rPr>
-      </w:pPr>
-      <w:r>
-        <w:rPr>
-          <w:color w:val="000000"/>
-        </w:rPr>
-        <w:t>{{ </w:t>
-      </w:r>
-      <w:proofErr w:type="spellStart"/>
-      <w:r>
-        <w:rPr>
-          <w:color w:val="000000"/>
-        </w:rPr>
-        <w:t>convention.historique_financement_public</w:t>
-      </w:r>
-      <w:proofErr w:type="spellEnd"/>
-      <w:r>
-        <w:rPr>
-          <w:color w:val="000000"/>
-        </w:rPr>
-        <w:t xml:space="preserve"> }}{% </w:t>
-      </w:r>
-      <w:proofErr w:type="spellStart"/>
-      <w:r>
-        <w:rPr>
-          <w:color w:val="000000"/>
-        </w:rPr>
-        <w:t>endif</w:t>
-      </w:r>
-      <w:proofErr w:type="spellEnd"/>
-      <w:r>
-        <w:rPr>
-          <w:color w:val="000000"/>
-        </w:rPr>
-        <w:t xml:space="preserve"> %}</w:t>
+        <w:t>{{ programme.date_achevement|d }}</w:t>
+      </w:r>
+    </w:p>
+    <w:p>
+      <w:pPr>
+        <w:rPr>
+          <w:color w:val="000000"/>
+        </w:rPr>
+      </w:pPr>
+    </w:p>
+    <w:p>
+      <w:pPr>
+        <w:rPr>
+          <w:color w:val="000000"/>
+        </w:rPr>
+      </w:pPr>
+      <w:r>
+        <w:rPr>
+          <w:color w:val="000000"/>
+        </w:rPr>
+        <w:t>D. Historique des financements publics dont le programme a bénéficié depuis sa construction : {% if convention.historique_financement_public %}</w:t>
+      </w:r>
+    </w:p>
+    <w:p>
+      <w:pPr>
+        <w:rPr>
+          <w:color w:val="000000"/>
+        </w:rPr>
+      </w:pPr>
+    </w:p>
+    <w:p>
+      <w:pPr>
+        <w:rPr>
+          <w:color w:val="000000"/>
+        </w:rPr>
+      </w:pPr>
+      <w:r>
+        <w:rPr>
+          <w:color w:val="000000"/>
+        </w:rPr>
+        <w:t>{{ convention.historique_financement_public }}{% endif %}</w:t>
       </w:r>
     </w:p>
     <w:p>
@@ -12653,21 +8738,7 @@
         <w:rPr>
           <w:color w:val="000000"/>
         </w:rPr>
-        <w:t xml:space="preserve">{% if </w:t>
-      </w:r>
-      <w:proofErr w:type="spellStart"/>
-      <w:r>
-        <w:rPr>
-          <w:color w:val="000000"/>
-        </w:rPr>
-        <w:t>convention.attribution_inclusif_conditions_specifiques</w:t>
-      </w:r>
-      <w:proofErr w:type="spellEnd"/>
-      <w:r>
-        <w:rPr>
-          <w:color w:val="000000"/>
-        </w:rPr>
-        <w:t xml:space="preserve"> %}</w:t>
+        <w:t>{% if convention.attribution_inclusif_conditions_specifiques %}</w:t>
       </w:r>
     </w:p>
     <w:p>
@@ -12681,48 +8752,20 @@
         <w:rPr>
           <w:color w:val="000000"/>
         </w:rPr>
-        <w:t xml:space="preserve">{{ </w:t>
-      </w:r>
-      <w:proofErr w:type="spellStart"/>
-      <w:r>
-        <w:rPr>
-          <w:color w:val="000000"/>
-        </w:rPr>
-        <w:t>convention.attribution_inclusif_conditions_specifiques</w:t>
-      </w:r>
-      <w:proofErr w:type="spellEnd"/>
-      <w:r>
-        <w:rPr>
-          <w:color w:val="000000"/>
-        </w:rPr>
-        <w:t xml:space="preserve"> }}</w:t>
-      </w:r>
-    </w:p>
-    <w:p>
-      <w:pPr>
-        <w:rPr>
-          <w:color w:val="000000"/>
-        </w:rPr>
-      </w:pPr>
-      <w:r>
-        <w:rPr>
-          <w:color w:val="000000"/>
-        </w:rPr>
-        <w:t xml:space="preserve">{%- </w:t>
-      </w:r>
-      <w:proofErr w:type="spellStart"/>
-      <w:r>
-        <w:rPr>
-          <w:color w:val="000000"/>
-        </w:rPr>
-        <w:t>endif</w:t>
-      </w:r>
-      <w:proofErr w:type="spellEnd"/>
-      <w:r>
-        <w:rPr>
-          <w:color w:val="000000"/>
-        </w:rPr>
-        <w:t xml:space="preserve"> %}</w:t>
+        <w:t>{{ convention.attribution_inclusif_conditions_specifiques }}</w:t>
+      </w:r>
+    </w:p>
+    <w:p>
+      <w:pPr>
+        <w:rPr>
+          <w:color w:val="000000"/>
+        </w:rPr>
+      </w:pPr>
+      <w:r>
+        <w:rPr>
+          <w:color w:val="000000"/>
+        </w:rPr>
+        <w:t>{%- endif %}</w:t>
       </w:r>
     </w:p>
     <w:p>
@@ -12755,21 +8798,7 @@
         <w:rPr>
           <w:color w:val="000000"/>
         </w:rPr>
-        <w:t xml:space="preserve">{% if </w:t>
-      </w:r>
-      <w:proofErr w:type="spellStart"/>
-      <w:r>
-        <w:rPr>
-          <w:color w:val="000000"/>
-        </w:rPr>
-        <w:t>convention.attribution_inclusif_conditions_admission</w:t>
-      </w:r>
-      <w:proofErr w:type="spellEnd"/>
-      <w:r>
-        <w:rPr>
-          <w:color w:val="000000"/>
-        </w:rPr>
-        <w:t xml:space="preserve"> %}</w:t>
+        <w:t>{% if convention.attribution_inclusif_conditions_admission %}</w:t>
       </w:r>
     </w:p>
     <w:p>
@@ -12783,48 +8812,20 @@
         <w:rPr>
           <w:color w:val="000000"/>
         </w:rPr>
-        <w:t xml:space="preserve">{{ </w:t>
-      </w:r>
-      <w:proofErr w:type="spellStart"/>
-      <w:r>
-        <w:rPr>
-          <w:color w:val="000000"/>
-        </w:rPr>
-        <w:t>convention.attribution_inclusif_conditions_admission</w:t>
-      </w:r>
-      <w:proofErr w:type="spellEnd"/>
-      <w:r>
-        <w:rPr>
-          <w:color w:val="000000"/>
-        </w:rPr>
-        <w:t xml:space="preserve"> }}</w:t>
-      </w:r>
-    </w:p>
-    <w:p>
-      <w:pPr>
-        <w:rPr>
-          <w:color w:val="000000"/>
-        </w:rPr>
-      </w:pPr>
-      <w:r>
-        <w:rPr>
-          <w:color w:val="000000"/>
-        </w:rPr>
-        <w:t xml:space="preserve">{%- </w:t>
-      </w:r>
-      <w:proofErr w:type="spellStart"/>
-      <w:r>
-        <w:rPr>
-          <w:color w:val="000000"/>
-        </w:rPr>
-        <w:t>endif</w:t>
-      </w:r>
-      <w:proofErr w:type="spellEnd"/>
-      <w:r>
-        <w:rPr>
-          <w:color w:val="000000"/>
-        </w:rPr>
-        <w:t xml:space="preserve"> %}</w:t>
+        <w:t>{{ convention.attribution_inclusif_conditions_admission }}</w:t>
+      </w:r>
+    </w:p>
+    <w:p>
+      <w:pPr>
+        <w:rPr>
+          <w:color w:val="000000"/>
+        </w:rPr>
+      </w:pPr>
+      <w:r>
+        <w:rPr>
+          <w:color w:val="000000"/>
+        </w:rPr>
+        <w:t>{%- endif %}</w:t>
       </w:r>
     </w:p>
     <w:p>
@@ -12857,21 +8858,7 @@
         <w:rPr>
           <w:color w:val="000000"/>
         </w:rPr>
-        <w:t xml:space="preserve">{% if </w:t>
-      </w:r>
-      <w:proofErr w:type="spellStart"/>
-      <w:r>
-        <w:rPr>
-          <w:color w:val="000000"/>
-        </w:rPr>
-        <w:t>convention.attribution_inclusif_modalites_attribution</w:t>
-      </w:r>
-      <w:proofErr w:type="spellEnd"/>
-      <w:r>
-        <w:rPr>
-          <w:color w:val="000000"/>
-        </w:rPr>
-        <w:t xml:space="preserve"> %}</w:t>
+        <w:t>{% if convention.attribution_inclusif_modalites_attribution %}</w:t>
       </w:r>
     </w:p>
     <w:p>
@@ -12885,48 +8872,20 @@
         <w:rPr>
           <w:color w:val="000000"/>
         </w:rPr>
-        <w:t xml:space="preserve">{{ </w:t>
-      </w:r>
-      <w:proofErr w:type="spellStart"/>
-      <w:r>
-        <w:rPr>
-          <w:color w:val="000000"/>
-        </w:rPr>
-        <w:t>convention.attribution_inclusif_modalites_attribution</w:t>
-      </w:r>
-      <w:proofErr w:type="spellEnd"/>
-      <w:r>
-        <w:rPr>
-          <w:color w:val="000000"/>
-        </w:rPr>
-        <w:t xml:space="preserve"> }}</w:t>
-      </w:r>
-    </w:p>
-    <w:p>
-      <w:pPr>
-        <w:rPr>
-          <w:color w:val="000000"/>
-        </w:rPr>
-      </w:pPr>
-      <w:r>
-        <w:rPr>
-          <w:color w:val="000000"/>
-        </w:rPr>
-        <w:t xml:space="preserve">{%- </w:t>
-      </w:r>
-      <w:proofErr w:type="spellStart"/>
-      <w:r>
-        <w:rPr>
-          <w:color w:val="000000"/>
-        </w:rPr>
-        <w:t>endif</w:t>
-      </w:r>
-      <w:proofErr w:type="spellEnd"/>
-      <w:r>
-        <w:rPr>
-          <w:color w:val="000000"/>
-        </w:rPr>
-        <w:t xml:space="preserve"> %}</w:t>
+        <w:t>{{ convention.attribution_inclusif_modalites_attribution }}</w:t>
+      </w:r>
+    </w:p>
+    <w:p>
+      <w:pPr>
+        <w:rPr>
+          <w:color w:val="000000"/>
+        </w:rPr>
+      </w:pPr>
+      <w:r>
+        <w:rPr>
+          <w:color w:val="000000"/>
+        </w:rPr>
+        <w:t>{%- endif %}</w:t>
       </w:r>
     </w:p>
     <w:p>
@@ -12959,21 +8918,7 @@
         <w:rPr>
           <w:color w:val="000000"/>
         </w:rPr>
-        <w:t xml:space="preserve">{% if </w:t>
-      </w:r>
-      <w:proofErr w:type="spellStart"/>
-      <w:r>
-        <w:rPr>
-          <w:color w:val="000000"/>
-        </w:rPr>
-        <w:t>convention.attribution_inclusif_partenariats</w:t>
-      </w:r>
-      <w:proofErr w:type="spellEnd"/>
-      <w:r>
-        <w:rPr>
-          <w:color w:val="000000"/>
-        </w:rPr>
-        <w:t xml:space="preserve"> %}</w:t>
+        <w:t>{% if convention.attribution_inclusif_partenariats %}</w:t>
       </w:r>
     </w:p>
     <w:p>
@@ -12987,48 +8932,20 @@
         <w:rPr>
           <w:color w:val="000000"/>
         </w:rPr>
-        <w:t xml:space="preserve">{{ </w:t>
-      </w:r>
-      <w:proofErr w:type="spellStart"/>
-      <w:r>
-        <w:rPr>
-          <w:color w:val="000000"/>
-        </w:rPr>
-        <w:t>convention.attribution_inclusif_partenariats</w:t>
-      </w:r>
-      <w:proofErr w:type="spellEnd"/>
-      <w:r>
-        <w:rPr>
-          <w:color w:val="000000"/>
-        </w:rPr>
-        <w:t xml:space="preserve"> }}</w:t>
-      </w:r>
-    </w:p>
-    <w:p>
-      <w:pPr>
-        <w:rPr>
-          <w:color w:val="000000"/>
-        </w:rPr>
-      </w:pPr>
-      <w:r>
-        <w:rPr>
-          <w:color w:val="000000"/>
-        </w:rPr>
-        <w:t xml:space="preserve">{%- </w:t>
-      </w:r>
-      <w:proofErr w:type="spellStart"/>
-      <w:r>
-        <w:rPr>
-          <w:color w:val="000000"/>
-        </w:rPr>
-        <w:t>endif</w:t>
-      </w:r>
-      <w:proofErr w:type="spellEnd"/>
-      <w:r>
-        <w:rPr>
-          <w:color w:val="000000"/>
-        </w:rPr>
-        <w:t xml:space="preserve"> %}</w:t>
+        <w:t>{{ convention.attribution_inclusif_partenariats }}</w:t>
+      </w:r>
+    </w:p>
+    <w:p>
+      <w:pPr>
+        <w:rPr>
+          <w:color w:val="000000"/>
+        </w:rPr>
+      </w:pPr>
+      <w:r>
+        <w:rPr>
+          <w:color w:val="000000"/>
+        </w:rPr>
+        <w:t>{%- endif %}</w:t>
       </w:r>
     </w:p>
     <w:p>
@@ -13061,21 +8978,7 @@
         <w:rPr>
           <w:color w:val="000000"/>
         </w:rPr>
-        <w:t xml:space="preserve">{% if </w:t>
-      </w:r>
-      <w:proofErr w:type="spellStart"/>
-      <w:r>
-        <w:rPr>
-          <w:color w:val="000000"/>
-        </w:rPr>
-        <w:t>convention.attribution_inclusif_activites</w:t>
-      </w:r>
-      <w:proofErr w:type="spellEnd"/>
-      <w:r>
-        <w:rPr>
-          <w:color w:val="000000"/>
-        </w:rPr>
-        <w:t xml:space="preserve"> %}</w:t>
+        <w:t>{% if convention.attribution_inclusif_activites %}</w:t>
       </w:r>
     </w:p>
     <w:p>
@@ -13089,21 +8992,7 @@
         <w:rPr>
           <w:color w:val="000000"/>
         </w:rPr>
-        <w:t xml:space="preserve">{{ </w:t>
-      </w:r>
-      <w:proofErr w:type="spellStart"/>
-      <w:r>
-        <w:rPr>
-          <w:color w:val="000000"/>
-        </w:rPr>
-        <w:t>convention.attribution_inclusif_activites</w:t>
-      </w:r>
-      <w:proofErr w:type="spellEnd"/>
-      <w:r>
-        <w:rPr>
-          <w:color w:val="000000"/>
-        </w:rPr>
-        <w:t xml:space="preserve"> }}</w:t>
+        <w:t>{{ convention.attribution_inclusif_activites }}</w:t>
       </w:r>
     </w:p>
     <w:p>
@@ -13117,21 +9006,7 @@
           <w:color w:val="000000"/>
         </w:rPr>
         <w:lastRenderedPageBreak/>
-        <w:t xml:space="preserve">{%- </w:t>
-      </w:r>
-      <w:proofErr w:type="spellStart"/>
-      <w:r>
-        <w:rPr>
-          <w:color w:val="000000"/>
-        </w:rPr>
-        <w:t>endif</w:t>
-      </w:r>
-      <w:proofErr w:type="spellEnd"/>
-      <w:r>
-        <w:rPr>
-          <w:color w:val="000000"/>
-        </w:rPr>
-        <w:t xml:space="preserve"> %}</w:t>
+        <w:t>{%- endif %}</w:t>
       </w:r>
     </w:p>
     <w:p>
@@ -13160,21 +9035,7 @@
           <w:color w:val="000000"/>
         </w:rPr>
         <w:lastRenderedPageBreak/>
-        <w:t>Fait à {{</w:t>
-      </w:r>
-      <w:proofErr w:type="spellStart"/>
-      <w:r>
-        <w:rPr>
-          <w:color w:val="000000"/>
-        </w:rPr>
-        <w:t>administration.get_ville_signature_or_empty</w:t>
-      </w:r>
-      <w:proofErr w:type="spellEnd"/>
-      <w:r>
-        <w:rPr>
-          <w:color w:val="000000"/>
-        </w:rPr>
-        <w:t>() }}, le</w:t>
+        <w:t>Fait à {{administration.get_ville_signature_or_empty() }}, le</w:t>
       </w:r>
     </w:p>
     <w:p>
@@ -13198,77 +9059,7 @@
         <w:rPr>
           <w:color w:val="000000"/>
         </w:rPr>
-        <w:t xml:space="preserve">Le propriétaire (6), {%  if </w:t>
-      </w:r>
-      <w:proofErr w:type="spellStart"/>
-      <w:r>
-        <w:rPr>
-          <w:color w:val="000000"/>
-        </w:rPr>
-        <w:t>convention.signataire_bloc_signature</w:t>
-      </w:r>
-      <w:proofErr w:type="spellEnd"/>
-      <w:r>
-        <w:rPr>
-          <w:color w:val="000000"/>
-        </w:rPr>
-        <w:t xml:space="preserve"> %}{{ </w:t>
-      </w:r>
-      <w:proofErr w:type="spellStart"/>
-      <w:r>
-        <w:rPr>
-          <w:color w:val="000000"/>
-        </w:rPr>
-        <w:t>convention.signataire_bloc_signature|default_empty_if_none</w:t>
-      </w:r>
-      <w:proofErr w:type="spellEnd"/>
-      <w:r>
-        <w:rPr>
-          <w:color w:val="000000"/>
-        </w:rPr>
-        <w:t xml:space="preserve"> }}{% </w:t>
-      </w:r>
-      <w:proofErr w:type="spellStart"/>
-      <w:r>
-        <w:rPr>
-          <w:color w:val="000000"/>
-        </w:rPr>
-        <w:t>else</w:t>
-      </w:r>
-      <w:proofErr w:type="spellEnd"/>
-      <w:r>
-        <w:rPr>
-          <w:color w:val="000000"/>
-        </w:rPr>
-        <w:t xml:space="preserve"> %} {{ </w:t>
-      </w:r>
-      <w:proofErr w:type="spellStart"/>
-      <w:r>
-        <w:rPr>
-          <w:color w:val="000000"/>
-        </w:rPr>
-        <w:t>bailleur.signataire_bloc_signature|default_empty_if_none</w:t>
-      </w:r>
-      <w:proofErr w:type="spellEnd"/>
-      <w:r>
-        <w:rPr>
-          <w:color w:val="000000"/>
-        </w:rPr>
-        <w:t xml:space="preserve"> }}{% </w:t>
-      </w:r>
-      <w:proofErr w:type="spellStart"/>
-      <w:r>
-        <w:rPr>
-          <w:color w:val="000000"/>
-        </w:rPr>
-        <w:t>endif</w:t>
-      </w:r>
-      <w:proofErr w:type="spellEnd"/>
-      <w:r>
-        <w:rPr>
-          <w:color w:val="000000"/>
-        </w:rPr>
-        <w:t xml:space="preserve"> %}</w:t>
+        <w:t>Le propriétaire (6), {%  if convention.signataire_bloc_signature %}{{ convention.signataire_bloc_signature|default_empty_if_none }}{% else %} {{ bailleur.signataire_bloc_signature|default_empty_if_none }}{% endif %}</w:t>
       </w:r>
     </w:p>
     <w:p>
@@ -13379,21 +9170,7 @@
         <w:rPr>
           <w:shd w:val="clear" w:color="auto" w:fill="FFFFFF"/>
         </w:rPr>
-        <w:t xml:space="preserve">Le préfet, le président de l'établissement public de coopération intercommunale, du conseil départemental, {% if </w:t>
-      </w:r>
-      <w:proofErr w:type="spellStart"/>
-      <w:r>
-        <w:rPr>
-          <w:shd w:val="clear" w:color="auto" w:fill="FFFFFF"/>
-        </w:rPr>
-        <w:t>outre_mer</w:t>
-      </w:r>
-      <w:proofErr w:type="spellEnd"/>
-      <w:r>
-        <w:rPr>
-          <w:shd w:val="clear" w:color="auto" w:fill="FFFFFF"/>
-        </w:rPr>
-        <w:t xml:space="preserve"> %}</w:t>
+        <w:t>Le préfet, le président de l'établissement public de coopération intercommunale, du conseil départemental, {% if outre_mer %}</w:t>
       </w:r>
       <w:r>
         <w:rPr>
@@ -13408,55 +9185,13 @@
         <w:rPr>
           <w:shd w:val="clear" w:color="auto" w:fill="FFFFFF"/>
         </w:rPr>
-        <w:t xml:space="preserve">de la Guadeloupe, de La Réunion, de Mayotte, de l'assemblée de Guyane, du conseil exécutif de Martinique,{% </w:t>
-      </w:r>
-      <w:proofErr w:type="spellStart"/>
-      <w:r>
-        <w:rPr>
-          <w:shd w:val="clear" w:color="auto" w:fill="FFFFFF"/>
-        </w:rPr>
-        <w:t>else</w:t>
-      </w:r>
-      <w:proofErr w:type="spellEnd"/>
-      <w:r>
-        <w:rPr>
-          <w:shd w:val="clear" w:color="auto" w:fill="FFFFFF"/>
-        </w:rPr>
-        <w:t xml:space="preserve"> %}de la métropole de Lyon, de la métropole du Grand Paris, de la métropole d’Aix-Marseille-Provence, ou du conseil exécutif de Corse,{% </w:t>
-      </w:r>
-      <w:proofErr w:type="spellStart"/>
-      <w:r>
-        <w:rPr>
-          <w:shd w:val="clear" w:color="auto" w:fill="FFFFFF"/>
-        </w:rPr>
-        <w:t>endif</w:t>
-      </w:r>
-      <w:proofErr w:type="spellEnd"/>
-      <w:r>
-        <w:rPr>
-          <w:shd w:val="clear" w:color="auto" w:fill="FFFFFF"/>
-        </w:rPr>
-        <w:t xml:space="preserve"> %}</w:t>
-      </w:r>
-      <w:r>
-        <w:rPr>
-          <w:color w:val="000000"/>
-        </w:rPr>
-        <w:t xml:space="preserve"> {{ </w:t>
-      </w:r>
-      <w:proofErr w:type="spellStart"/>
-      <w:r>
-        <w:rPr>
-          <w:color w:val="000000"/>
-        </w:rPr>
-        <w:t>administration.signataire_bloc_signature|default_empty_if_none</w:t>
-      </w:r>
-      <w:proofErr w:type="spellEnd"/>
-      <w:r>
-        <w:rPr>
-          <w:color w:val="000000"/>
-        </w:rPr>
-        <w:t xml:space="preserve"> }}</w:t>
+        <w:t>de la Guadeloupe, de La Réunion, de Mayotte, de l'assemblée de Guyane, du conseil exécutif de Martinique,{% else %}de la métropole de Lyon, de la métropole du Grand Paris, de la métropole d’Aix-Marseille-Provence, ou du conseil exécutif de Corse,{% endif %}</w:t>
+      </w:r>
+      <w:r>
+        <w:rPr>
+          <w:color w:val="000000"/>
+        </w:rPr>
+        <w:t xml:space="preserve"> {{ administration.signataire_bloc_signature|default_empty_if_none }}</w:t>
       </w:r>
     </w:p>
     <w:p>
@@ -13717,25 +9452,7 @@
           <w:szCs w:val="22"/>
           <w:lang w:eastAsia="fr-FR"/>
         </w:rPr>
-        <w:t xml:space="preserve">{{ </w:t>
-      </w:r>
-      <w:proofErr w:type="spellStart"/>
-      <w:r>
-        <w:rPr>
-          <w:color w:val="000000"/>
-          <w:szCs w:val="22"/>
-          <w:lang w:eastAsia="fr-FR"/>
-        </w:rPr>
-        <w:t>bailleur.siret</w:t>
-      </w:r>
-      <w:proofErr w:type="spellEnd"/>
-      <w:r>
-        <w:rPr>
-          <w:color w:val="000000"/>
-          <w:szCs w:val="22"/>
-          <w:lang w:eastAsia="fr-FR"/>
-        </w:rPr>
-        <w:t xml:space="preserve"> }}</w:t>
+        <w:t>{{ bailleur.siret }}</w:t>
       </w:r>
     </w:p>
     <w:p>
@@ -13802,15 +9519,7 @@
         <w:t xml:space="preserve">A </w:t>
       </w:r>
       <w:r>
-        <w:t xml:space="preserve">{{ </w:t>
-      </w:r>
-      <w:proofErr w:type="spellStart"/>
-      <w:r>
-        <w:t>administration.get_ville_signature_or_empty</w:t>
-      </w:r>
-      <w:proofErr w:type="spellEnd"/>
-      <w:r>
-        <w:t>() }}</w:t>
+        <w:t>{{ administration.get_ville_signature_or_empty() }}</w:t>
       </w:r>
       <w:r>
         <w:rPr>
@@ -13839,15 +9548,7 @@
         <w:jc w:val="both"/>
       </w:pPr>
       <w:r>
-        <w:t xml:space="preserve">Le préfet, le président de l'établissement public de coopération intercommunale, du conseil départemental, de la métropole de Lyon ou du conseil exécutif de Corse, {{ </w:t>
-      </w:r>
-      <w:proofErr w:type="spellStart"/>
-      <w:r>
-        <w:t>administration.signataire_bloc_signature|default_empty_if_none</w:t>
-      </w:r>
-      <w:proofErr w:type="spellEnd"/>
-      <w:r>
-        <w:t xml:space="preserve"> }}</w:t>
+        <w:t>Le préfet, le président de l'établissement public de coopération intercommunale, du conseil départemental, de la métropole de Lyon ou du conseil exécutif de Corse, {{ administration.signataire_bloc_signature|default_empty_if_none }}</w:t>
       </w:r>
     </w:p>
     <w:p>
@@ -14451,37 +10152,7 @@
                                 <w14:round/>
                               </w14:textOutline>
                             </w:rPr>
-                            <w:t xml:space="preserve">{{ </w:t>
-                          </w:r>
-                          <w:proofErr w:type="spellStart"/>
-                          <w:r>
-                            <w:rPr>
-                              <w:color w:val="7F7F7F"/>
-                              <w:sz w:val="2"/>
-                              <w:szCs w:val="20"/>
-                              <w:lang w:val="en-US"/>
-                              <w14:textOutline w14:w="0" w14:cap="flat" w14:cmpd="sng" w14:algn="ctr">
-                                <w14:noFill/>
-                                <w14:prstDash w14:val="solid"/>
-                                <w14:round/>
-                              </w14:textOutline>
-                            </w:rPr>
-                            <w:t>convention.display_not_validated_status</w:t>
-                          </w:r>
-                          <w:proofErr w:type="spellEnd"/>
-                          <w:r>
-                            <w:rPr>
-                              <w:color w:val="7F7F7F"/>
-                              <w:sz w:val="2"/>
-                              <w:szCs w:val="20"/>
-                              <w:lang w:val="en-US"/>
-                              <w14:textOutline w14:w="0" w14:cap="flat" w14:cmpd="sng" w14:algn="ctr">
-                                <w14:noFill/>
-                                <w14:prstDash w14:val="solid"/>
-                                <w14:round/>
-                              </w14:textOutline>
-                            </w:rPr>
-                            <w:t>() }}</w:t>
+                            <w:t>{{ convention.display_not_validated_status() }}</w:t>
                           </w:r>
                         </w:p>
                       </w:txbxContent>
@@ -14528,37 +10199,7 @@
                           <w14:round/>
                         </w14:textOutline>
                       </w:rPr>
-                      <w:t xml:space="preserve">{{ </w:t>
-                    </w:r>
-                    <w:proofErr w:type="spellStart"/>
-                    <w:r>
-                      <w:rPr>
-                        <w:color w:val="7F7F7F"/>
-                        <w:sz w:val="2"/>
-                        <w:szCs w:val="20"/>
-                        <w:lang w:val="en-US"/>
-                        <w14:textOutline w14:w="0" w14:cap="flat" w14:cmpd="sng" w14:algn="ctr">
-                          <w14:noFill/>
-                          <w14:prstDash w14:val="solid"/>
-                          <w14:round/>
-                        </w14:textOutline>
-                      </w:rPr>
-                      <w:t>convention.display_not_validated_status</w:t>
-                    </w:r>
-                    <w:proofErr w:type="spellEnd"/>
-                    <w:r>
-                      <w:rPr>
-                        <w:color w:val="7F7F7F"/>
-                        <w:sz w:val="2"/>
-                        <w:szCs w:val="20"/>
-                        <w:lang w:val="en-US"/>
-                        <w14:textOutline w14:w="0" w14:cap="flat" w14:cmpd="sng" w14:algn="ctr">
-                          <w14:noFill/>
-                          <w14:prstDash w14:val="solid"/>
-                          <w14:round/>
-                        </w14:textOutline>
-                      </w:rPr>
-                      <w:t>() }}</w:t>
+                      <w:t>{{ convention.display_not_validated_status() }}</w:t>
                     </w:r>
                   </w:p>
                 </w:txbxContent>
@@ -15633,37 +11274,7 @@
                                 <w14:round/>
                               </w14:textOutline>
                             </w:rPr>
-                            <w:t xml:space="preserve">{{ </w:t>
-                          </w:r>
-                          <w:proofErr w:type="spellStart"/>
-                          <w:r>
-                            <w:rPr>
-                              <w:color w:val="7F7F7F"/>
-                              <w:sz w:val="2"/>
-                              <w:szCs w:val="20"/>
-                              <w:lang w:val="en-US"/>
-                              <w14:textOutline w14:w="0" w14:cap="flat" w14:cmpd="sng" w14:algn="ctr">
-                                <w14:noFill/>
-                                <w14:prstDash w14:val="solid"/>
-                                <w14:round/>
-                              </w14:textOutline>
-                            </w:rPr>
-                            <w:t>convention.display_not_validated_status</w:t>
-                          </w:r>
-                          <w:proofErr w:type="spellEnd"/>
-                          <w:r>
-                            <w:rPr>
-                              <w:color w:val="7F7F7F"/>
-                              <w:sz w:val="2"/>
-                              <w:szCs w:val="20"/>
-                              <w:lang w:val="en-US"/>
-                              <w14:textOutline w14:w="0" w14:cap="flat" w14:cmpd="sng" w14:algn="ctr">
-                                <w14:noFill/>
-                                <w14:prstDash w14:val="solid"/>
-                                <w14:round/>
-                              </w14:textOutline>
-                            </w:rPr>
-                            <w:t>() }}</w:t>
+                            <w:t>{{ convention.display_not_validated_status() }}</w:t>
                           </w:r>
                         </w:p>
                       </w:txbxContent>
@@ -15710,37 +11321,7 @@
                           <w14:round/>
                         </w14:textOutline>
                       </w:rPr>
-                      <w:t xml:space="preserve">{{ </w:t>
-                    </w:r>
-                    <w:proofErr w:type="spellStart"/>
-                    <w:r>
-                      <w:rPr>
-                        <w:color w:val="7F7F7F"/>
-                        <w:sz w:val="2"/>
-                        <w:szCs w:val="20"/>
-                        <w:lang w:val="en-US"/>
-                        <w14:textOutline w14:w="0" w14:cap="flat" w14:cmpd="sng" w14:algn="ctr">
-                          <w14:noFill/>
-                          <w14:prstDash w14:val="solid"/>
-                          <w14:round/>
-                        </w14:textOutline>
-                      </w:rPr>
-                      <w:t>convention.display_not_validated_status</w:t>
-                    </w:r>
-                    <w:proofErr w:type="spellEnd"/>
-                    <w:r>
-                      <w:rPr>
-                        <w:color w:val="7F7F7F"/>
-                        <w:sz w:val="2"/>
-                        <w:szCs w:val="20"/>
-                        <w:lang w:val="en-US"/>
-                        <w14:textOutline w14:w="0" w14:cap="flat" w14:cmpd="sng" w14:algn="ctr">
-                          <w14:noFill/>
-                          <w14:prstDash w14:val="solid"/>
-                          <w14:round/>
-                        </w14:textOutline>
-                      </w:rPr>
-                      <w:t>() }}</w:t>
+                      <w:t>{{ convention.display_not_validated_status() }}</w:t>
                     </w:r>
                   </w:p>
                 </w:txbxContent>
@@ -16959,7 +12540,6 @@
   <w:style w:type="character" w:default="1" w:styleId="Policepardfaut">
     <w:name w:val="Default Paragraph Font"/>
     <w:uiPriority w:val="1"/>
-    <w:semiHidden/>
     <w:unhideWhenUsed/>
   </w:style>
   <w:style w:type="table" w:default="1" w:styleId="TableauNormal">

--- a/documents/Foyer-template.docx
+++ b/documents/Foyer-template.docx
@@ -175,11 +175,7 @@
         <w:t>1</w:t>
       </w:r>
       <w:r>
-        <w:t xml:space="preserve">], représenté (e) {%  if convention.signataire_nom %} {{ convention.signataire_nom }}, {{ convention.signataire_fonction }}{% else %} {{ bailleur.signataire_nom }}, {{ bailleur.signataire_fonction }}{% endif %} agissant en </w:t>
-      </w:r>
-      <w:r>
-        <w:lastRenderedPageBreak/>
-        <w:t xml:space="preserve">vertu de la délibération du Conseil d’Administration en date du {%  if convention.signataire_date_deliberation %}{{ convention.signataire_date_deliberation|d }}{% else %}{{ bailleur.signataire_date_deliberation|d }}{% endif %}, inscrit sous le numéro </w:t>
+        <w:t xml:space="preserve">], représenté (e) {%  if convention.signataire_nom %} {{ convention.signataire_nom }}, {{ convention.signataire_fonction }}{% else %} {{ bailleur.signataire_nom }}, {{ bailleur.signataire_fonction }}{% endif %} agissant en vertu de la délibération du Conseil d’Administration en date du {%  if convention.signataire_date_deliberation %}{{ convention.signataire_date_deliberation|d }}{% else %}{{ bailleur.signataire_date_deliberation|d }}{% endif %}, inscrit sous le numéro </w:t>
       </w:r>
       <w:bookmarkStart w:id="0" w:name="Siret1"/>
       <w:bookmarkEnd w:id="0"/>
@@ -216,7 +212,14 @@
         <w:rPr>
           <w:rFonts w:eastAsia="Arial Unicode MS"/>
         </w:rPr>
-        <w:t>{{ convention.gestionnaire|default_str_if_none|upper }} [Organisme agréé gestionnaire du logement-foyer, sauf dans le cas où le propriétaire est gestionnaire direct] représenté (e) par {{ convention.gestionnaire_signataire_nom|default_str_if_none }}, {{ convention.gestionnaire_signataire_fonction|default_str_if_none }} agissant en vertu de la délibération du Conseil d’Administration en date du {{ convention.gestionnaire_signataire_date_deliberation|dd }}, {{ convention.</w:t>
+        <w:t xml:space="preserve">{{ convention.gestionnaire|default_str_if_none|upper }} [Organisme agréé gestionnaire du logement-foyer, sauf dans le cas où le propriétaire est gestionnaire direct] représenté (e) par {{ convention.gestionnaire_signataire_nom|default_str_if_none }}, {{ convention.gestionnaire_signataire_fonction|default_str_if_none }} agissant en vertu de la délibération du Conseil d’Administration en date du {{ </w:t>
+      </w:r>
+      <w:r>
+        <w:rPr>
+          <w:rFonts w:eastAsia="Arial Unicode MS"/>
+        </w:rPr>
+        <w:lastRenderedPageBreak/>
+        <w:t>convention.gestionnaire_signataire_date_deliberation|dd }}, {{ convention.</w:t>
       </w:r>
       <w:r>
         <w:t xml:space="preserve"> </w:t>
@@ -3954,6 +3957,7 @@
         <w:rPr>
           <w:i/>
           <w:iCs/>
+          <w:color w:val="000000"/>
         </w:rPr>
       </w:pPr>
       <w:r>
@@ -3962,53 +3966,42 @@
           <w:iCs/>
           <w:color w:val="000000"/>
         </w:rPr>
-        <w:t>Publication</w:t>
-      </w:r>
-    </w:p>
-    <w:p>
-      <w:pPr>
-        <w:jc w:val="both"/>
-      </w:pPr>
-    </w:p>
-    <w:p>
-      <w:pPr>
-        <w:jc w:val="both"/>
-      </w:pPr>
-      <w:r>
-        <w:rPr>
-          <w:color w:val="000000"/>
-        </w:rPr>
-        <w:t>La publication de la convention, de sa résiliation et de ses éventuels avenants au fichier immobilier ou leur inscription au livre foncier incombe au préfet ou, lorsqu'un établissement public de coopération intercommunale, un département, la métropole de Lyon, la métropole du Grand Paris, la métropole d’Aix-Marseille-Provence, une métropole ou la collectivité de Corse a signé une convention mentionnée au II de l’article L. 301-5-1 ou à l’article L. 301-5-2 du code de la construction et de l'habitation, ou à l’article L. 3641-5, au VI de l’article L. 5219-1, au II de l’article L. 5218-2 ou au II de l’article L. 5217-2 du code général des collectivités territoriales, au président de l'établissement public de coopération intercommunale, du conseil départemental, de la métropole de Lyon, de la métropole du Grand Paris, de la métropole d’Aix-Marseille-Provence, de la métropole ou du conseil exécutif de Corse. Les frais de publication sont à la charge du propriétaire.</w:t>
-      </w:r>
-    </w:p>
-    <w:p>
-      <w:pPr>
-        <w:jc w:val="both"/>
-      </w:pPr>
-    </w:p>
-    <w:p>
-      <w:pPr>
-        <w:jc w:val="both"/>
-      </w:pPr>
-      <w:r>
-        <w:rPr>
-          <w:color w:val="000000"/>
-        </w:rPr>
-        <w:t>Le préfet, ou, lorsqu'un établissement public de coopération intercommunale, un département, la métropole de Lyon, la métropole du Grand Paris, la métropole d’Aix-</w:t>
-      </w:r>
-      <w:r>
-        <w:rPr>
-          <w:color w:val="000000"/>
-        </w:rPr>
-        <w:lastRenderedPageBreak/>
-        <w:t>Marseille-Provence, une métropole ou la collectivité de Corse a signé une convention mentionnée au II de l’article L. 301</w:t>
+        <w:t>Information des organismes chargés de la liquidation et du paiement de l’aide personnalisée au logement</w:t>
+      </w:r>
+    </w:p>
+    <w:p>
+      <w:pPr>
+        <w:jc w:val="both"/>
+      </w:pPr>
+    </w:p>
+    <w:p>
+      <w:pPr>
+        <w:jc w:val="both"/>
+      </w:pPr>
+      <w:r>
+        <w:rPr>
+          <w:color w:val="000000"/>
+        </w:rPr>
+        <w:t>Le préfet, ou, lorsqu'un établissement public de coopération intercommunale, un département, la métropole de Lyon, la métropole du Grand Paris, la métropole d’Aix-Marseille-Provence, une métropole ou la collectivité de Corse a signé une convention mentionnée au II de l’article L. 301</w:t>
       </w:r>
       <w:r>
         <w:rPr>
           <w:color w:val="000000"/>
         </w:rPr>
         <w:noBreakHyphen/>
-        <w:t>5-1 ou à l’article L. 301-5-2 du code de la construction et de l'habitation, ou à l’article L. 3641-5, au VI de l’article L. 5219-1, au II de l’article L. 5218-2 ou au II de l’article L. 5217-2 du code général des collectivités territoriales, le président de l'établissement public de coopération intercommunale, du conseil départemental, de la métropole de Lyon, de la métropole du Grand Paris, de la métropole d’Aix-Marseille-Provence, de la métropole ou du conseil exécutif de Corse, transmet aux organismes chargés de la liquidation et du paiement de l'aide personnalisée au logement une copie de la présente convention, de ses avenants éventuels ainsi que l'état prouvant qu'elle (ou ils) a (ont) bien fait l'objet d'une publication au fichier immobilier (ou d'une inscription au livre foncier).{% endif %}</w:t>
+        <w:t>5-1 ou à l’article L. 301-5-2 du code de la construction et de l'habitation, ou à l’article L. 3641-5, au VI de l’article L. 5219-1, au II de l’article L. 5218-2 ou au II de l’article L. 5217-2 du code général des collectivités territoriales, le président de l'établissement public de coopération intercommunale, du conseil départemental, de la métropole de Lyon, de la métropole du Grand Paris, de la métropole d’Aix-Marseille-Provence, de la métropole ou du conseil exécutif de Corse, transmet aux organismes chargés de la liquidation et du paiement de l'aide personnalisée au logement une copie de la présente convention</w:t>
+      </w:r>
+      <w:r>
+        <w:rPr>
+          <w:color w:val="000000"/>
+        </w:rPr>
+        <w:t xml:space="preserve"> et de ses avenants éventuels</w:t>
+      </w:r>
+      <w:r>
+        <w:rPr>
+          <w:color w:val="000000"/>
+        </w:rPr>
+        <w:t>.{% endif %}</w:t>
       </w:r>
     </w:p>
     <w:p>
@@ -10240,493 +10233,6 @@
 
 <file path=word/header3.xml><?xml version="1.0" encoding="utf-8"?>
 <w:hdr xmlns:wpc="http://schemas.microsoft.com/office/word/2010/wordprocessingCanvas" xmlns:cx="http://schemas.microsoft.com/office/drawing/2014/chartex" xmlns:cx1="http://schemas.microsoft.com/office/drawing/2015/9/8/chartex" xmlns:cx2="http://schemas.microsoft.com/office/drawing/2015/10/21/chartex" xmlns:cx3="http://schemas.microsoft.com/office/drawing/2016/5/9/chartex" xmlns:cx4="http://schemas.microsoft.com/office/drawing/2016/5/10/chartex" xmlns:cx5="http://schemas.microsoft.com/office/drawing/2016/5/11/chartex" xmlns:cx6="http://schemas.microsoft.com/office/drawing/2016/5/12/chartex" xmlns:cx7="http://schemas.microsoft.com/office/drawing/2016/5/13/chartex" xmlns:cx8="http://schemas.microsoft.com/office/drawing/2016/5/14/chartex" xmlns:mc="http://schemas.openxmlformats.org/markup-compatibility/2006" xmlns:aink="http://schemas.microsoft.com/office/drawing/2016/ink" xmlns:am3d="http://schemas.microsoft.com/office/drawing/2017/model3d" xmlns:o="urn:schemas-microsoft-com:office:office" xmlns:oel="http://schemas.microsoft.com/office/2019/extlst" xmlns:r="http://schemas.openxmlformats.org/officeDocument/2006/relationships" xmlns:m="http://schemas.openxmlformats.org/officeDocument/2006/math" xmlns:v="urn:schemas-microsoft-com:vml" xmlns:wp14="http://schemas.microsoft.com/office/word/2010/wordprocessingDrawing" xmlns:wp="http://schemas.openxmlformats.org/drawingml/2006/wordprocessingDrawing" xmlns:w10="urn:schemas-microsoft-com:office:word" xmlns:w="http://schemas.openxmlformats.org/wordprocessingml/2006/main" xmlns:w14="http://schemas.microsoft.com/office/word/2010/wordml" xmlns:w15="http://schemas.microsoft.com/office/word/2012/wordml" xmlns:w16cex="http://schemas.microsoft.com/office/word/2018/wordml/cex" xmlns:w16cid="http://schemas.microsoft.com/office/word/2016/wordml/cid" xmlns:w16="http://schemas.microsoft.com/office/word/2018/wordml" xmlns:w16du="http://schemas.microsoft.com/office/word/2023/wordml/word16du" xmlns:w16sdtdh="http://schemas.microsoft.com/office/word/2020/wordml/sdtdatahash" xmlns:w16sdtfl="http://schemas.microsoft.com/office/word/2024/wordml/sdtformatlock" xmlns:w16se="http://schemas.microsoft.com/office/word/2015/wordml/symex" xmlns:wpg="http://schemas.microsoft.com/office/word/2010/wordprocessingGroup" xmlns:wpi="http://schemas.microsoft.com/office/word/2010/wordprocessingInk" xmlns:wne="http://schemas.microsoft.com/office/word/2006/wordml" xmlns:wps="http://schemas.microsoft.com/office/word/2010/wordprocessingShape" mc:Ignorable="w14 w15 w16se w16cid w16 w16cex w16sdtdh w16sdtfl w16du wp14">
-  <w:tbl>
-    <w:tblPr>
-      <w:tblStyle w:val="Grilledutableau"/>
-      <w:tblW w:w="8460" w:type="dxa"/>
-      <w:jc w:val="center"/>
-      <w:tblLayout w:type="fixed"/>
-      <w:tblLook w:val="04A0" w:firstRow="1" w:lastRow="0" w:firstColumn="1" w:lastColumn="0" w:noHBand="0" w:noVBand="1"/>
-    </w:tblPr>
-    <w:tblGrid>
-      <w:gridCol w:w="2937"/>
-      <w:gridCol w:w="2083"/>
-      <w:gridCol w:w="3440"/>
-    </w:tblGrid>
-    <w:tr>
-      <w:trPr>
-        <w:jc w:val="center"/>
-      </w:trPr>
-      <w:tc>
-        <w:tcPr>
-          <w:tcW w:w="8460" w:type="dxa"/>
-          <w:gridSpan w:val="3"/>
-          <w:tcBorders>
-            <w:top w:val="nil"/>
-            <w:left w:val="nil"/>
-            <w:right w:val="nil"/>
-          </w:tcBorders>
-        </w:tcPr>
-        <w:p>
-          <w:pPr>
-            <w:rPr>
-              <w:sz w:val="12"/>
-              <w:szCs w:val="12"/>
-            </w:rPr>
-          </w:pPr>
-        </w:p>
-        <w:p>
-          <w:pPr>
-            <w:jc w:val="center"/>
-          </w:pPr>
-          <w:r>
-            <w:rPr>
-              <w:noProof/>
-            </w:rPr>
-            <mc:AlternateContent>
-              <mc:Choice Requires="wps">
-                <w:drawing>
-                  <wp:anchor distT="0" distB="0" distL="0" distR="0" simplePos="0" relativeHeight="251655680" behindDoc="1" locked="0" layoutInCell="1" allowOverlap="1" wp14:anchorId="1C70B8E9" wp14:editId="2B727346">
-                    <wp:simplePos x="0" y="0"/>
-                    <wp:positionH relativeFrom="column">
-                      <wp:posOffset>4092575</wp:posOffset>
-                    </wp:positionH>
-                    <wp:positionV relativeFrom="page">
-                      <wp:posOffset>184785</wp:posOffset>
-                    </wp:positionV>
-                    <wp:extent cx="798830" cy="306705"/>
-                    <wp:effectExtent l="0" t="0" r="0" b="0"/>
-                    <wp:wrapNone/>
-                    <wp:docPr id="7" name="Text Box 18"/>
-                    <wp:cNvGraphicFramePr/>
-                    <a:graphic xmlns:a="http://schemas.openxmlformats.org/drawingml/2006/main">
-                      <a:graphicData uri="http://schemas.microsoft.com/office/word/2010/wordprocessingShape">
-                        <wps:wsp>
-                          <wps:cNvSpPr/>
-                          <wps:spPr>
-                            <a:xfrm>
-                              <a:off x="0" y="0"/>
-                              <a:ext cx="798840" cy="306720"/>
-                            </a:xfrm>
-                            <a:prstGeom prst="rect">
-                              <a:avLst/>
-                            </a:prstGeom>
-                            <a:noFill/>
-                            <a:ln w="0">
-                              <a:noFill/>
-                            </a:ln>
-                          </wps:spPr>
-                          <wps:style>
-                            <a:lnRef idx="0">
-                              <a:scrgbClr r="0" g="0" b="0"/>
-                            </a:lnRef>
-                            <a:fillRef idx="0">
-                              <a:scrgbClr r="0" g="0" b="0"/>
-                            </a:fillRef>
-                            <a:effectRef idx="0">
-                              <a:scrgbClr r="0" g="0" b="0"/>
-                            </a:effectRef>
-                            <a:fontRef idx="minor"/>
-                          </wps:style>
-                          <wps:txbx>
-                            <w:txbxContent>
-                              <w:p>
-                                <w:pPr>
-                                  <w:pStyle w:val="Form12"/>
-                                  <w:jc w:val="center"/>
-                                  <w:rPr>
-                                    <w:color w:val="000000"/>
-                                  </w:rPr>
-                                </w:pPr>
-                                <w:r>
-                                  <w:rPr>
-                                    <w:color w:val="000000"/>
-                                    <w:sz w:val="20"/>
-                                  </w:rPr>
-                                  <w:t>N° 3265-SD</w:t>
-                                </w:r>
-                              </w:p>
-                              <w:p>
-                                <w:pPr>
-                                  <w:pStyle w:val="Form12"/>
-                                  <w:rPr>
-                                    <w:color w:val="000000"/>
-                                  </w:rPr>
-                                </w:pPr>
-                              </w:p>
-                            </w:txbxContent>
-                          </wps:txbx>
-                          <wps:bodyPr lIns="5760" tIns="5760" rIns="5760" bIns="5760" anchor="t" upright="1">
-                            <a:noAutofit/>
-                          </wps:bodyPr>
-                        </wps:wsp>
-                      </a:graphicData>
-                    </a:graphic>
-                  </wp:anchor>
-                </w:drawing>
-              </mc:Choice>
-              <mc:Fallback>
-                <w:pict>
-                  <v:rect w14:anchorId="1C70B8E9" id="Text Box 18" o:spid="_x0000_s1029" style="position:absolute;left:0;text-align:left;margin-left:322.25pt;margin-top:14.55pt;width:62.9pt;height:24.15pt;z-index:-251660800;visibility:visible;mso-wrap-style:square;mso-wrap-distance-left:0;mso-wrap-distance-top:0;mso-wrap-distance-right:0;mso-wrap-distance-bottom:0;mso-position-horizontal:absolute;mso-position-horizontal-relative:text;mso-position-vertical:absolute;mso-position-vertical-relative:page;v-text-anchor:top" o:gfxdata="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" filled="f" stroked="f" strokeweight="0">
-                    <v:textbox inset=".16mm,.16mm,.16mm,.16mm">
-                      <w:txbxContent>
-                        <w:p>
-                          <w:pPr>
-                            <w:pStyle w:val="Form12"/>
-                            <w:jc w:val="center"/>
-                            <w:rPr>
-                              <w:color w:val="000000"/>
-                            </w:rPr>
-                          </w:pPr>
-                          <w:r>
-                            <w:rPr>
-                              <w:color w:val="000000"/>
-                              <w:sz w:val="20"/>
-                            </w:rPr>
-                            <w:t>N° 3265-SD</w:t>
-                          </w:r>
-                        </w:p>
-                        <w:p>
-                          <w:pPr>
-                            <w:pStyle w:val="Form12"/>
-                            <w:rPr>
-                              <w:color w:val="000000"/>
-                            </w:rPr>
-                          </w:pPr>
-                        </w:p>
-                      </w:txbxContent>
-                    </v:textbox>
-                    <w10:wrap anchory="page"/>
-                  </v:rect>
-                </w:pict>
-              </mc:Fallback>
-            </mc:AlternateContent>
-          </w:r>
-          <w:r>
-            <w:rPr>
-              <w:noProof/>
-            </w:rPr>
-            <w:drawing>
-              <wp:inline distT="0" distB="0" distL="0" distR="0" wp14:anchorId="60BD19D9" wp14:editId="0744DB86">
-                <wp:extent cx="694690" cy="367030"/>
-                <wp:effectExtent l="0" t="0" r="0" b="0"/>
-                <wp:docPr id="117643230" name="Graphique 1" descr="Logo République française&#10;Marianne dans le drapeau avec devise liberté - égalité - fraternité "/>
-                <wp:cNvGraphicFramePr>
-                  <a:graphicFrameLocks xmlns:a="http://schemas.openxmlformats.org/drawingml/2006/main" noChangeAspect="1"/>
-                </wp:cNvGraphicFramePr>
-                <a:graphic xmlns:a="http://schemas.openxmlformats.org/drawingml/2006/main">
-                  <a:graphicData uri="http://schemas.openxmlformats.org/drawingml/2006/picture">
-                    <pic:pic xmlns:pic="http://schemas.openxmlformats.org/drawingml/2006/picture">
-                      <pic:nvPicPr>
-                        <pic:cNvPr id="8" name="Graphique 1" descr="Logo République française&#10;Marianne dans le drapeau avec devise liberté - égalité - fraternité "/>
-                        <pic:cNvPicPr>
-                          <a:picLocks noChangeAspect="1" noChangeArrowheads="1"/>
-                        </pic:cNvPicPr>
-                      </pic:nvPicPr>
-                      <pic:blipFill>
-                        <a:blip r:embed="rId1">
-                          <a:extLst>
-                            <a:ext uri="{96DAC541-7B7A-43D3-8B79-37D633B846F1}">
-                              <asvg:svgBlip xmlns:asvg="http://schemas.microsoft.com/office/drawing/2016/SVG/main" r:embed="rId2"/>
-                            </a:ext>
-                          </a:extLst>
-                        </a:blip>
-                        <a:stretch>
-                          <a:fillRect/>
-                        </a:stretch>
-                      </pic:blipFill>
-                      <pic:spPr bwMode="auto">
-                        <a:xfrm>
-                          <a:off x="0" y="0"/>
-                          <a:ext cx="694690" cy="367030"/>
-                        </a:xfrm>
-                        <a:prstGeom prst="rect">
-                          <a:avLst/>
-                        </a:prstGeom>
-                      </pic:spPr>
-                    </pic:pic>
-                  </a:graphicData>
-                </a:graphic>
-              </wp:inline>
-            </w:drawing>
-          </w:r>
-        </w:p>
-        <w:p>
-          <w:pPr>
-            <w:pStyle w:val="Form16"/>
-          </w:pPr>
-          <w:r>
-            <w:t>Formule de publication</w:t>
-          </w:r>
-        </w:p>
-        <w:p>
-          <w:pPr>
-            <w:pStyle w:val="Form9"/>
-          </w:pPr>
-          <w:r>
-            <w:t>(pour l'établissement d'expéditions, copies, extraits d'actes ou décisions judiciaires à publier)</w:t>
-          </w:r>
-        </w:p>
-        <w:p/>
-      </w:tc>
-    </w:tr>
-    <w:tr>
-      <w:trPr>
-        <w:jc w:val="center"/>
-      </w:trPr>
-      <w:tc>
-        <w:tcPr>
-          <w:tcW w:w="2937" w:type="dxa"/>
-          <w:tcBorders>
-            <w:left w:val="nil"/>
-          </w:tcBorders>
-        </w:tcPr>
-        <w:p>
-          <w:pPr>
-            <w:jc w:val="center"/>
-            <w:rPr>
-              <w:sz w:val="4"/>
-            </w:rPr>
-          </w:pPr>
-        </w:p>
-        <w:p>
-          <w:pPr>
-            <w:pStyle w:val="Form10C"/>
-            <w:rPr>
-              <w:sz w:val="4"/>
-            </w:rPr>
-          </w:pPr>
-        </w:p>
-        <w:p>
-          <w:pPr>
-            <w:jc w:val="center"/>
-          </w:pPr>
-          <w:r>
-            <w:rPr>
-              <w:sz w:val="20"/>
-              <w:lang w:eastAsia="fr-FR"/>
-            </w:rPr>
-            <w:t>SERVICE</w:t>
-          </w:r>
-        </w:p>
-        <w:p>
-          <w:pPr>
-            <w:jc w:val="center"/>
-          </w:pPr>
-          <w:r>
-            <w:rPr>
-              <w:sz w:val="20"/>
-              <w:lang w:eastAsia="fr-FR"/>
-            </w:rPr>
-            <w:t>DE</w:t>
-          </w:r>
-        </w:p>
-        <w:p>
-          <w:pPr>
-            <w:pStyle w:val="Form10C"/>
-          </w:pPr>
-          <w:r>
-            <w:rPr>
-              <w:lang w:eastAsia="fr-FR"/>
-            </w:rPr>
-            <w:t>LA PUBLICITE FONCIERE</w:t>
-          </w:r>
-        </w:p>
-        <w:p/>
-      </w:tc>
-      <w:tc>
-        <w:tcPr>
-          <w:tcW w:w="2083" w:type="dxa"/>
-        </w:tcPr>
-        <w:p>
-          <w:pPr>
-            <w:pStyle w:val="Form10C"/>
-            <w:rPr>
-              <w:sz w:val="4"/>
-              <w:szCs w:val="4"/>
-            </w:rPr>
-          </w:pPr>
-        </w:p>
-        <w:p>
-          <w:pPr>
-            <w:pStyle w:val="Form10C"/>
-          </w:pPr>
-          <w:r>
-            <w:t>DÉPÔT</w:t>
-          </w:r>
-        </w:p>
-        <w:p/>
-      </w:tc>
-      <w:tc>
-        <w:tcPr>
-          <w:tcW w:w="3440" w:type="dxa"/>
-          <w:tcBorders>
-            <w:right w:val="nil"/>
-          </w:tcBorders>
-        </w:tcPr>
-        <w:p>
-          <w:pPr>
-            <w:rPr>
-              <w:sz w:val="4"/>
-              <w:szCs w:val="4"/>
-            </w:rPr>
-          </w:pPr>
-        </w:p>
-        <w:p>
-          <w:pPr>
-            <w:rPr>
-              <w:sz w:val="20"/>
-              <w:szCs w:val="20"/>
-            </w:rPr>
-          </w:pPr>
-          <w:r>
-            <w:rPr>
-              <w:sz w:val="20"/>
-              <w:szCs w:val="20"/>
-            </w:rPr>
-            <w:t>DATE</w:t>
-          </w:r>
-        </w:p>
-        <w:p>
-          <w:pPr>
-            <w:rPr>
-              <w:sz w:val="20"/>
-              <w:szCs w:val="20"/>
-            </w:rPr>
-          </w:pPr>
-        </w:p>
-        <w:p>
-          <w:pPr>
-            <w:rPr>
-              <w:sz w:val="20"/>
-              <w:szCs w:val="20"/>
-            </w:rPr>
-          </w:pPr>
-        </w:p>
-        <w:p>
-          <w:pPr>
-            <w:rPr>
-              <w:sz w:val="20"/>
-              <w:szCs w:val="20"/>
-            </w:rPr>
-          </w:pPr>
-          <w:r>
-            <w:rPr>
-              <w:sz w:val="20"/>
-              <w:szCs w:val="20"/>
-            </w:rPr>
-            <w:t>VOL                      N°</w:t>
-          </w:r>
-        </w:p>
-      </w:tc>
-    </w:tr>
-    <w:tr>
-      <w:trPr>
-        <w:jc w:val="center"/>
-      </w:trPr>
-      <w:tc>
-        <w:tcPr>
-          <w:tcW w:w="2937" w:type="dxa"/>
-          <w:tcBorders>
-            <w:left w:val="nil"/>
-          </w:tcBorders>
-        </w:tcPr>
-        <w:p/>
-      </w:tc>
-      <w:tc>
-        <w:tcPr>
-          <w:tcW w:w="5523" w:type="dxa"/>
-          <w:gridSpan w:val="2"/>
-          <w:tcBorders>
-            <w:right w:val="nil"/>
-          </w:tcBorders>
-        </w:tcPr>
-        <w:p>
-          <w:pPr>
-            <w:rPr>
-              <w:sz w:val="10"/>
-            </w:rPr>
-          </w:pPr>
-        </w:p>
-        <w:p>
-          <w:pPr>
-            <w:pStyle w:val="Form10J"/>
-          </w:pPr>
-          <w:r>
-            <w:rPr>
-              <w:rFonts w:eastAsia="Times New Roman"/>
-            </w:rPr>
-            <w:t xml:space="preserve"> </w:t>
-          </w:r>
-          <w:r>
-            <w:t>TAXES:</w:t>
-          </w:r>
-        </w:p>
-        <w:p>
-          <w:pPr>
-            <w:pStyle w:val="Form10J"/>
-          </w:pPr>
-        </w:p>
-        <w:p>
-          <w:pPr>
-            <w:pStyle w:val="Form10J"/>
-            <w:rPr>
-              <w:sz w:val="22"/>
-            </w:rPr>
-          </w:pPr>
-        </w:p>
-        <w:p>
-          <w:pPr>
-            <w:pStyle w:val="Form10J"/>
-          </w:pPr>
-          <w:r>
-            <w:t>CSI:</w:t>
-          </w:r>
-        </w:p>
-        <w:p>
-          <w:pPr>
-            <w:pStyle w:val="Form10J"/>
-          </w:pPr>
-        </w:p>
-        <w:p>
-          <w:pPr>
-            <w:pStyle w:val="Form10J"/>
-          </w:pPr>
-        </w:p>
-        <w:p>
-          <w:pPr>
-            <w:pStyle w:val="Form10J"/>
-            <w:rPr>
-              <w:sz w:val="2"/>
-            </w:rPr>
-          </w:pPr>
-        </w:p>
-        <w:p>
-          <w:pPr>
-            <w:pStyle w:val="Form10J"/>
-            <w:rPr>
-              <w:sz w:val="2"/>
-            </w:rPr>
-          </w:pPr>
-        </w:p>
-        <w:p>
-          <w:pPr>
-            <w:pStyle w:val="Form10J"/>
-          </w:pPr>
-          <w:r>
-            <w:rPr>
-              <w:rFonts w:eastAsia="Times New Roman"/>
-            </w:rPr>
-            <w:t xml:space="preserve">                                                         </w:t>
-          </w:r>
-          <w:r>
-            <w:t>TOTAL</w:t>
-          </w:r>
-        </w:p>
-        <w:p/>
-      </w:tc>
-    </w:tr>
-  </w:tbl>
   <w:p>
     <w:pPr>
       <w:pStyle w:val="En-tte"/>
@@ -10927,9 +10433,9 @@
         </mc:Choice>
         <mc:Fallback>
           <w:pict>
-            <v:group w14:anchorId="0DF62556" id="Group 14" o:spid="_x0000_s1030" alt="Numéro de page 1" style="position:absolute;left:0;text-align:left;margin-left:542.4pt;margin-top:15.2pt;width:21.4pt;height:20pt;z-index:-251659776;mso-wrap-distance-left:0;mso-wrap-distance-right:0;mso-position-horizontal-relative:page;mso-position-vertical-relative:page" coordsize="271800,254160" o:gfxdata="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" o:allowincell="f">
-              <v:roundrect id="AutoShape 15" o:spid="_x0000_s1031" style="position:absolute;left:4320;top:6480;width:267480;height:247680;visibility:visible;mso-wrap-style:square;v-text-anchor:top" arcsize="10923f" o:gfxdata="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" filled="f" stroked="f" strokeweight="0"/>
-              <v:rect id="Text Box 16" o:spid="_x0000_s1032" style="position:absolute;width:267480;height:247680;visibility:visible;mso-wrap-style:square;v-text-anchor:middle" o:gfxdata="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" filled="f" stroked="f" strokeweight="0">
+            <v:group w14:anchorId="0DF62556" id="Group 14" o:spid="_x0000_s1029" alt="Numéro de page 1" style="position:absolute;left:0;text-align:left;margin-left:542.4pt;margin-top:15.2pt;width:21.4pt;height:20pt;z-index:-251659776;mso-wrap-distance-left:0;mso-wrap-distance-right:0;mso-position-horizontal-relative:page;mso-position-vertical-relative:page" coordsize="271800,254160" o:gfxdata="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" o:allowincell="f">
+              <v:roundrect id="AutoShape 15" o:spid="_x0000_s1030" style="position:absolute;left:4320;top:6480;width:267480;height:247680;visibility:visible;mso-wrap-style:square;v-text-anchor:top" arcsize="10923f" o:gfxdata="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" filled="f" stroked="f" strokeweight="0"/>
+              <v:rect id="Text Box 16" o:spid="_x0000_s1031" style="position:absolute;width:267480;height:247680;visibility:visible;mso-wrap-style:square;v-text-anchor:middle" o:gfxdata="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" filled="f" stroked="f" strokeweight="0">
                 <v:textbox inset=".35mm,.35mm,.35mm,.35mm">
                   <w:txbxContent>
                     <w:p>
@@ -11048,10 +10554,10 @@
                                         </pic:cNvPicPr>
                                       </pic:nvPicPr>
                                       <pic:blipFill>
-                                        <a:blip r:embed="rId3">
+                                        <a:blip r:embed="rId1">
                                           <a:extLst>
                                             <a:ext uri="{96DAC541-7B7A-43D3-8B79-37D633B846F1}">
-                                              <asvg:svgBlip xmlns:asvg="http://schemas.microsoft.com/office/drawing/2016/SVG/main" r:embed="rId4"/>
+                                              <asvg:svgBlip xmlns:asvg="http://schemas.microsoft.com/office/drawing/2016/SVG/main" r:embed="rId2"/>
                                             </a:ext>
                                           </a:extLst>
                                         </a:blip>
@@ -11115,7 +10621,7 @@
         </mc:Choice>
         <mc:Fallback>
           <w:pict>
-            <v:rect w14:anchorId="0D3A2DC4" id="Text Box 17" o:spid="_x0000_s1033" style="position:absolute;left:0;text-align:left;margin-left:37.35pt;margin-top:21.15pt;width:78.5pt;height:49.7pt;z-index:-251658752;visibility:visible;mso-wrap-style:square;mso-wrap-distance-left:0;mso-wrap-distance-top:0;mso-wrap-distance-right:0;mso-wrap-distance-bottom:0;mso-position-horizontal:absolute;mso-position-horizontal-relative:page;mso-position-vertical:absolute;mso-position-vertical-relative:page;v-text-anchor:top" o:gfxdata="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" o:allowincell="f" filled="f" stroked="f" strokeweight="0">
+            <v:rect w14:anchorId="0D3A2DC4" id="Text Box 17" o:spid="_x0000_s1032" style="position:absolute;left:0;text-align:left;margin-left:37.35pt;margin-top:21.15pt;width:78.5pt;height:49.7pt;z-index:-251658752;visibility:visible;mso-wrap-style:square;mso-wrap-distance-left:0;mso-wrap-distance-top:0;mso-wrap-distance-right:0;mso-wrap-distance-bottom:0;mso-position-horizontal:absolute;mso-position-horizontal-relative:page;mso-position-vertical:absolute;mso-position-vertical-relative:page;v-text-anchor:top" o:gfxdata="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" o:allowincell="f" filled="f" stroked="f" strokeweight="0">
               <v:textbox inset=".16mm,.16mm,.16mm,.16mm">
                 <w:txbxContent>
                   <w:p>
@@ -11158,10 +10664,10 @@
                                   </pic:cNvPicPr>
                                 </pic:nvPicPr>
                                 <pic:blipFill>
-                                  <a:blip r:embed="rId3">
+                                  <a:blip r:embed="rId1">
                                     <a:extLst>
                                       <a:ext uri="{96DAC541-7B7A-43D3-8B79-37D633B846F1}">
-                                        <asvg:svgBlip xmlns:asvg="http://schemas.microsoft.com/office/drawing/2016/SVG/main" r:embed="rId4"/>
+                                        <asvg:svgBlip xmlns:asvg="http://schemas.microsoft.com/office/drawing/2016/SVG/main" r:embed="rId2"/>
                                       </a:ext>
                                     </a:extLst>
                                   </a:blip>
@@ -11299,7 +10805,7 @@
               <v:stroke joinstyle="miter"/>
               <v:path gradientshapeok="t" o:connecttype="rect"/>
             </v:shapetype>
-            <v:shape id="PowerPlusWaterMarkObject1357468906" o:spid="_x0000_s1034" type="#_x0000_t202" style="position:absolute;left:0;text-align:left;margin-left:0;margin-top:0;width:19.5pt;height:1.2pt;rotation:-45;z-index:-251655680;visibility:visible;mso-wrap-style:square;mso-wrap-distance-left:9pt;mso-wrap-distance-top:0;mso-wrap-distance-right:0;mso-wrap-distance-bottom:0;mso-position-horizontal:center;mso-position-horizontal-relative:margin;mso-position-vertical:center;mso-position-vertical-relative:margin;v-text-anchor:middle" o:gfxdata="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" o:allowincell="f" filled="f" stroked="f">
+            <v:shape id="PowerPlusWaterMarkObject1357468906" o:spid="_x0000_s1033" type="#_x0000_t202" style="position:absolute;left:0;text-align:left;margin-left:0;margin-top:0;width:19.5pt;height:1.2pt;rotation:-45;z-index:-251655680;visibility:visible;mso-wrap-style:square;mso-wrap-distance-left:9pt;mso-wrap-distance-top:0;mso-wrap-distance-right:0;mso-wrap-distance-bottom:0;mso-position-horizontal:center;mso-position-horizontal-relative:margin;mso-position-vertical:center;mso-position-vertical-relative:margin;v-text-anchor:middle" o:gfxdata="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" o:allowincell="f" filled="f" stroked="f">
               <v:textbox inset="0,0,0,0">
                 <w:txbxContent>
                   <w:p>
